--- a/template.docx
+++ b/template.docx
@@ -61,7 +61,7 @@
           <w:kern w:val="0"/>
           <w:szCs w:val="44"/>
         </w:rPr>
-        <w:t>&lt;&lt;</w:t>
+        <w:t>+++</w:t>
       </w:r>
       <w:r>
         <w:rPr>
@@ -77,7 +77,7 @@
           <w:kern w:val="0"/>
           <w:szCs w:val="44"/>
         </w:rPr>
-        <w:t>&gt;&gt;</w:t>
+        <w:t>+++</w:t>
       </w:r>
       <w:r>
         <w:rPr>
@@ -93,7 +93,7 @@
           <w:kern w:val="0"/>
           <w:szCs w:val="44"/>
         </w:rPr>
-        <w:t>&lt;&lt;</w:t>
+        <w:t>+++</w:t>
       </w:r>
       <w:r>
         <w:rPr>
@@ -109,7 +109,7 @@
           <w:kern w:val="0"/>
           <w:szCs w:val="44"/>
         </w:rPr>
-        <w:t>&gt;&gt;</w:t>
+        <w:t>+++</w:t>
       </w:r>
       <w:r>
         <w:rPr>
@@ -125,7 +125,7 @@
           <w:kern w:val="0"/>
           <w:szCs w:val="44"/>
         </w:rPr>
-        <w:t>&lt;&lt;</w:t>
+        <w:t>+++</w:t>
       </w:r>
       <w:r>
         <w:rPr>
@@ -141,7 +141,7 @@
           <w:kern w:val="0"/>
           <w:szCs w:val="44"/>
         </w:rPr>
-        <w:t>&gt;&gt;</w:t>
+        <w:t>+++</w:t>
       </w:r>
       <w:r>
         <w:rPr>
@@ -287,12 +287,12 @@
         <w:tblLook w:val="0000" w:firstRow="0" w:lastRow="0" w:firstColumn="0" w:lastColumn="0" w:noHBand="0" w:noVBand="0"/>
       </w:tblPr>
       <w:tblGrid>
-        <w:gridCol w:w="849"/>
-        <w:gridCol w:w="2092"/>
-        <w:gridCol w:w="1472"/>
-        <w:gridCol w:w="1134"/>
-        <w:gridCol w:w="1594"/>
-        <w:gridCol w:w="1698"/>
+        <w:gridCol w:w="618"/>
+        <w:gridCol w:w="2053"/>
+        <w:gridCol w:w="1583"/>
+        <w:gridCol w:w="1305"/>
+        <w:gridCol w:w="1640"/>
+        <w:gridCol w:w="1640"/>
       </w:tblGrid>
       <w:tr>
         <w:trPr>
@@ -387,47 +387,35 @@
           </w:tcPr>
           <w:p>
             <w:r>
-              <w:t>&lt;&lt;</w:t>
-            </w:r>
-            <w:proofErr w:type="gramStart"/>
+              <w:t>+++</w:t>
+            </w:r>
+            <w:r>
+              <w:t xml:space="preserve"> leaderName </w:t>
+            </w:r>
+            <w:r>
+              <w:t>+++</w:t>
+            </w:r>
+          </w:p>
+          <w:p>
+            <w:pPr>
+              <w:rPr>
+                <w:szCs w:val="21"/>
+              </w:rPr>
+            </w:pPr>
+            <w:r>
+              <w:rPr>
+                <w:rFonts w:hint="eastAsia"/>
+              </w:rPr>
+              <w:t>+++</w:t>
+            </w:r>
             <w:r>
               <w:t xml:space="preserve"> </w:t>
             </w:r>
-            <w:proofErr w:type="spellStart"/>
-            <w:r>
-              <w:t>leaderName</w:t>
-            </w:r>
-            <w:proofErr w:type="spellEnd"/>
-            <w:proofErr w:type="gramEnd"/>
-            <w:r>
-              <w:t xml:space="preserve"> </w:t>
-            </w:r>
-            <w:r>
-              <w:t>&gt;&gt;</w:t>
-            </w:r>
-          </w:p>
-          <w:p>
-            <w:pPr>
-              <w:rPr>
-                <w:szCs w:val="21"/>
-              </w:rPr>
-            </w:pPr>
-            <w:r>
-              <w:rPr>
-                <w:rFonts w:hint="eastAsia"/>
-              </w:rPr>
-              <w:t>&lt;&lt;</w:t>
-            </w:r>
-            <w:r>
-              <w:t xml:space="preserve"> </w:t>
-            </w:r>
-            <w:proofErr w:type="spellStart"/>
             <w:r>
               <w:t>leaderId</w:t>
             </w:r>
-            <w:proofErr w:type="spellEnd"/>
-            <w:r>
-              <w:t>&gt;&gt;</w:t>
+            <w:r>
+              <w:t>+++</w:t>
             </w:r>
           </w:p>
         </w:tc>
@@ -495,7 +483,7 @@
                 <w:rFonts w:hint="eastAsia"/>
                 <w:szCs w:val="21"/>
               </w:rPr>
-              <w:t>&lt;&lt;</w:t>
+              <w:t>+++</w:t>
             </w:r>
             <w:r>
               <w:rPr>
@@ -507,7 +495,7 @@
               <w:rPr>
                 <w:szCs w:val="21"/>
               </w:rPr>
-              <w:t>&gt;&gt;</w:t>
+              <w:t>+++</w:t>
             </w:r>
             <w:r>
               <w:rPr>
@@ -519,7 +507,7 @@
               <w:rPr>
                 <w:szCs w:val="21"/>
               </w:rPr>
-              <w:t>&lt;&lt;</w:t>
+              <w:t>+++</w:t>
             </w:r>
             <w:r>
               <w:rPr>
@@ -543,7 +531,7 @@
               <w:rPr>
                 <w:szCs w:val="21"/>
               </w:rPr>
-              <w:t>&gt;&gt;</w:t>
+              <w:t>+++</w:t>
             </w:r>
           </w:p>
         </w:tc>
@@ -607,7 +595,7 @@
                 <w:rFonts w:hint="eastAsia"/>
                 <w:szCs w:val="21"/>
               </w:rPr>
-              <w:t>&lt;&lt;</w:t>
+              <w:t>+++</w:t>
             </w:r>
             <w:r>
               <w:rPr>
@@ -631,7 +619,7 @@
               <w:rPr>
                 <w:szCs w:val="21"/>
               </w:rPr>
-              <w:t>&gt;&gt;</w:t>
+              <w:t>+++</w:t>
             </w:r>
           </w:p>
         </w:tc>
@@ -683,7 +671,7 @@
                 <w:rFonts w:hint="eastAsia"/>
                 <w:szCs w:val="21"/>
               </w:rPr>
-              <w:t>&lt;&lt;</w:t>
+              <w:t>+++</w:t>
             </w:r>
             <w:r>
               <w:rPr>
@@ -695,7 +683,7 @@
               <w:rPr>
                 <w:szCs w:val="21"/>
               </w:rPr>
-              <w:t>&gt;&gt;</w:t>
+              <w:t>+++</w:t>
             </w:r>
           </w:p>
         </w:tc>
@@ -759,7 +747,7 @@
                 <w:rFonts w:hint="eastAsia"/>
                 <w:szCs w:val="21"/>
               </w:rPr>
-              <w:t>&lt;&lt;</w:t>
+              <w:t>+++</w:t>
             </w:r>
             <w:r>
               <w:rPr>
@@ -767,19 +755,17 @@
               </w:rPr>
               <w:t xml:space="preserve"> </w:t>
             </w:r>
-            <w:proofErr w:type="spellStart"/>
             <w:r>
               <w:rPr>
                 <w:szCs w:val="21"/>
               </w:rPr>
               <w:t>projectName</w:t>
             </w:r>
-            <w:proofErr w:type="spellEnd"/>
-            <w:r>
-              <w:rPr>
-                <w:szCs w:val="21"/>
-              </w:rPr>
-              <w:t>&gt;&gt;</w:t>
+            <w:r>
+              <w:rPr>
+                <w:szCs w:val="21"/>
+              </w:rPr>
+              <w:t>+++</w:t>
             </w:r>
           </w:p>
         </w:tc>
@@ -831,7 +817,7 @@
                 <w:rFonts w:hint="eastAsia"/>
                 <w:szCs w:val="21"/>
               </w:rPr>
-              <w:t>&lt;&lt;</w:t>
+              <w:t>+++</w:t>
             </w:r>
             <w:r>
               <w:rPr>
@@ -839,19 +825,17 @@
               </w:rPr>
               <w:t xml:space="preserve"> </w:t>
             </w:r>
-            <w:proofErr w:type="spellStart"/>
             <w:r>
               <w:rPr>
                 <w:szCs w:val="21"/>
               </w:rPr>
               <w:t>projectSource</w:t>
             </w:r>
-            <w:proofErr w:type="spellEnd"/>
-            <w:r>
-              <w:rPr>
-                <w:szCs w:val="21"/>
-              </w:rPr>
-              <w:t>&gt;&gt;</w:t>
+            <w:r>
+              <w:rPr>
+                <w:szCs w:val="21"/>
+              </w:rPr>
+              <w:t>+++</w:t>
             </w:r>
           </w:p>
         </w:tc>
@@ -932,7 +916,7 @@
                 <w:szCs w:val="18"/>
                 <w:lang w:bidi="ar"/>
               </w:rPr>
-              <w:t>&lt;&lt;</w:t>
+              <w:t>+++</w:t>
             </w:r>
             <w:r>
               <w:rPr>
@@ -963,20 +947,19 @@
                 <w:szCs w:val="18"/>
                 <w:lang w:bidi="ar"/>
               </w:rPr>
-              <w:t xml:space="preserve">' if </w:t>
-            </w:r>
-            <w:proofErr w:type="spellStart"/>
-            <w:r>
-              <w:rPr>
+              <w:t>' if projectType == '</w:t>
+            </w:r>
+            <w:r>
+              <w:rPr>
+                <w:rFonts w:hint="eastAsia"/>
                 <w:color w:val="000000"/>
                 <w:kern w:val="0"/>
                 <w:sz w:val="18"/>
                 <w:szCs w:val="18"/>
                 <w:lang w:bidi="ar"/>
               </w:rPr>
-              <w:t>projectType</w:t>
-            </w:r>
-            <w:proofErr w:type="spellEnd"/>
+              <w:t>教学</w:t>
+            </w:r>
             <w:r>
               <w:rPr>
                 <w:color w:val="000000"/>
@@ -985,7 +968,7 @@
                 <w:szCs w:val="18"/>
                 <w:lang w:bidi="ar"/>
               </w:rPr>
-              <w:t xml:space="preserve"> == '</w:t>
+              <w:t>' else '</w:t>
             </w:r>
             <w:r>
               <w:rPr>
@@ -996,7 +979,7 @@
                 <w:szCs w:val="18"/>
                 <w:lang w:bidi="ar"/>
               </w:rPr>
-              <w:t>教学</w:t>
+              <w:t>□</w:t>
             </w:r>
             <w:r>
               <w:rPr>
@@ -1006,18 +989,17 @@
                 <w:szCs w:val="18"/>
                 <w:lang w:bidi="ar"/>
               </w:rPr>
-              <w:t>' else '</w:t>
-            </w:r>
-            <w:r>
-              <w:rPr>
-                <w:rFonts w:hint="eastAsia"/>
+              <w:t xml:space="preserve">' </w:t>
+            </w:r>
+            <w:r>
+              <w:rPr>
                 <w:color w:val="000000"/>
                 <w:kern w:val="0"/>
                 <w:sz w:val="18"/>
                 <w:szCs w:val="18"/>
                 <w:lang w:bidi="ar"/>
               </w:rPr>
-              <w:t>□</w:t>
+              <w:t>+++</w:t>
             </w:r>
             <w:r>
               <w:rPr>
@@ -1027,19 +1009,22 @@
                 <w:szCs w:val="18"/>
                 <w:lang w:bidi="ar"/>
               </w:rPr>
-              <w:t xml:space="preserve">' </w:t>
-            </w:r>
-            <w:r>
-              <w:rPr>
+              <w:t xml:space="preserve"> </w:t>
+            </w:r>
+            <w:r>
+              <w:rPr>
+                <w:rFonts w:hint="eastAsia"/>
                 <w:color w:val="000000"/>
                 <w:kern w:val="0"/>
                 <w:sz w:val="18"/>
                 <w:szCs w:val="18"/>
                 <w:lang w:bidi="ar"/>
               </w:rPr>
-              <w:t>&gt;&gt;</w:t>
-            </w:r>
-            <w:r>
+              <w:t>教学</w:t>
+            </w:r>
+          </w:p>
+          <w:p>
+            <w:pPr>
               <w:rPr>
                 <w:color w:val="000000"/>
                 <w:kern w:val="0"/>
@@ -1047,22 +1032,18 @@
                 <w:szCs w:val="18"/>
                 <w:lang w:bidi="ar"/>
               </w:rPr>
-              <w:t xml:space="preserve"> </w:t>
-            </w:r>
-            <w:r>
-              <w:rPr>
-                <w:rFonts w:hint="eastAsia"/>
+            </w:pPr>
+            <w:r>
+              <w:rPr>
                 <w:color w:val="000000"/>
                 <w:kern w:val="0"/>
                 <w:sz w:val="18"/>
                 <w:szCs w:val="18"/>
                 <w:lang w:bidi="ar"/>
               </w:rPr>
-              <w:t>教学</w:t>
-            </w:r>
-          </w:p>
-          <w:p>
-            <w:pPr>
+              <w:t xml:space="preserve">2. </w:t>
+            </w:r>
+            <w:r>
               <w:rPr>
                 <w:color w:val="000000"/>
                 <w:kern w:val="0"/>
@@ -1070,7 +1051,8 @@
                 <w:szCs w:val="18"/>
                 <w:lang w:bidi="ar"/>
               </w:rPr>
-            </w:pPr>
+              <w:t>+++</w:t>
+            </w:r>
             <w:r>
               <w:rPr>
                 <w:color w:val="000000"/>
@@ -1079,17 +1061,18 @@
                 <w:szCs w:val="18"/>
                 <w:lang w:bidi="ar"/>
               </w:rPr>
-              <w:t xml:space="preserve">2. </w:t>
-            </w:r>
-            <w:r>
-              <w:rPr>
+              <w:t xml:space="preserve"> '</w:t>
+            </w:r>
+            <w:r>
+              <w:rPr>
+                <w:rFonts w:ascii="Segoe UI Emoji" w:hAnsi="Segoe UI Emoji" w:cs="Segoe UI Emoji"/>
                 <w:color w:val="000000"/>
                 <w:kern w:val="0"/>
                 <w:sz w:val="18"/>
                 <w:szCs w:val="18"/>
                 <w:lang w:bidi="ar"/>
               </w:rPr>
-              <w:t>&lt;&lt;</w:t>
+              <w:t>☑</w:t>
             </w:r>
             <w:r>
               <w:rPr>
@@ -1099,18 +1082,18 @@
                 <w:szCs w:val="18"/>
                 <w:lang w:bidi="ar"/>
               </w:rPr>
-              <w:t xml:space="preserve"> '</w:t>
-            </w:r>
-            <w:r>
-              <w:rPr>
-                <w:rFonts w:ascii="Segoe UI Emoji" w:hAnsi="Segoe UI Emoji" w:cs="Segoe UI Emoji"/>
+              <w:t>' if projectType == '</w:t>
+            </w:r>
+            <w:r>
+              <w:rPr>
+                <w:rFonts w:hint="eastAsia"/>
                 <w:color w:val="000000"/>
                 <w:kern w:val="0"/>
                 <w:sz w:val="18"/>
                 <w:szCs w:val="18"/>
                 <w:lang w:bidi="ar"/>
               </w:rPr>
-              <w:t>☑</w:t>
+              <w:t>科研</w:t>
             </w:r>
             <w:r>
               <w:rPr>
@@ -1120,20 +1103,19 @@
                 <w:szCs w:val="18"/>
                 <w:lang w:bidi="ar"/>
               </w:rPr>
-              <w:t xml:space="preserve">' if </w:t>
-            </w:r>
-            <w:proofErr w:type="spellStart"/>
-            <w:r>
-              <w:rPr>
+              <w:t>' else '</w:t>
+            </w:r>
+            <w:r>
+              <w:rPr>
+                <w:rFonts w:hint="eastAsia"/>
                 <w:color w:val="000000"/>
                 <w:kern w:val="0"/>
                 <w:sz w:val="18"/>
                 <w:szCs w:val="18"/>
                 <w:lang w:bidi="ar"/>
               </w:rPr>
-              <w:t>projectType</w:t>
-            </w:r>
-            <w:proofErr w:type="spellEnd"/>
+              <w:t>□</w:t>
+            </w:r>
             <w:r>
               <w:rPr>
                 <w:color w:val="000000"/>
@@ -1142,18 +1124,17 @@
                 <w:szCs w:val="18"/>
                 <w:lang w:bidi="ar"/>
               </w:rPr>
-              <w:t xml:space="preserve"> == '</w:t>
-            </w:r>
-            <w:r>
-              <w:rPr>
-                <w:rFonts w:hint="eastAsia"/>
+              <w:t xml:space="preserve">' </w:t>
+            </w:r>
+            <w:r>
+              <w:rPr>
                 <w:color w:val="000000"/>
                 <w:kern w:val="0"/>
                 <w:sz w:val="18"/>
                 <w:szCs w:val="18"/>
                 <w:lang w:bidi="ar"/>
               </w:rPr>
-              <w:t>科研</w:t>
+              <w:t>+++</w:t>
             </w:r>
             <w:r>
               <w:rPr>
@@ -1163,7 +1144,7 @@
                 <w:szCs w:val="18"/>
                 <w:lang w:bidi="ar"/>
               </w:rPr>
-              <w:t>' else '</w:t>
+              <w:t xml:space="preserve"> </w:t>
             </w:r>
             <w:r>
               <w:rPr>
@@ -1174,8 +1155,15 @@
                 <w:szCs w:val="18"/>
                 <w:lang w:bidi="ar"/>
               </w:rPr>
-              <w:t>□</w:t>
-            </w:r>
+              <w:t>科研</w:t>
+            </w:r>
+          </w:p>
+          <w:p>
+            <w:pPr>
+              <w:rPr>
+                <w:szCs w:val="21"/>
+              </w:rPr>
+            </w:pPr>
             <w:r>
               <w:rPr>
                 <w:color w:val="000000"/>
@@ -1184,7 +1172,7 @@
                 <w:szCs w:val="18"/>
                 <w:lang w:bidi="ar"/>
               </w:rPr>
-              <w:t xml:space="preserve">' </w:t>
+              <w:t xml:space="preserve">3. </w:t>
             </w:r>
             <w:r>
               <w:rPr>
@@ -1194,7 +1182,7 @@
                 <w:szCs w:val="18"/>
                 <w:lang w:bidi="ar"/>
               </w:rPr>
-              <w:t>&gt;&gt;</w:t>
+              <w:t>+++</w:t>
             </w:r>
             <w:r>
               <w:rPr>
@@ -1204,26 +1192,19 @@
                 <w:szCs w:val="18"/>
                 <w:lang w:bidi="ar"/>
               </w:rPr>
-              <w:t xml:space="preserve"> </w:t>
-            </w:r>
-            <w:r>
-              <w:rPr>
-                <w:rFonts w:hint="eastAsia"/>
+              <w:t xml:space="preserve"> '</w:t>
+            </w:r>
+            <w:r>
+              <w:rPr>
+                <w:rFonts w:ascii="Segoe UI Emoji" w:hAnsi="Segoe UI Emoji" w:cs="Segoe UI Emoji"/>
                 <w:color w:val="000000"/>
                 <w:kern w:val="0"/>
                 <w:sz w:val="18"/>
                 <w:szCs w:val="18"/>
                 <w:lang w:bidi="ar"/>
               </w:rPr>
-              <w:t>科研</w:t>
-            </w:r>
-          </w:p>
-          <w:p>
-            <w:pPr>
-              <w:rPr>
-                <w:szCs w:val="21"/>
-              </w:rPr>
-            </w:pPr>
+              <w:t>☑</w:t>
+            </w:r>
             <w:r>
               <w:rPr>
                 <w:color w:val="000000"/>
@@ -1232,17 +1213,18 @@
                 <w:szCs w:val="18"/>
                 <w:lang w:bidi="ar"/>
               </w:rPr>
-              <w:t xml:space="preserve">3. </w:t>
-            </w:r>
-            <w:r>
-              <w:rPr>
+              <w:t>' if projectType == '</w:t>
+            </w:r>
+            <w:r>
+              <w:rPr>
+                <w:rFonts w:hint="eastAsia"/>
                 <w:color w:val="000000"/>
                 <w:kern w:val="0"/>
                 <w:sz w:val="18"/>
                 <w:szCs w:val="18"/>
                 <w:lang w:bidi="ar"/>
               </w:rPr>
-              <w:t>&lt;&lt;</w:t>
+              <w:t>其他</w:t>
             </w:r>
             <w:r>
               <w:rPr>
@@ -1252,18 +1234,18 @@
                 <w:szCs w:val="18"/>
                 <w:lang w:bidi="ar"/>
               </w:rPr>
-              <w:t xml:space="preserve"> '</w:t>
-            </w:r>
-            <w:r>
-              <w:rPr>
-                <w:rFonts w:ascii="Segoe UI Emoji" w:hAnsi="Segoe UI Emoji" w:cs="Segoe UI Emoji"/>
+              <w:t>' else '</w:t>
+            </w:r>
+            <w:r>
+              <w:rPr>
+                <w:rFonts w:hint="eastAsia"/>
                 <w:color w:val="000000"/>
                 <w:kern w:val="0"/>
                 <w:sz w:val="18"/>
                 <w:szCs w:val="18"/>
                 <w:lang w:bidi="ar"/>
               </w:rPr>
-              <w:t>☑</w:t>
+              <w:t>□</w:t>
             </w:r>
             <w:r>
               <w:rPr>
@@ -1273,9 +1255,8 @@
                 <w:szCs w:val="18"/>
                 <w:lang w:bidi="ar"/>
               </w:rPr>
-              <w:t xml:space="preserve">' if </w:t>
-            </w:r>
-            <w:proofErr w:type="spellStart"/>
+              <w:t xml:space="preserve">' </w:t>
+            </w:r>
             <w:r>
               <w:rPr>
                 <w:color w:val="000000"/>
@@ -1284,70 +1265,7 @@
                 <w:szCs w:val="18"/>
                 <w:lang w:bidi="ar"/>
               </w:rPr>
-              <w:t>projectType</w:t>
-            </w:r>
-            <w:proofErr w:type="spellEnd"/>
-            <w:r>
-              <w:rPr>
-                <w:color w:val="000000"/>
-                <w:kern w:val="0"/>
-                <w:sz w:val="18"/>
-                <w:szCs w:val="18"/>
-                <w:lang w:bidi="ar"/>
-              </w:rPr>
-              <w:t xml:space="preserve"> == '</w:t>
-            </w:r>
-            <w:r>
-              <w:rPr>
-                <w:rFonts w:hint="eastAsia"/>
-                <w:color w:val="000000"/>
-                <w:kern w:val="0"/>
-                <w:sz w:val="18"/>
-                <w:szCs w:val="18"/>
-                <w:lang w:bidi="ar"/>
-              </w:rPr>
-              <w:t>其他</w:t>
-            </w:r>
-            <w:r>
-              <w:rPr>
-                <w:color w:val="000000"/>
-                <w:kern w:val="0"/>
-                <w:sz w:val="18"/>
-                <w:szCs w:val="18"/>
-                <w:lang w:bidi="ar"/>
-              </w:rPr>
-              <w:t>' else '</w:t>
-            </w:r>
-            <w:r>
-              <w:rPr>
-                <w:rFonts w:hint="eastAsia"/>
-                <w:color w:val="000000"/>
-                <w:kern w:val="0"/>
-                <w:sz w:val="18"/>
-                <w:szCs w:val="18"/>
-                <w:lang w:bidi="ar"/>
-              </w:rPr>
-              <w:t>□</w:t>
-            </w:r>
-            <w:r>
-              <w:rPr>
-                <w:color w:val="000000"/>
-                <w:kern w:val="0"/>
-                <w:sz w:val="18"/>
-                <w:szCs w:val="18"/>
-                <w:lang w:bidi="ar"/>
-              </w:rPr>
-              <w:t xml:space="preserve">' </w:t>
-            </w:r>
-            <w:r>
-              <w:rPr>
-                <w:color w:val="000000"/>
-                <w:kern w:val="0"/>
-                <w:sz w:val="18"/>
-                <w:szCs w:val="18"/>
-                <w:lang w:bidi="ar"/>
-              </w:rPr>
-              <w:t>&gt;&gt;</w:t>
+              <w:t>+++</w:t>
             </w:r>
             <w:r>
               <w:rPr>
@@ -1420,7 +1338,7 @@
                 <w:rFonts w:hint="eastAsia"/>
                 <w:szCs w:val="21"/>
               </w:rPr>
-              <w:t>&lt;&lt;</w:t>
+              <w:t>+++</w:t>
             </w:r>
             <w:r>
               <w:rPr>
@@ -1428,14 +1346,12 @@
               </w:rPr>
               <w:t xml:space="preserve"> </w:t>
             </w:r>
-            <w:proofErr w:type="spellStart"/>
             <w:r>
               <w:rPr>
                 <w:szCs w:val="21"/>
               </w:rPr>
               <w:t>experimenterCount</w:t>
             </w:r>
-            <w:proofErr w:type="spellEnd"/>
             <w:r>
               <w:rPr>
                 <w:szCs w:val="21"/>
@@ -1446,7 +1362,7 @@
               <w:rPr>
                 <w:szCs w:val="21"/>
               </w:rPr>
-              <w:t>&gt;&gt;</w:t>
+              <w:t>+++</w:t>
             </w:r>
           </w:p>
         </w:tc>
@@ -1639,33 +1555,16 @@
           </w:tcPr>
           <w:p>
             <w:r>
-              <w:t>{% tr for p in personnel %}</w:t>
-            </w:r>
-          </w:p>
-          <w:p>
-            <w:r>
-              <w:t xml:space="preserve"> </w:t>
-            </w:r>
-            <w:r>
-              <w:t>&lt;&lt;</w:t>
-            </w:r>
-            <w:r>
-              <w:t xml:space="preserve"> </w:t>
-            </w:r>
-            <w:proofErr w:type="spellStart"/>
-            <w:proofErr w:type="gramStart"/>
-            <w:r>
-              <w:t>p.department</w:t>
-            </w:r>
-            <w:proofErr w:type="spellEnd"/>
-            <w:proofErr w:type="gramEnd"/>
-            <w:r>
-              <w:t xml:space="preserve"> </w:t>
-            </w:r>
-            <w:r>
-              <w:t>&gt;&gt;</w:t>
-            </w:r>
-          </w:p>
+              <w:t xml:space="preserve">+++ </w:t>
+            </w:r>
+            <w:r>
+              <w:t>for p in personnel</w:t>
+            </w:r>
+            <w:r>
+              <w:t xml:space="preserve"> +++</w:t>
+            </w:r>
+          </w:p>
+          <w:p/>
         </w:tc>
         <w:tc>
           <w:tcPr>
@@ -1678,15 +1577,6 @@
                 <w:szCs w:val="21"/>
               </w:rPr>
             </w:pPr>
-            <w:r>
-              <w:t>&lt;&lt;</w:t>
-            </w:r>
-            <w:r>
-              <w:t xml:space="preserve"> p.name </w:t>
-            </w:r>
-            <w:r>
-              <w:t>&gt;&gt;</w:t>
-            </w:r>
           </w:p>
         </w:tc>
         <w:tc>
@@ -1700,15 +1590,6 @@
                 <w:szCs w:val="21"/>
               </w:rPr>
             </w:pPr>
-            <w:r>
-              <w:t>&lt;&lt;</w:t>
-            </w:r>
-            <w:r>
-              <w:t xml:space="preserve"> p.id </w:t>
-            </w:r>
-            <w:r>
-              <w:t>&gt;&gt;</w:t>
-            </w:r>
           </w:p>
         </w:tc>
         <w:tc>
@@ -1722,47 +1603,6 @@
                 <w:szCs w:val="21"/>
               </w:rPr>
             </w:pPr>
-            <w:r>
-              <w:rPr>
-                <w:rFonts w:hint="eastAsia"/>
-                <w:szCs w:val="21"/>
-              </w:rPr>
-              <w:t>&lt;&lt;</w:t>
-            </w:r>
-            <w:r>
-              <w:rPr>
-                <w:szCs w:val="21"/>
-              </w:rPr>
-              <w:t xml:space="preserve"> </w:t>
-            </w:r>
-            <w:proofErr w:type="spellStart"/>
-            <w:proofErr w:type="gramStart"/>
-            <w:r>
-              <w:rPr>
-                <w:szCs w:val="21"/>
-              </w:rPr>
-              <w:t>p</w:t>
-            </w:r>
-            <w:r>
-              <w:rPr>
-                <w:szCs w:val="21"/>
-              </w:rPr>
-              <w:t>.phone</w:t>
-            </w:r>
-            <w:proofErr w:type="spellEnd"/>
-            <w:proofErr w:type="gramEnd"/>
-            <w:r>
-              <w:rPr>
-                <w:szCs w:val="21"/>
-              </w:rPr>
-              <w:t xml:space="preserve"> </w:t>
-            </w:r>
-            <w:r>
-              <w:rPr>
-                <w:szCs w:val="21"/>
-              </w:rPr>
-              <w:t>&gt;&gt;</w:t>
-            </w:r>
           </w:p>
         </w:tc>
         <w:tc>
@@ -1776,46 +1616,6 @@
                 <w:szCs w:val="21"/>
               </w:rPr>
             </w:pPr>
-            <w:r>
-              <w:rPr>
-                <w:szCs w:val="21"/>
-              </w:rPr>
-              <w:t>&lt;&lt;</w:t>
-            </w:r>
-            <w:r>
-              <w:rPr>
-                <w:szCs w:val="21"/>
-              </w:rPr>
-              <w:t xml:space="preserve"> </w:t>
-            </w:r>
-            <w:proofErr w:type="spellStart"/>
-            <w:proofErr w:type="gramStart"/>
-            <w:r>
-              <w:rPr>
-                <w:szCs w:val="21"/>
-              </w:rPr>
-              <w:t>p.content</w:t>
-            </w:r>
-            <w:proofErr w:type="spellEnd"/>
-            <w:proofErr w:type="gramEnd"/>
-            <w:r>
-              <w:rPr>
-                <w:szCs w:val="21"/>
-              </w:rPr>
-              <w:t xml:space="preserve"> </w:t>
-            </w:r>
-            <w:r>
-              <w:rPr>
-                <w:szCs w:val="21"/>
-              </w:rPr>
-              <w:t>&gt;&gt;</w:t>
-            </w:r>
-            <w:r>
-              <w:rPr>
-                <w:szCs w:val="21"/>
-              </w:rPr>
-              <w:t xml:space="preserve"> </w:t>
-            </w:r>
           </w:p>
         </w:tc>
       </w:tr>
@@ -1848,6 +1648,15 @@
                 <w:szCs w:val="21"/>
               </w:rPr>
             </w:pPr>
+            <w:r>
+              <w:t>+++$</w:t>
+            </w:r>
+            <w:r>
+              <w:t>p.department</w:t>
+            </w:r>
+            <w:r>
+              <w:t>+++</w:t>
+            </w:r>
           </w:p>
         </w:tc>
         <w:tc>
@@ -1861,6 +1670,15 @@
                 <w:szCs w:val="21"/>
               </w:rPr>
             </w:pPr>
+            <w:r>
+              <w:t>+++</w:t>
+            </w:r>
+            <w:r>
+              <w:t>$</w:t>
+            </w:r>
+            <w:r>
+              <w:t>p.name+++</w:t>
+            </w:r>
           </w:p>
         </w:tc>
         <w:tc>
@@ -1874,6 +1692,15 @@
                 <w:szCs w:val="21"/>
               </w:rPr>
             </w:pPr>
+            <w:r>
+              <w:t>+++</w:t>
+            </w:r>
+            <w:r>
+              <w:t>$</w:t>
+            </w:r>
+            <w:r>
+              <w:t>p.id+++</w:t>
+            </w:r>
           </w:p>
         </w:tc>
         <w:tc>
@@ -1887,6 +1714,25 @@
                 <w:szCs w:val="21"/>
               </w:rPr>
             </w:pPr>
+            <w:r>
+              <w:rPr>
+                <w:rFonts w:hint="eastAsia"/>
+                <w:szCs w:val="21"/>
+              </w:rPr>
+              <w:t>+++</w:t>
+            </w:r>
+            <w:r>
+              <w:rPr>
+                <w:szCs w:val="21"/>
+              </w:rPr>
+              <w:t>$</w:t>
+            </w:r>
+            <w:r>
+              <w:rPr>
+                <w:szCs w:val="21"/>
+              </w:rPr>
+              <w:t>p.phone+++</w:t>
+            </w:r>
           </w:p>
         </w:tc>
         <w:tc>
@@ -1900,6 +1746,24 @@
                 <w:szCs w:val="21"/>
               </w:rPr>
             </w:pPr>
+            <w:r>
+              <w:rPr>
+                <w:szCs w:val="21"/>
+              </w:rPr>
+              <w:t>+++</w:t>
+            </w:r>
+            <w:r>
+              <w:rPr>
+                <w:szCs w:val="21"/>
+              </w:rPr>
+              <w:t>p.content</w:t>
+            </w:r>
+            <w:r>
+              <w:rPr>
+                <w:szCs w:val="21"/>
+              </w:rPr>
+              <w:t>+++</w:t>
+            </w:r>
           </w:p>
         </w:tc>
       </w:tr>
@@ -2069,15 +1933,25 @@
               </w:rPr>
             </w:pPr>
             <w:r>
-              <w:t xml:space="preserve">{% </w:t>
-            </w:r>
-            <w:proofErr w:type="spellStart"/>
-            <w:r>
-              <w:t>endtr</w:t>
-            </w:r>
-            <w:proofErr w:type="spellEnd"/>
-            <w:r>
-              <w:t xml:space="preserve"> %}</w:t>
+              <w:t>+++</w:t>
+            </w:r>
+            <w:r>
+              <w:rPr>
+                <w:rFonts w:ascii="Consolas" w:hAnsi="Consolas"/>
+                <w:sz w:val="18"/>
+                <w:szCs w:val="18"/>
+                <w:shd w:val="clear" w:color="auto" w:fill="F8F8F8"/>
+              </w:rPr>
+              <w:t>END-FO</w:t>
+            </w:r>
+            <w:r>
+              <w:rPr>
+                <w:rFonts w:ascii="Consolas" w:hAnsi="Consolas"/>
+                <w:sz w:val="18"/>
+                <w:szCs w:val="18"/>
+                <w:shd w:val="clear" w:color="auto" w:fill="F8F8F8"/>
+              </w:rPr>
+              <w:t>R p+++</w:t>
             </w:r>
           </w:p>
         </w:tc>
@@ -2103,7 +1977,15 @@
                 <w:color w:val="000000"/>
                 <w:szCs w:val="21"/>
               </w:rPr>
-              <w:t>使用动物情况</w:t>
+              <w:t>使</w:t>
+            </w:r>
+            <w:r>
+              <w:rPr>
+                <w:color w:val="000000"/>
+                <w:szCs w:val="21"/>
+              </w:rPr>
+              <w:lastRenderedPageBreak/>
+              <w:t>用动物情况</w:t>
             </w:r>
           </w:p>
         </w:tc>
@@ -2123,6 +2005,7 @@
                 <w:color w:val="000000"/>
                 <w:szCs w:val="21"/>
               </w:rPr>
+              <w:lastRenderedPageBreak/>
               <w:t>动物名称</w:t>
             </w:r>
             <w:r>
@@ -2153,7 +2036,7 @@
                 <w:rFonts w:hint="eastAsia"/>
                 <w:szCs w:val="21"/>
               </w:rPr>
-              <w:t>&lt;&lt;</w:t>
+              <w:t>+++</w:t>
             </w:r>
             <w:r>
               <w:rPr>
@@ -2161,14 +2044,12 @@
               </w:rPr>
               <w:t xml:space="preserve"> </w:t>
             </w:r>
-            <w:proofErr w:type="spellStart"/>
             <w:r>
               <w:rPr>
                 <w:szCs w:val="21"/>
               </w:rPr>
               <w:t>animalName</w:t>
             </w:r>
-            <w:proofErr w:type="spellEnd"/>
             <w:r>
               <w:rPr>
                 <w:szCs w:val="21"/>
@@ -2179,7 +2060,7 @@
               <w:rPr>
                 <w:szCs w:val="21"/>
               </w:rPr>
-              <w:t>&gt;&gt;</w:t>
+              <w:t>+++</w:t>
             </w:r>
           </w:p>
         </w:tc>
@@ -2247,7 +2128,7 @@
                 <w:rFonts w:hint="eastAsia"/>
                 <w:szCs w:val="21"/>
               </w:rPr>
-              <w:t>&lt;&lt;</w:t>
+              <w:t>+++</w:t>
             </w:r>
             <w:r>
               <w:rPr>
@@ -2255,14 +2136,12 @@
               </w:rPr>
               <w:t xml:space="preserve"> </w:t>
             </w:r>
-            <w:proofErr w:type="spellStart"/>
             <w:r>
               <w:rPr>
                 <w:szCs w:val="21"/>
               </w:rPr>
               <w:t>animalStrain</w:t>
             </w:r>
-            <w:proofErr w:type="spellEnd"/>
             <w:r>
               <w:rPr>
                 <w:szCs w:val="21"/>
@@ -2273,7 +2152,7 @@
               <w:rPr>
                 <w:szCs w:val="21"/>
               </w:rPr>
-              <w:t>&gt;&gt;</w:t>
+              <w:t>+++</w:t>
             </w:r>
           </w:p>
         </w:tc>
@@ -2334,7 +2213,7 @@
                 <w:rFonts w:hint="eastAsia"/>
                 <w:szCs w:val="21"/>
               </w:rPr>
-              <w:t>&lt;&lt;</w:t>
+              <w:t>+++</w:t>
             </w:r>
             <w:r>
               <w:rPr>
@@ -2342,14 +2221,12 @@
               </w:rPr>
               <w:t xml:space="preserve"> </w:t>
             </w:r>
-            <w:proofErr w:type="spellStart"/>
             <w:r>
               <w:rPr>
                 <w:szCs w:val="21"/>
               </w:rPr>
               <w:t>animalGrade</w:t>
             </w:r>
-            <w:proofErr w:type="spellEnd"/>
             <w:r>
               <w:rPr>
                 <w:szCs w:val="21"/>
@@ -2360,7 +2237,7 @@
               <w:rPr>
                 <w:szCs w:val="21"/>
               </w:rPr>
-              <w:t>&gt;&gt;</w:t>
+              <w:t>+++</w:t>
             </w:r>
           </w:p>
         </w:tc>
@@ -2394,15 +2271,7 @@
                 <w:color w:val="000000"/>
                 <w:szCs w:val="21"/>
               </w:rPr>
-              <w:t>病原微生</w:t>
-            </w:r>
-            <w:r>
-              <w:rPr>
-                <w:color w:val="000000"/>
-                <w:szCs w:val="21"/>
-              </w:rPr>
-              <w:lastRenderedPageBreak/>
-              <w:t>物</w:t>
+              <w:t>病原微生物</w:t>
             </w:r>
             <w:r>
               <w:rPr>
@@ -2430,7 +2299,6 @@
                 <w:color w:val="000000"/>
                 <w:szCs w:val="21"/>
               </w:rPr>
-              <w:lastRenderedPageBreak/>
               <w:t>病原微生物</w:t>
             </w:r>
             <w:r>
@@ -2466,7 +2334,7 @@
                 <w:rFonts w:hint="eastAsia"/>
                 <w:szCs w:val="21"/>
               </w:rPr>
-              <w:t>&lt;&lt;</w:t>
+              <w:t>+++</w:t>
             </w:r>
             <w:r>
               <w:rPr>
@@ -2474,14 +2342,12 @@
               </w:rPr>
               <w:t xml:space="preserve"> </w:t>
             </w:r>
-            <w:proofErr w:type="spellStart"/>
             <w:r>
               <w:rPr>
                 <w:szCs w:val="21"/>
               </w:rPr>
               <w:t>pathogenName</w:t>
             </w:r>
-            <w:proofErr w:type="spellEnd"/>
             <w:r>
               <w:rPr>
                 <w:szCs w:val="21"/>
@@ -2492,7 +2358,7 @@
               <w:rPr>
                 <w:szCs w:val="21"/>
               </w:rPr>
-              <w:t>&gt;&gt;</w:t>
+              <w:t>+++</w:t>
             </w:r>
           </w:p>
         </w:tc>
@@ -2573,7 +2439,7 @@
               <w:rPr>
                 <w:szCs w:val="21"/>
               </w:rPr>
-              <w:t>&lt;&lt;</w:t>
+              <w:t>+++</w:t>
             </w:r>
             <w:r>
               <w:rPr>
@@ -2596,21 +2462,7 @@
               <w:rPr>
                 <w:szCs w:val="21"/>
               </w:rPr>
-              <w:t xml:space="preserve">' if </w:t>
-            </w:r>
-            <w:proofErr w:type="spellStart"/>
-            <w:r>
-              <w:rPr>
-                <w:szCs w:val="21"/>
-              </w:rPr>
-              <w:t>pathogenType</w:t>
-            </w:r>
-            <w:proofErr w:type="spellEnd"/>
-            <w:r>
-              <w:rPr>
-                <w:szCs w:val="21"/>
-              </w:rPr>
-              <w:t xml:space="preserve"> == '</w:t>
+              <w:t>' if pathogenType == '</w:t>
             </w:r>
             <w:r>
               <w:rPr>
@@ -2642,7 +2494,7 @@
               <w:rPr>
                 <w:szCs w:val="21"/>
               </w:rPr>
-              <w:t>&gt;&gt;</w:t>
+              <w:t>+++</w:t>
             </w:r>
             <w:r>
               <w:rPr>
@@ -2668,7 +2520,7 @@
               <w:rPr>
                 <w:szCs w:val="21"/>
               </w:rPr>
-              <w:t>&lt;&lt;</w:t>
+              <w:t>+++</w:t>
             </w:r>
             <w:r>
               <w:rPr>
@@ -2690,21 +2542,7 @@
               <w:rPr>
                 <w:szCs w:val="21"/>
               </w:rPr>
-              <w:t xml:space="preserve">' if </w:t>
-            </w:r>
-            <w:proofErr w:type="spellStart"/>
-            <w:r>
-              <w:rPr>
-                <w:szCs w:val="21"/>
-              </w:rPr>
-              <w:t>pathogenType</w:t>
-            </w:r>
-            <w:proofErr w:type="spellEnd"/>
-            <w:r>
-              <w:rPr>
-                <w:szCs w:val="21"/>
-              </w:rPr>
-              <w:t xml:space="preserve"> == '</w:t>
+              <w:t>' if pathogenType == '</w:t>
             </w:r>
             <w:r>
               <w:rPr>
@@ -2736,7 +2574,7 @@
               <w:rPr>
                 <w:szCs w:val="21"/>
               </w:rPr>
-              <w:t>&gt;&gt;</w:t>
+              <w:t>+++</w:t>
             </w:r>
             <w:r>
               <w:rPr>
@@ -2762,7 +2600,7 @@
               <w:rPr>
                 <w:szCs w:val="21"/>
               </w:rPr>
-              <w:t>&lt;&lt;</w:t>
+              <w:t>+++</w:t>
             </w:r>
             <w:r>
               <w:rPr>
@@ -2784,21 +2622,7 @@
               <w:rPr>
                 <w:szCs w:val="21"/>
               </w:rPr>
-              <w:t xml:space="preserve">' if </w:t>
-            </w:r>
-            <w:proofErr w:type="spellStart"/>
-            <w:r>
-              <w:rPr>
-                <w:szCs w:val="21"/>
-              </w:rPr>
-              <w:t>pathogenType</w:t>
-            </w:r>
-            <w:proofErr w:type="spellEnd"/>
-            <w:r>
-              <w:rPr>
-                <w:szCs w:val="21"/>
-              </w:rPr>
-              <w:t xml:space="preserve"> == '</w:t>
+              <w:t>' if pathogenType == '</w:t>
             </w:r>
             <w:r>
               <w:rPr>
@@ -2830,7 +2654,7 @@
               <w:rPr>
                 <w:szCs w:val="21"/>
               </w:rPr>
-              <w:t>&gt;&gt;</w:t>
+              <w:t>+++</w:t>
             </w:r>
             <w:r>
               <w:rPr>
@@ -2856,7 +2680,7 @@
               <w:rPr>
                 <w:szCs w:val="21"/>
               </w:rPr>
-              <w:t>&lt;&lt;</w:t>
+              <w:t>+++</w:t>
             </w:r>
             <w:r>
               <w:rPr>
@@ -2878,21 +2702,7 @@
               <w:rPr>
                 <w:szCs w:val="21"/>
               </w:rPr>
-              <w:t xml:space="preserve">' if </w:t>
-            </w:r>
-            <w:proofErr w:type="spellStart"/>
-            <w:r>
-              <w:rPr>
-                <w:szCs w:val="21"/>
-              </w:rPr>
-              <w:t>pathogenType</w:t>
-            </w:r>
-            <w:proofErr w:type="spellEnd"/>
-            <w:r>
-              <w:rPr>
-                <w:szCs w:val="21"/>
-              </w:rPr>
-              <w:t xml:space="preserve"> == '</w:t>
+              <w:t>' if pathogenType == '</w:t>
             </w:r>
             <w:r>
               <w:rPr>
@@ -2924,7 +2734,7 @@
               <w:rPr>
                 <w:szCs w:val="21"/>
               </w:rPr>
-              <w:t>&gt;&gt;</w:t>
+              <w:t>+++</w:t>
             </w:r>
             <w:r>
               <w:rPr>
@@ -3012,33 +2822,19 @@
               <w:rPr>
                 <w:szCs w:val="21"/>
               </w:rPr>
-              <w:t>&lt;&lt;</w:t>
-            </w:r>
-            <w:r>
-              <w:rPr>
-                <w:szCs w:val="21"/>
-              </w:rPr>
-              <w:t xml:space="preserve"> </w:t>
-            </w:r>
-            <w:proofErr w:type="spellStart"/>
-            <w:r>
-              <w:rPr>
-                <w:szCs w:val="21"/>
-              </w:rPr>
-              <w:t>pathogenSource</w:t>
-            </w:r>
-            <w:proofErr w:type="spellEnd"/>
-            <w:r>
-              <w:rPr>
-                <w:szCs w:val="21"/>
-              </w:rPr>
-              <w:t xml:space="preserve"> </w:t>
-            </w:r>
-            <w:r>
-              <w:rPr>
-                <w:szCs w:val="21"/>
-              </w:rPr>
-              <w:t>&gt;&gt;</w:t>
+              <w:t>+++</w:t>
+            </w:r>
+            <w:r>
+              <w:rPr>
+                <w:szCs w:val="21"/>
+              </w:rPr>
+              <w:t xml:space="preserve"> pathogenSource </w:t>
+            </w:r>
+            <w:r>
+              <w:rPr>
+                <w:szCs w:val="21"/>
+              </w:rPr>
+              <w:t>+++</w:t>
             </w:r>
           </w:p>
         </w:tc>
@@ -3107,7 +2903,7 @@
               <w:rPr>
                 <w:szCs w:val="21"/>
               </w:rPr>
-              <w:t>&lt;&lt;</w:t>
+              <w:t>+++</w:t>
             </w:r>
             <w:r>
               <w:rPr>
@@ -3129,21 +2925,7 @@
               <w:rPr>
                 <w:szCs w:val="21"/>
               </w:rPr>
-              <w:t xml:space="preserve">' if </w:t>
-            </w:r>
-            <w:proofErr w:type="spellStart"/>
-            <w:r>
-              <w:rPr>
-                <w:szCs w:val="21"/>
-              </w:rPr>
-              <w:t>bslLevel</w:t>
-            </w:r>
-            <w:proofErr w:type="spellEnd"/>
-            <w:r>
-              <w:rPr>
-                <w:szCs w:val="21"/>
-              </w:rPr>
-              <w:t xml:space="preserve"> == 'BSL-1' else '</w:t>
+              <w:t>' if bslLevel == 'BSL-1' else '</w:t>
             </w:r>
             <w:r>
               <w:rPr>
@@ -3162,7 +2944,7 @@
               <w:rPr>
                 <w:szCs w:val="21"/>
               </w:rPr>
-              <w:t>&gt;&gt;</w:t>
+              <w:t>+++</w:t>
             </w:r>
             <w:r>
               <w:rPr>
@@ -3202,7 +2984,7 @@
               <w:rPr>
                 <w:szCs w:val="21"/>
               </w:rPr>
-              <w:t>&lt;&lt;</w:t>
+              <w:t>+++</w:t>
             </w:r>
             <w:r>
               <w:rPr>
@@ -3224,21 +3006,7 @@
               <w:rPr>
                 <w:szCs w:val="21"/>
               </w:rPr>
-              <w:t xml:space="preserve">' if </w:t>
-            </w:r>
-            <w:proofErr w:type="spellStart"/>
-            <w:r>
-              <w:rPr>
-                <w:szCs w:val="21"/>
-              </w:rPr>
-              <w:t>bslLevel</w:t>
-            </w:r>
-            <w:proofErr w:type="spellEnd"/>
-            <w:r>
-              <w:rPr>
-                <w:szCs w:val="21"/>
-              </w:rPr>
-              <w:t xml:space="preserve"> == 'BSL-2' else '</w:t>
+              <w:t>' if bslLevel == 'BSL-2' else '</w:t>
             </w:r>
             <w:r>
               <w:rPr>
@@ -3257,7 +3025,7 @@
               <w:rPr>
                 <w:szCs w:val="21"/>
               </w:rPr>
-              <w:t>&gt;&gt;</w:t>
+              <w:t>+++</w:t>
             </w:r>
             <w:r>
               <w:rPr>
@@ -3297,7 +3065,7 @@
               <w:rPr>
                 <w:szCs w:val="21"/>
               </w:rPr>
-              <w:t>&lt;&lt;</w:t>
+              <w:t>+++</w:t>
             </w:r>
             <w:r>
               <w:rPr>
@@ -3319,21 +3087,7 @@
               <w:rPr>
                 <w:szCs w:val="21"/>
               </w:rPr>
-              <w:t xml:space="preserve">' if </w:t>
-            </w:r>
-            <w:proofErr w:type="spellStart"/>
-            <w:r>
-              <w:rPr>
-                <w:szCs w:val="21"/>
-              </w:rPr>
-              <w:t>bslLevel</w:t>
-            </w:r>
-            <w:proofErr w:type="spellEnd"/>
-            <w:r>
-              <w:rPr>
-                <w:szCs w:val="21"/>
-              </w:rPr>
-              <w:t xml:space="preserve"> == 'BSL-3' else '</w:t>
+              <w:t>' if bslLevel == 'BSL-3' else '</w:t>
             </w:r>
             <w:r>
               <w:rPr>
@@ -3352,7 +3106,7 @@
               <w:rPr>
                 <w:szCs w:val="21"/>
               </w:rPr>
-              <w:t>&gt;&gt;</w:t>
+              <w:t>+++</w:t>
             </w:r>
             <w:r>
               <w:rPr>
@@ -3392,7 +3146,7 @@
               <w:rPr>
                 <w:szCs w:val="21"/>
               </w:rPr>
-              <w:t>&lt;&lt;</w:t>
+              <w:t>+++</w:t>
             </w:r>
             <w:r>
               <w:rPr>
@@ -3414,21 +3168,7 @@
               <w:rPr>
                 <w:szCs w:val="21"/>
               </w:rPr>
-              <w:t xml:space="preserve">' if </w:t>
-            </w:r>
-            <w:proofErr w:type="spellStart"/>
-            <w:r>
-              <w:rPr>
-                <w:szCs w:val="21"/>
-              </w:rPr>
-              <w:t>bslLevel</w:t>
-            </w:r>
-            <w:proofErr w:type="spellEnd"/>
-            <w:r>
-              <w:rPr>
-                <w:szCs w:val="21"/>
-              </w:rPr>
-              <w:t xml:space="preserve"> == 'BSL-4' else '</w:t>
+              <w:t>' if bslLevel == 'BSL-4' else '</w:t>
             </w:r>
             <w:r>
               <w:rPr>
@@ -3447,7 +3187,7 @@
               <w:rPr>
                 <w:szCs w:val="21"/>
               </w:rPr>
-              <w:t>&gt;&gt;</w:t>
+              <w:t>+++</w:t>
             </w:r>
             <w:r>
               <w:rPr>
@@ -3522,7 +3262,7 @@
                 <w:color w:val="000000"/>
                 <w:szCs w:val="21"/>
               </w:rPr>
-              <w:t>&lt;&lt;</w:t>
+              <w:t>+++</w:t>
             </w:r>
             <w:r>
               <w:rPr>
@@ -3559,23 +3299,7 @@
                 <w:color w:val="000000"/>
                 <w:szCs w:val="21"/>
               </w:rPr>
-              <w:t xml:space="preserve">' in </w:t>
-            </w:r>
-            <w:proofErr w:type="spellStart"/>
-            <w:r>
-              <w:rPr>
-                <w:color w:val="000000"/>
-                <w:szCs w:val="21"/>
-              </w:rPr>
-              <w:t>operationTypes</w:t>
-            </w:r>
-            <w:proofErr w:type="spellEnd"/>
-            <w:r>
-              <w:rPr>
-                <w:color w:val="000000"/>
-                <w:szCs w:val="21"/>
-              </w:rPr>
-              <w:t xml:space="preserve"> else '</w:t>
+              <w:t>' in operationTypes else '</w:t>
             </w:r>
             <w:r>
               <w:rPr>
@@ -3597,7 +3321,7 @@
                 <w:color w:val="000000"/>
                 <w:szCs w:val="21"/>
               </w:rPr>
-              <w:t>&gt;&gt;</w:t>
+              <w:t>+++</w:t>
             </w:r>
             <w:r>
               <w:rPr>
@@ -3627,7 +3351,7 @@
                 <w:color w:val="000000"/>
                 <w:szCs w:val="21"/>
               </w:rPr>
-              <w:t>&lt;&lt;</w:t>
+              <w:t>+++</w:t>
             </w:r>
             <w:r>
               <w:rPr>
@@ -3664,23 +3388,7 @@
                 <w:color w:val="000000"/>
                 <w:szCs w:val="21"/>
               </w:rPr>
-              <w:t xml:space="preserve">' in </w:t>
-            </w:r>
-            <w:proofErr w:type="spellStart"/>
-            <w:r>
-              <w:rPr>
-                <w:color w:val="000000"/>
-                <w:szCs w:val="21"/>
-              </w:rPr>
-              <w:t>operationTypes</w:t>
-            </w:r>
-            <w:proofErr w:type="spellEnd"/>
-            <w:r>
-              <w:rPr>
-                <w:color w:val="000000"/>
-                <w:szCs w:val="21"/>
-              </w:rPr>
-              <w:t xml:space="preserve"> else '</w:t>
+              <w:t>' in operationTypes else '</w:t>
             </w:r>
             <w:r>
               <w:rPr>
@@ -3702,7 +3410,7 @@
                 <w:color w:val="000000"/>
                 <w:szCs w:val="21"/>
               </w:rPr>
-              <w:t>&gt;&gt;</w:t>
+              <w:t>+++</w:t>
             </w:r>
             <w:r>
               <w:rPr>
@@ -3732,7 +3440,7 @@
                 <w:color w:val="000000"/>
                 <w:szCs w:val="21"/>
               </w:rPr>
-              <w:t>&lt;&lt;</w:t>
+              <w:t>+++</w:t>
             </w:r>
             <w:r>
               <w:rPr>
@@ -3769,23 +3477,7 @@
                 <w:color w:val="000000"/>
                 <w:szCs w:val="21"/>
               </w:rPr>
-              <w:t xml:space="preserve">' in </w:t>
-            </w:r>
-            <w:proofErr w:type="spellStart"/>
-            <w:r>
-              <w:rPr>
-                <w:color w:val="000000"/>
-                <w:szCs w:val="21"/>
-              </w:rPr>
-              <w:t>operationTypes</w:t>
-            </w:r>
-            <w:proofErr w:type="spellEnd"/>
-            <w:r>
-              <w:rPr>
-                <w:color w:val="000000"/>
-                <w:szCs w:val="21"/>
-              </w:rPr>
-              <w:t xml:space="preserve"> else '</w:t>
+              <w:t>' in operationTypes else '</w:t>
             </w:r>
             <w:r>
               <w:rPr>
@@ -3807,7 +3499,7 @@
                 <w:color w:val="000000"/>
                 <w:szCs w:val="21"/>
               </w:rPr>
-              <w:t>&gt;&gt;</w:t>
+              <w:t>+++</w:t>
             </w:r>
             <w:r>
               <w:rPr>
@@ -3837,7 +3529,7 @@
                 <w:color w:val="000000"/>
                 <w:szCs w:val="21"/>
               </w:rPr>
-              <w:t>&lt;&lt;</w:t>
+              <w:t>+++</w:t>
             </w:r>
             <w:r>
               <w:rPr>
@@ -3874,23 +3566,7 @@
                 <w:color w:val="000000"/>
                 <w:szCs w:val="21"/>
               </w:rPr>
-              <w:t xml:space="preserve">' in </w:t>
-            </w:r>
-            <w:proofErr w:type="spellStart"/>
-            <w:r>
-              <w:rPr>
-                <w:color w:val="000000"/>
-                <w:szCs w:val="21"/>
-              </w:rPr>
-              <w:t>operationTypes</w:t>
-            </w:r>
-            <w:proofErr w:type="spellEnd"/>
-            <w:r>
-              <w:rPr>
-                <w:color w:val="000000"/>
-                <w:szCs w:val="21"/>
-              </w:rPr>
-              <w:t xml:space="preserve"> else '</w:t>
+              <w:t>' in operationTypes else '</w:t>
             </w:r>
             <w:r>
               <w:rPr>
@@ -3912,7 +3588,7 @@
                 <w:color w:val="000000"/>
                 <w:szCs w:val="21"/>
               </w:rPr>
-              <w:t>&gt;&gt;</w:t>
+              <w:t>+++</w:t>
             </w:r>
             <w:r>
               <w:rPr>
@@ -3942,7 +3618,7 @@
                 <w:color w:val="000000"/>
                 <w:szCs w:val="21"/>
               </w:rPr>
-              <w:t>&lt;&lt;</w:t>
+              <w:t>+++</w:t>
             </w:r>
             <w:r>
               <w:rPr>
@@ -3979,23 +3655,7 @@
                 <w:color w:val="000000"/>
                 <w:szCs w:val="21"/>
               </w:rPr>
-              <w:t xml:space="preserve">' in </w:t>
-            </w:r>
-            <w:proofErr w:type="spellStart"/>
-            <w:r>
-              <w:rPr>
-                <w:color w:val="000000"/>
-                <w:szCs w:val="21"/>
-              </w:rPr>
-              <w:t>operationTypes</w:t>
-            </w:r>
-            <w:proofErr w:type="spellEnd"/>
-            <w:r>
-              <w:rPr>
-                <w:color w:val="000000"/>
-                <w:szCs w:val="21"/>
-              </w:rPr>
-              <w:t xml:space="preserve"> else '</w:t>
+              <w:t>' in operationTypes else '</w:t>
             </w:r>
             <w:r>
               <w:rPr>
@@ -4017,7 +3677,7 @@
                 <w:color w:val="000000"/>
                 <w:szCs w:val="21"/>
               </w:rPr>
-              <w:t>&gt;&gt;</w:t>
+              <w:t>+++</w:t>
             </w:r>
             <w:r>
               <w:rPr>
@@ -4047,7 +3707,7 @@
                 <w:color w:val="000000"/>
                 <w:szCs w:val="21"/>
               </w:rPr>
-              <w:t>&lt;&lt;</w:t>
+              <w:t>+++</w:t>
             </w:r>
             <w:r>
               <w:rPr>
@@ -4084,23 +3744,7 @@
                 <w:color w:val="000000"/>
                 <w:szCs w:val="21"/>
               </w:rPr>
-              <w:t xml:space="preserve">' in </w:t>
-            </w:r>
-            <w:proofErr w:type="spellStart"/>
-            <w:r>
-              <w:rPr>
-                <w:color w:val="000000"/>
-                <w:szCs w:val="21"/>
-              </w:rPr>
-              <w:t>operationTypes</w:t>
-            </w:r>
-            <w:proofErr w:type="spellEnd"/>
-            <w:r>
-              <w:rPr>
-                <w:color w:val="000000"/>
-                <w:szCs w:val="21"/>
-              </w:rPr>
-              <w:t xml:space="preserve"> else '</w:t>
+              <w:t>' in operationTypes else '</w:t>
             </w:r>
             <w:r>
               <w:rPr>
@@ -4122,7 +3766,7 @@
                 <w:color w:val="000000"/>
                 <w:szCs w:val="21"/>
               </w:rPr>
-              <w:t>&gt;&gt;</w:t>
+              <w:t>+++</w:t>
             </w:r>
             <w:r>
               <w:rPr>
@@ -4151,7 +3795,7 @@
                 <w:color w:val="000000"/>
                 <w:szCs w:val="21"/>
               </w:rPr>
-              <w:t>&lt;&lt;</w:t>
+              <w:t>+++</w:t>
             </w:r>
             <w:r>
               <w:rPr>
@@ -4203,23 +3847,7 @@
                 <w:color w:val="000000"/>
                 <w:szCs w:val="21"/>
               </w:rPr>
-              <w:t xml:space="preserve">' in </w:t>
-            </w:r>
-            <w:proofErr w:type="spellStart"/>
-            <w:r>
-              <w:rPr>
-                <w:color w:val="000000"/>
-                <w:szCs w:val="21"/>
-              </w:rPr>
-              <w:t>operationTypes</w:t>
-            </w:r>
-            <w:proofErr w:type="spellEnd"/>
-            <w:r>
-              <w:rPr>
-                <w:color w:val="000000"/>
-                <w:szCs w:val="21"/>
-              </w:rPr>
-              <w:t xml:space="preserve"> else '</w:t>
+              <w:t>' in operationTypes else '</w:t>
             </w:r>
             <w:r>
               <w:rPr>
@@ -4241,7 +3869,7 @@
                 <w:color w:val="000000"/>
                 <w:szCs w:val="21"/>
               </w:rPr>
-              <w:t>&gt;&gt;</w:t>
+              <w:t>+++</w:t>
             </w:r>
             <w:r>
               <w:rPr>
@@ -4328,7 +3956,7 @@
                 <w:szCs w:val="21"/>
                 <w:lang w:bidi="ar"/>
               </w:rPr>
-              <w:t>&lt;&lt;</w:t>
+              <w:t>+++</w:t>
             </w:r>
             <w:r>
               <w:rPr>
@@ -4356,27 +3984,7 @@
                 <w:szCs w:val="21"/>
                 <w:lang w:bidi="ar"/>
               </w:rPr>
-              <w:t xml:space="preserve">' if </w:t>
-            </w:r>
-            <w:proofErr w:type="spellStart"/>
-            <w:r>
-              <w:rPr>
-                <w:color w:val="000000"/>
-                <w:kern w:val="0"/>
-                <w:szCs w:val="21"/>
-                <w:lang w:bidi="ar"/>
-              </w:rPr>
-              <w:t>isZoonotic</w:t>
-            </w:r>
-            <w:proofErr w:type="spellEnd"/>
-            <w:r>
-              <w:rPr>
-                <w:color w:val="000000"/>
-                <w:kern w:val="0"/>
-                <w:szCs w:val="21"/>
-                <w:lang w:bidi="ar"/>
-              </w:rPr>
-              <w:t xml:space="preserve"> else '</w:t>
+              <w:t>' if isZoonotic else '</w:t>
             </w:r>
             <w:r>
               <w:rPr>
@@ -4404,7 +4012,7 @@
                 <w:szCs w:val="21"/>
                 <w:lang w:bidi="ar"/>
               </w:rPr>
-              <w:t>&gt;&gt;</w:t>
+              <w:t>+++</w:t>
             </w:r>
             <w:r>
               <w:rPr>
@@ -4441,7 +4049,7 @@
                 <w:szCs w:val="21"/>
                 <w:lang w:bidi="ar"/>
               </w:rPr>
-              <w:t>&lt;&lt;</w:t>
+              <w:t>+++</w:t>
             </w:r>
             <w:r>
               <w:rPr>
@@ -4469,27 +4077,7 @@
                 <w:szCs w:val="21"/>
                 <w:lang w:bidi="ar"/>
               </w:rPr>
-              <w:t xml:space="preserve">' if not </w:t>
-            </w:r>
-            <w:proofErr w:type="spellStart"/>
-            <w:r>
-              <w:rPr>
-                <w:color w:val="000000"/>
-                <w:kern w:val="0"/>
-                <w:szCs w:val="21"/>
-                <w:lang w:bidi="ar"/>
-              </w:rPr>
-              <w:t>isZoonotic</w:t>
-            </w:r>
-            <w:proofErr w:type="spellEnd"/>
-            <w:r>
-              <w:rPr>
-                <w:color w:val="000000"/>
-                <w:kern w:val="0"/>
-                <w:szCs w:val="21"/>
-                <w:lang w:bidi="ar"/>
-              </w:rPr>
-              <w:t xml:space="preserve"> else '</w:t>
+              <w:t>' if not isZoonotic else '</w:t>
             </w:r>
             <w:r>
               <w:rPr>
@@ -4517,7 +4105,7 @@
                 <w:szCs w:val="21"/>
                 <w:lang w:bidi="ar"/>
               </w:rPr>
-              <w:t>&gt;&gt;</w:t>
+              <w:t>+++</w:t>
             </w:r>
             <w:r>
               <w:rPr>
@@ -4593,7 +4181,7 @@
                 <w:szCs w:val="21"/>
                 <w:lang w:bidi="ar"/>
               </w:rPr>
-              <w:t>&lt;&lt;</w:t>
+              <w:t>+++</w:t>
             </w:r>
             <w:r>
               <w:rPr>
@@ -4621,27 +4209,7 @@
                 <w:szCs w:val="21"/>
                 <w:lang w:bidi="ar"/>
               </w:rPr>
-              <w:t xml:space="preserve">' if </w:t>
-            </w:r>
-            <w:proofErr w:type="spellStart"/>
-            <w:r>
-              <w:rPr>
-                <w:color w:val="000000"/>
-                <w:kern w:val="0"/>
-                <w:szCs w:val="21"/>
-                <w:lang w:bidi="ar"/>
-              </w:rPr>
-              <w:t>isHighPathogenic</w:t>
-            </w:r>
-            <w:proofErr w:type="spellEnd"/>
-            <w:r>
-              <w:rPr>
-                <w:color w:val="000000"/>
-                <w:kern w:val="0"/>
-                <w:szCs w:val="21"/>
-                <w:lang w:bidi="ar"/>
-              </w:rPr>
-              <w:t xml:space="preserve"> else '</w:t>
+              <w:t>' if isHighPathogenic else '</w:t>
             </w:r>
             <w:r>
               <w:rPr>
@@ -4669,7 +4237,7 @@
                 <w:szCs w:val="21"/>
                 <w:lang w:bidi="ar"/>
               </w:rPr>
-              <w:t>&gt;&gt;</w:t>
+              <w:t>+++</w:t>
             </w:r>
             <w:r>
               <w:rPr>
@@ -4706,7 +4274,7 @@
                 <w:szCs w:val="21"/>
                 <w:lang w:bidi="ar"/>
               </w:rPr>
-              <w:t>&lt;&lt;</w:t>
+              <w:t>+++</w:t>
             </w:r>
             <w:r>
               <w:rPr>
@@ -4734,27 +4302,7 @@
                 <w:szCs w:val="21"/>
                 <w:lang w:bidi="ar"/>
               </w:rPr>
-              <w:t xml:space="preserve">' if not </w:t>
-            </w:r>
-            <w:proofErr w:type="spellStart"/>
-            <w:r>
-              <w:rPr>
-                <w:color w:val="000000"/>
-                <w:kern w:val="0"/>
-                <w:szCs w:val="21"/>
-                <w:lang w:bidi="ar"/>
-              </w:rPr>
-              <w:t>isHighPathogenic</w:t>
-            </w:r>
-            <w:proofErr w:type="spellEnd"/>
-            <w:r>
-              <w:rPr>
-                <w:color w:val="000000"/>
-                <w:kern w:val="0"/>
-                <w:szCs w:val="21"/>
-                <w:lang w:bidi="ar"/>
-              </w:rPr>
-              <w:t xml:space="preserve"> else '</w:t>
+              <w:t>' if not isHighPathogenic else '</w:t>
             </w:r>
             <w:r>
               <w:rPr>
@@ -4782,7 +4330,7 @@
                 <w:szCs w:val="21"/>
                 <w:lang w:bidi="ar"/>
               </w:rPr>
-              <w:t>&gt;&gt;</w:t>
+              <w:t>+++</w:t>
             </w:r>
             <w:r>
               <w:rPr>
@@ -4860,7 +4408,7 @@
                 <w:szCs w:val="21"/>
                 <w:lang w:bidi="ar"/>
               </w:rPr>
-              <w:t>&lt;&lt;</w:t>
+              <w:t>+++</w:t>
             </w:r>
             <w:r>
               <w:rPr>
@@ -4888,27 +4436,7 @@
                 <w:szCs w:val="21"/>
                 <w:lang w:bidi="ar"/>
               </w:rPr>
-              <w:t xml:space="preserve">' if not </w:t>
-            </w:r>
-            <w:proofErr w:type="spellStart"/>
-            <w:r>
-              <w:rPr>
-                <w:color w:val="000000"/>
-                <w:kern w:val="0"/>
-                <w:szCs w:val="21"/>
-                <w:lang w:bidi="ar"/>
-              </w:rPr>
-              <w:t>hasToxicSubstance</w:t>
-            </w:r>
-            <w:proofErr w:type="spellEnd"/>
-            <w:r>
-              <w:rPr>
-                <w:color w:val="000000"/>
-                <w:kern w:val="0"/>
-                <w:szCs w:val="21"/>
-                <w:lang w:bidi="ar"/>
-              </w:rPr>
-              <w:t xml:space="preserve"> else '</w:t>
+              <w:t>' if not hasToxicSubstance else '</w:t>
             </w:r>
             <w:r>
               <w:rPr>
@@ -4936,7 +4464,7 @@
                 <w:szCs w:val="21"/>
                 <w:lang w:bidi="ar"/>
               </w:rPr>
-              <w:t>&gt;&gt;</w:t>
+              <w:t>+++</w:t>
             </w:r>
             <w:r>
               <w:rPr>
@@ -4974,7 +4502,7 @@
                 <w:szCs w:val="21"/>
                 <w:lang w:bidi="ar"/>
               </w:rPr>
-              <w:t>&lt;&lt;</w:t>
+              <w:t>+++</w:t>
             </w:r>
             <w:r>
               <w:rPr>
@@ -5002,27 +4530,7 @@
                 <w:szCs w:val="21"/>
                 <w:lang w:bidi="ar"/>
               </w:rPr>
-              <w:t xml:space="preserve">' if </w:t>
-            </w:r>
-            <w:proofErr w:type="spellStart"/>
-            <w:r>
-              <w:rPr>
-                <w:color w:val="000000"/>
-                <w:kern w:val="0"/>
-                <w:szCs w:val="21"/>
-                <w:lang w:bidi="ar"/>
-              </w:rPr>
-              <w:t>hasToxicSubstance</w:t>
-            </w:r>
-            <w:proofErr w:type="spellEnd"/>
-            <w:r>
-              <w:rPr>
-                <w:color w:val="000000"/>
-                <w:kern w:val="0"/>
-                <w:szCs w:val="21"/>
-                <w:lang w:bidi="ar"/>
-              </w:rPr>
-              <w:t xml:space="preserve"> else '</w:t>
+              <w:t>' if hasToxicSubstance else '</w:t>
             </w:r>
             <w:r>
               <w:rPr>
@@ -5050,7 +4558,7 @@
                 <w:szCs w:val="21"/>
                 <w:lang w:bidi="ar"/>
               </w:rPr>
-              <w:t>&gt;&gt;</w:t>
+              <w:t>+++</w:t>
             </w:r>
             <w:r>
               <w:rPr>
@@ -5106,49 +4614,27 @@
                 <w:szCs w:val="21"/>
                 <w:lang w:bidi="ar"/>
               </w:rPr>
-              <w:t>&lt;&lt;</w:t>
-            </w:r>
-            <w:r>
-              <w:rPr>
-                <w:rFonts w:hint="eastAsia"/>
-                <w:color w:val="000000"/>
-                <w:kern w:val="0"/>
-                <w:szCs w:val="21"/>
-                <w:lang w:bidi="ar"/>
-              </w:rPr>
-              <w:t xml:space="preserve"> </w:t>
-            </w:r>
-            <w:proofErr w:type="spellStart"/>
-            <w:r>
-              <w:rPr>
-                <w:rFonts w:hint="eastAsia"/>
-                <w:color w:val="000000"/>
-                <w:kern w:val="0"/>
-                <w:szCs w:val="21"/>
-                <w:lang w:bidi="ar"/>
-              </w:rPr>
-              <w:t>toxicSubstanceDesc</w:t>
-            </w:r>
-            <w:proofErr w:type="spellEnd"/>
-            <w:r>
-              <w:rPr>
-                <w:rFonts w:hint="eastAsia"/>
-                <w:color w:val="000000"/>
-                <w:kern w:val="0"/>
-                <w:szCs w:val="21"/>
-                <w:lang w:bidi="ar"/>
-              </w:rPr>
-              <w:t xml:space="preserve"> </w:t>
-            </w:r>
-            <w:r>
-              <w:rPr>
-                <w:rFonts w:hint="eastAsia"/>
-                <w:color w:val="000000"/>
-                <w:kern w:val="0"/>
-                <w:szCs w:val="21"/>
-                <w:lang w:bidi="ar"/>
-              </w:rPr>
-              <w:t>&gt;&gt;</w:t>
+              <w:t>+++</w:t>
+            </w:r>
+            <w:r>
+              <w:rPr>
+                <w:rFonts w:hint="eastAsia"/>
+                <w:color w:val="000000"/>
+                <w:kern w:val="0"/>
+                <w:szCs w:val="21"/>
+                <w:lang w:bidi="ar"/>
+              </w:rPr>
+              <w:t xml:space="preserve"> toxicSubstanceDesc </w:t>
+            </w:r>
+            <w:r>
+              <w:rPr>
+                <w:rFonts w:hint="eastAsia"/>
+                <w:color w:val="000000"/>
+                <w:kern w:val="0"/>
+                <w:szCs w:val="21"/>
+                <w:lang w:bidi="ar"/>
+              </w:rPr>
+              <w:t>+++</w:t>
             </w:r>
           </w:p>
         </w:tc>
@@ -5172,6 +4658,7 @@
               <w:rPr>
                 <w:szCs w:val="21"/>
               </w:rPr>
+              <w:lastRenderedPageBreak/>
               <w:t>拟开展涉及生物安全实验地点</w:t>
             </w:r>
           </w:p>
@@ -5192,7 +4679,7 @@
               <w:rPr>
                 <w:szCs w:val="21"/>
               </w:rPr>
-              <w:t>&lt;&lt;</w:t>
+              <w:t>+++</w:t>
             </w:r>
             <w:r>
               <w:rPr>
@@ -5214,21 +4701,7 @@
               <w:rPr>
                 <w:szCs w:val="21"/>
               </w:rPr>
-              <w:t xml:space="preserve">' if </w:t>
-            </w:r>
-            <w:proofErr w:type="spellStart"/>
-            <w:r>
-              <w:rPr>
-                <w:szCs w:val="21"/>
-              </w:rPr>
-              <w:t>locationType</w:t>
-            </w:r>
-            <w:proofErr w:type="spellEnd"/>
-            <w:r>
-              <w:rPr>
-                <w:szCs w:val="21"/>
-              </w:rPr>
-              <w:t xml:space="preserve"> == '</w:t>
+              <w:t>' if locationType == '</w:t>
             </w:r>
             <w:r>
               <w:rPr>
@@ -5260,7 +4733,7 @@
               <w:rPr>
                 <w:szCs w:val="21"/>
               </w:rPr>
-              <w:t>&gt;&gt;</w:t>
+              <w:t>+++</w:t>
             </w:r>
             <w:r>
               <w:rPr>
@@ -5285,7 +4758,99 @@
               <w:rPr>
                 <w:szCs w:val="21"/>
               </w:rPr>
-              <w:t>&lt;&lt;</w:t>
+              <w:t>+++</w:t>
+            </w:r>
+            <w:r>
+              <w:rPr>
+                <w:szCs w:val="21"/>
+              </w:rPr>
+              <w:t xml:space="preserve"> locationDetail if locationType == '</w:t>
+            </w:r>
+            <w:r>
+              <w:rPr>
+                <w:rFonts w:hint="eastAsia"/>
+                <w:szCs w:val="21"/>
+              </w:rPr>
+              <w:t>校内</w:t>
+            </w:r>
+            <w:r>
+              <w:rPr>
+                <w:szCs w:val="21"/>
+              </w:rPr>
+              <w:t xml:space="preserve">' else '' </w:t>
+            </w:r>
+            <w:r>
+              <w:rPr>
+                <w:szCs w:val="21"/>
+              </w:rPr>
+              <w:t>+++</w:t>
+            </w:r>
+          </w:p>
+          <w:p>
+            <w:pPr>
+              <w:rPr>
+                <w:szCs w:val="21"/>
+              </w:rPr>
+            </w:pPr>
+            <w:r>
+              <w:rPr>
+                <w:szCs w:val="21"/>
+              </w:rPr>
+              <w:t>+++</w:t>
+            </w:r>
+            <w:r>
+              <w:rPr>
+                <w:szCs w:val="21"/>
+              </w:rPr>
+              <w:t xml:space="preserve"> '</w:t>
+            </w:r>
+            <w:r>
+              <w:rPr>
+                <w:rFonts w:ascii="Segoe UI Emoji" w:hAnsi="Segoe UI Emoji" w:cs="Segoe UI Emoji"/>
+                <w:color w:val="000000"/>
+                <w:kern w:val="0"/>
+                <w:szCs w:val="21"/>
+                <w:lang w:bidi="ar"/>
+              </w:rPr>
+              <w:t>☑</w:t>
+            </w:r>
+            <w:r>
+              <w:rPr>
+                <w:szCs w:val="21"/>
+              </w:rPr>
+              <w:t>' if locationType == '</w:t>
+            </w:r>
+            <w:r>
+              <w:rPr>
+                <w:rFonts w:hint="eastAsia"/>
+                <w:szCs w:val="21"/>
+              </w:rPr>
+              <w:t>校外</w:t>
+            </w:r>
+            <w:r>
+              <w:rPr>
+                <w:szCs w:val="21"/>
+              </w:rPr>
+              <w:t>' else '</w:t>
+            </w:r>
+            <w:r>
+              <w:rPr>
+                <w:rFonts w:hint="eastAsia"/>
+                <w:szCs w:val="21"/>
+              </w:rPr>
+              <w:t>□</w:t>
+            </w:r>
+            <w:r>
+              <w:rPr>
+                <w:szCs w:val="21"/>
+              </w:rPr>
+              <w:t xml:space="preserve">' </w:t>
+            </w:r>
+            <w:r>
+              <w:rPr>
+                <w:szCs w:val="21"/>
+              </w:rPr>
+              <w:t>+++</w:t>
             </w:r>
             <w:r>
               <w:rPr>
@@ -5293,40 +4858,37 @@
               </w:rPr>
               <w:t xml:space="preserve"> </w:t>
             </w:r>
-            <w:proofErr w:type="spellStart"/>
-            <w:r>
-              <w:rPr>
-                <w:szCs w:val="21"/>
-              </w:rPr>
-              <w:t>locationDetail</w:t>
-            </w:r>
-            <w:proofErr w:type="spellEnd"/>
-            <w:r>
-              <w:rPr>
-                <w:szCs w:val="21"/>
-              </w:rPr>
-              <w:t xml:space="preserve"> if </w:t>
-            </w:r>
-            <w:proofErr w:type="spellStart"/>
-            <w:r>
-              <w:rPr>
-                <w:szCs w:val="21"/>
-              </w:rPr>
-              <w:t>locationType</w:t>
-            </w:r>
-            <w:proofErr w:type="spellEnd"/>
-            <w:r>
-              <w:rPr>
-                <w:szCs w:val="21"/>
-              </w:rPr>
-              <w:t xml:space="preserve"> == '</w:t>
-            </w:r>
-            <w:r>
-              <w:rPr>
-                <w:rFonts w:hint="eastAsia"/>
-                <w:szCs w:val="21"/>
-              </w:rPr>
-              <w:t>校内</w:t>
+            <w:r>
+              <w:rPr>
+                <w:rFonts w:hint="eastAsia"/>
+                <w:szCs w:val="21"/>
+              </w:rPr>
+              <w:t>其他</w:t>
+            </w:r>
+            <w:r>
+              <w:rPr>
+                <w:szCs w:val="21"/>
+              </w:rPr>
+              <w:t xml:space="preserve"> </w:t>
+            </w:r>
+            <w:r>
+              <w:rPr>
+                <w:szCs w:val="21"/>
+              </w:rPr>
+              <w:t>+++</w:t>
+            </w:r>
+            <w:r>
+              <w:rPr>
+                <w:szCs w:val="21"/>
+              </w:rPr>
+              <w:t xml:space="preserve"> locationDetail if locationType == '</w:t>
+            </w:r>
+            <w:r>
+              <w:rPr>
+                <w:rFonts w:hint="eastAsia"/>
+                <w:szCs w:val="21"/>
+              </w:rPr>
+              <w:t>校外</w:t>
             </w:r>
             <w:r>
               <w:rPr>
@@ -5338,166 +4900,7 @@
               <w:rPr>
                 <w:szCs w:val="21"/>
               </w:rPr>
-              <w:t>&gt;&gt;</w:t>
-            </w:r>
-          </w:p>
-          <w:p>
-            <w:pPr>
-              <w:rPr>
-                <w:szCs w:val="21"/>
-              </w:rPr>
-            </w:pPr>
-            <w:r>
-              <w:rPr>
-                <w:szCs w:val="21"/>
-              </w:rPr>
-              <w:t>&lt;&lt;</w:t>
-            </w:r>
-            <w:r>
-              <w:rPr>
-                <w:szCs w:val="21"/>
-              </w:rPr>
-              <w:t xml:space="preserve"> '</w:t>
-            </w:r>
-            <w:r>
-              <w:rPr>
-                <w:rFonts w:ascii="Segoe UI Emoji" w:hAnsi="Segoe UI Emoji" w:cs="Segoe UI Emoji"/>
-                <w:color w:val="000000"/>
-                <w:kern w:val="0"/>
-                <w:szCs w:val="21"/>
-                <w:lang w:bidi="ar"/>
-              </w:rPr>
-              <w:t>☑</w:t>
-            </w:r>
-            <w:r>
-              <w:rPr>
-                <w:szCs w:val="21"/>
-              </w:rPr>
-              <w:t xml:space="preserve">' if </w:t>
-            </w:r>
-            <w:proofErr w:type="spellStart"/>
-            <w:r>
-              <w:rPr>
-                <w:szCs w:val="21"/>
-              </w:rPr>
-              <w:t>locationType</w:t>
-            </w:r>
-            <w:proofErr w:type="spellEnd"/>
-            <w:r>
-              <w:rPr>
-                <w:szCs w:val="21"/>
-              </w:rPr>
-              <w:t xml:space="preserve"> == '</w:t>
-            </w:r>
-            <w:r>
-              <w:rPr>
-                <w:rFonts w:hint="eastAsia"/>
-                <w:szCs w:val="21"/>
-              </w:rPr>
-              <w:t>校外</w:t>
-            </w:r>
-            <w:r>
-              <w:rPr>
-                <w:szCs w:val="21"/>
-              </w:rPr>
-              <w:t>' else '</w:t>
-            </w:r>
-            <w:r>
-              <w:rPr>
-                <w:rFonts w:hint="eastAsia"/>
-                <w:szCs w:val="21"/>
-              </w:rPr>
-              <w:t>□</w:t>
-            </w:r>
-            <w:r>
-              <w:rPr>
-                <w:szCs w:val="21"/>
-              </w:rPr>
-              <w:t xml:space="preserve">' </w:t>
-            </w:r>
-            <w:r>
-              <w:rPr>
-                <w:szCs w:val="21"/>
-              </w:rPr>
-              <w:t>&gt;&gt;</w:t>
-            </w:r>
-            <w:r>
-              <w:rPr>
-                <w:szCs w:val="21"/>
-              </w:rPr>
-              <w:t xml:space="preserve"> </w:t>
-            </w:r>
-            <w:r>
-              <w:rPr>
-                <w:rFonts w:hint="eastAsia"/>
-                <w:szCs w:val="21"/>
-              </w:rPr>
-              <w:t>其他</w:t>
-            </w:r>
-            <w:r>
-              <w:rPr>
-                <w:szCs w:val="21"/>
-              </w:rPr>
-              <w:t xml:space="preserve"> </w:t>
-            </w:r>
-            <w:r>
-              <w:rPr>
-                <w:szCs w:val="21"/>
-              </w:rPr>
-              <w:t>&lt;&lt;</w:t>
-            </w:r>
-            <w:r>
-              <w:rPr>
-                <w:szCs w:val="21"/>
-              </w:rPr>
-              <w:t xml:space="preserve"> </w:t>
-            </w:r>
-            <w:proofErr w:type="spellStart"/>
-            <w:r>
-              <w:rPr>
-                <w:szCs w:val="21"/>
-              </w:rPr>
-              <w:t>locationDetail</w:t>
-            </w:r>
-            <w:proofErr w:type="spellEnd"/>
-            <w:r>
-              <w:rPr>
-                <w:szCs w:val="21"/>
-              </w:rPr>
-              <w:t xml:space="preserve"> if </w:t>
-            </w:r>
-            <w:proofErr w:type="spellStart"/>
-            <w:r>
-              <w:rPr>
-                <w:szCs w:val="21"/>
-              </w:rPr>
-              <w:t>locationType</w:t>
-            </w:r>
-            <w:proofErr w:type="spellEnd"/>
-            <w:r>
-              <w:rPr>
-                <w:szCs w:val="21"/>
-              </w:rPr>
-              <w:t xml:space="preserve"> == '</w:t>
-            </w:r>
-            <w:r>
-              <w:rPr>
-                <w:rFonts w:hint="eastAsia"/>
-                <w:szCs w:val="21"/>
-              </w:rPr>
-              <w:t>校外</w:t>
-            </w:r>
-            <w:r>
-              <w:rPr>
-                <w:szCs w:val="21"/>
-              </w:rPr>
-              <w:t xml:space="preserve">' else '' </w:t>
-            </w:r>
-            <w:r>
-              <w:rPr>
-                <w:szCs w:val="21"/>
-              </w:rPr>
-              <w:t>&gt;&gt;</w:t>
+              <w:t>+++</w:t>
             </w:r>
           </w:p>
         </w:tc>
@@ -5543,7 +4946,21 @@
                 <w:rFonts w:hint="eastAsia"/>
                 <w:szCs w:val="21"/>
               </w:rPr>
-              <w:t>&lt;&lt;</w:t>
+              <w:t>+++</w:t>
+            </w:r>
+            <w:r>
+              <w:rPr>
+                <w:rFonts w:hint="eastAsia"/>
+                <w:szCs w:val="21"/>
+              </w:rPr>
+              <w:t xml:space="preserve"> startYear </w:t>
+            </w:r>
+            <w:r>
+              <w:rPr>
+                <w:rFonts w:hint="eastAsia"/>
+                <w:szCs w:val="21"/>
+              </w:rPr>
+              <w:t>+++</w:t>
             </w:r>
             <w:r>
               <w:rPr>
@@ -5552,15 +4969,13 @@
               </w:rPr>
               <w:t xml:space="preserve"> </w:t>
             </w:r>
-            <w:proofErr w:type="spellStart"/>
-            <w:r>
-              <w:rPr>
-                <w:rFonts w:hint="eastAsia"/>
-                <w:szCs w:val="21"/>
-              </w:rPr>
-              <w:t>startYear</w:t>
-            </w:r>
-            <w:proofErr w:type="spellEnd"/>
+            <w:r>
+              <w:rPr>
+                <w:rFonts w:hint="eastAsia"/>
+                <w:szCs w:val="21"/>
+              </w:rPr>
+              <w:t>年</w:t>
+            </w:r>
             <w:r>
               <w:rPr>
                 <w:rFonts w:hint="eastAsia"/>
@@ -5573,7 +4988,21 @@
                 <w:rFonts w:hint="eastAsia"/>
                 <w:szCs w:val="21"/>
               </w:rPr>
-              <w:t>&gt;&gt;</w:t>
+              <w:t>+++</w:t>
+            </w:r>
+            <w:r>
+              <w:rPr>
+                <w:rFonts w:hint="eastAsia"/>
+                <w:szCs w:val="21"/>
+              </w:rPr>
+              <w:t xml:space="preserve"> startMonth </w:t>
+            </w:r>
+            <w:r>
+              <w:rPr>
+                <w:rFonts w:hint="eastAsia"/>
+                <w:szCs w:val="21"/>
+              </w:rPr>
+              <w:t>+++</w:t>
             </w:r>
             <w:r>
               <w:rPr>
@@ -5587,6 +5016,104 @@
                 <w:rFonts w:hint="eastAsia"/>
                 <w:szCs w:val="21"/>
               </w:rPr>
+              <w:t>月</w:t>
+            </w:r>
+            <w:r>
+              <w:rPr>
+                <w:rFonts w:hint="eastAsia"/>
+                <w:szCs w:val="21"/>
+              </w:rPr>
+              <w:t xml:space="preserve"> </w:t>
+            </w:r>
+            <w:r>
+              <w:rPr>
+                <w:rFonts w:hint="eastAsia"/>
+                <w:szCs w:val="21"/>
+              </w:rPr>
+              <w:t>+++</w:t>
+            </w:r>
+            <w:r>
+              <w:rPr>
+                <w:rFonts w:hint="eastAsia"/>
+                <w:szCs w:val="21"/>
+              </w:rPr>
+              <w:t xml:space="preserve"> startDay </w:t>
+            </w:r>
+            <w:r>
+              <w:rPr>
+                <w:rFonts w:hint="eastAsia"/>
+                <w:szCs w:val="21"/>
+              </w:rPr>
+              <w:t>+++</w:t>
+            </w:r>
+            <w:r>
+              <w:rPr>
+                <w:rFonts w:hint="eastAsia"/>
+                <w:szCs w:val="21"/>
+              </w:rPr>
+              <w:t xml:space="preserve"> </w:t>
+            </w:r>
+            <w:r>
+              <w:rPr>
+                <w:rFonts w:hint="eastAsia"/>
+                <w:szCs w:val="21"/>
+              </w:rPr>
+              <w:t>日</w:t>
+            </w:r>
+            <w:r>
+              <w:rPr>
+                <w:rFonts w:hint="eastAsia"/>
+                <w:szCs w:val="21"/>
+              </w:rPr>
+              <w:t xml:space="preserve"> </w:t>
+            </w:r>
+            <w:r>
+              <w:rPr>
+                <w:rFonts w:hint="eastAsia"/>
+                <w:szCs w:val="21"/>
+              </w:rPr>
+              <w:t>至</w:t>
+            </w:r>
+            <w:r>
+              <w:rPr>
+                <w:rFonts w:hint="eastAsia"/>
+                <w:szCs w:val="21"/>
+              </w:rPr>
+              <w:t xml:space="preserve"> </w:t>
+            </w:r>
+            <w:r>
+              <w:rPr>
+                <w:rFonts w:hint="eastAsia"/>
+                <w:szCs w:val="21"/>
+              </w:rPr>
+              <w:t>+++</w:t>
+            </w:r>
+            <w:r>
+              <w:rPr>
+                <w:rFonts w:hint="eastAsia"/>
+                <w:szCs w:val="21"/>
+              </w:rPr>
+              <w:t xml:space="preserve"> endYear </w:t>
+            </w:r>
+            <w:r>
+              <w:rPr>
+                <w:rFonts w:hint="eastAsia"/>
+                <w:szCs w:val="21"/>
+              </w:rPr>
+              <w:t>+++</w:t>
+            </w:r>
+            <w:r>
+              <w:rPr>
+                <w:rFonts w:hint="eastAsia"/>
+                <w:szCs w:val="21"/>
+              </w:rPr>
+              <w:t xml:space="preserve"> </w:t>
+            </w:r>
+            <w:r>
+              <w:rPr>
+                <w:rFonts w:hint="eastAsia"/>
+                <w:szCs w:val="21"/>
+              </w:rPr>
               <w:t>年</w:t>
             </w:r>
             <w:r>
@@ -5601,7 +5128,21 @@
                 <w:rFonts w:hint="eastAsia"/>
                 <w:szCs w:val="21"/>
               </w:rPr>
-              <w:t>&lt;&lt;</w:t>
+              <w:t>+++</w:t>
+            </w:r>
+            <w:r>
+              <w:rPr>
+                <w:rFonts w:hint="eastAsia"/>
+                <w:szCs w:val="21"/>
+              </w:rPr>
+              <w:t xml:space="preserve"> endMonth </w:t>
+            </w:r>
+            <w:r>
+              <w:rPr>
+                <w:rFonts w:hint="eastAsia"/>
+                <w:szCs w:val="21"/>
+              </w:rPr>
+              <w:t>+++</w:t>
             </w:r>
             <w:r>
               <w:rPr>
@@ -5610,15 +5151,13 @@
               </w:rPr>
               <w:t xml:space="preserve"> </w:t>
             </w:r>
-            <w:proofErr w:type="spellStart"/>
-            <w:r>
-              <w:rPr>
-                <w:rFonts w:hint="eastAsia"/>
-                <w:szCs w:val="21"/>
-              </w:rPr>
-              <w:t>startMonth</w:t>
-            </w:r>
-            <w:proofErr w:type="spellEnd"/>
+            <w:r>
+              <w:rPr>
+                <w:rFonts w:hint="eastAsia"/>
+                <w:szCs w:val="21"/>
+              </w:rPr>
+              <w:t>月</w:t>
+            </w:r>
             <w:r>
               <w:rPr>
                 <w:rFonts w:hint="eastAsia"/>
@@ -5631,253 +5170,21 @@
                 <w:rFonts w:hint="eastAsia"/>
                 <w:szCs w:val="21"/>
               </w:rPr>
-              <w:t>&gt;&gt;</w:t>
-            </w:r>
-            <w:r>
-              <w:rPr>
-                <w:rFonts w:hint="eastAsia"/>
-                <w:szCs w:val="21"/>
-              </w:rPr>
-              <w:t xml:space="preserve"> </w:t>
-            </w:r>
-            <w:r>
-              <w:rPr>
-                <w:rFonts w:hint="eastAsia"/>
-                <w:szCs w:val="21"/>
-              </w:rPr>
-              <w:t>月</w:t>
-            </w:r>
-            <w:r>
-              <w:rPr>
-                <w:rFonts w:hint="eastAsia"/>
-                <w:szCs w:val="21"/>
-              </w:rPr>
-              <w:t xml:space="preserve"> </w:t>
-            </w:r>
-            <w:r>
-              <w:rPr>
-                <w:rFonts w:hint="eastAsia"/>
-                <w:szCs w:val="21"/>
-              </w:rPr>
-              <w:t>&lt;&lt;</w:t>
-            </w:r>
-            <w:r>
-              <w:rPr>
-                <w:rFonts w:hint="eastAsia"/>
-                <w:szCs w:val="21"/>
-              </w:rPr>
-              <w:t xml:space="preserve"> </w:t>
-            </w:r>
-            <w:proofErr w:type="spellStart"/>
-            <w:r>
-              <w:rPr>
-                <w:rFonts w:hint="eastAsia"/>
-                <w:szCs w:val="21"/>
-              </w:rPr>
-              <w:t>startDay</w:t>
-            </w:r>
-            <w:proofErr w:type="spellEnd"/>
-            <w:r>
-              <w:rPr>
-                <w:rFonts w:hint="eastAsia"/>
-                <w:szCs w:val="21"/>
-              </w:rPr>
-              <w:t xml:space="preserve"> </w:t>
-            </w:r>
-            <w:r>
-              <w:rPr>
-                <w:rFonts w:hint="eastAsia"/>
-                <w:szCs w:val="21"/>
-              </w:rPr>
-              <w:t>&gt;&gt;</w:t>
-            </w:r>
-            <w:r>
-              <w:rPr>
-                <w:rFonts w:hint="eastAsia"/>
-                <w:szCs w:val="21"/>
-              </w:rPr>
-              <w:t xml:space="preserve"> </w:t>
-            </w:r>
-            <w:r>
-              <w:rPr>
-                <w:rFonts w:hint="eastAsia"/>
-                <w:szCs w:val="21"/>
-              </w:rPr>
-              <w:t>日</w:t>
-            </w:r>
-            <w:r>
-              <w:rPr>
-                <w:rFonts w:hint="eastAsia"/>
-                <w:szCs w:val="21"/>
-              </w:rPr>
-              <w:t xml:space="preserve"> </w:t>
-            </w:r>
-            <w:r>
-              <w:rPr>
-                <w:rFonts w:hint="eastAsia"/>
-                <w:szCs w:val="21"/>
-              </w:rPr>
-              <w:t>至</w:t>
-            </w:r>
-            <w:r>
-              <w:rPr>
-                <w:rFonts w:hint="eastAsia"/>
-                <w:szCs w:val="21"/>
-              </w:rPr>
-              <w:t xml:space="preserve"> </w:t>
-            </w:r>
-            <w:r>
-              <w:rPr>
-                <w:rFonts w:hint="eastAsia"/>
-                <w:szCs w:val="21"/>
-              </w:rPr>
-              <w:t>&lt;&lt;</w:t>
-            </w:r>
-            <w:r>
-              <w:rPr>
-                <w:rFonts w:hint="eastAsia"/>
-                <w:szCs w:val="21"/>
-              </w:rPr>
-              <w:t xml:space="preserve"> </w:t>
-            </w:r>
-            <w:proofErr w:type="spellStart"/>
-            <w:r>
-              <w:rPr>
-                <w:rFonts w:hint="eastAsia"/>
-                <w:szCs w:val="21"/>
-              </w:rPr>
-              <w:t>endYear</w:t>
-            </w:r>
-            <w:proofErr w:type="spellEnd"/>
-            <w:r>
-              <w:rPr>
-                <w:rFonts w:hint="eastAsia"/>
-                <w:szCs w:val="21"/>
-              </w:rPr>
-              <w:t xml:space="preserve"> </w:t>
-            </w:r>
-            <w:r>
-              <w:rPr>
-                <w:rFonts w:hint="eastAsia"/>
-                <w:szCs w:val="21"/>
-              </w:rPr>
-              <w:t>&gt;&gt;</w:t>
-            </w:r>
-            <w:r>
-              <w:rPr>
-                <w:rFonts w:hint="eastAsia"/>
-                <w:szCs w:val="21"/>
-              </w:rPr>
-              <w:t xml:space="preserve"> </w:t>
-            </w:r>
-            <w:r>
-              <w:rPr>
-                <w:rFonts w:hint="eastAsia"/>
-                <w:szCs w:val="21"/>
-              </w:rPr>
-              <w:t>年</w:t>
-            </w:r>
-            <w:r>
-              <w:rPr>
-                <w:rFonts w:hint="eastAsia"/>
-                <w:szCs w:val="21"/>
-              </w:rPr>
-              <w:t xml:space="preserve"> </w:t>
-            </w:r>
-            <w:r>
-              <w:rPr>
-                <w:rFonts w:hint="eastAsia"/>
-                <w:szCs w:val="21"/>
-              </w:rPr>
-              <w:t>&lt;&lt;</w:t>
-            </w:r>
-            <w:r>
-              <w:rPr>
-                <w:rFonts w:hint="eastAsia"/>
-                <w:szCs w:val="21"/>
-              </w:rPr>
-              <w:t xml:space="preserve"> </w:t>
-            </w:r>
-            <w:proofErr w:type="spellStart"/>
-            <w:r>
-              <w:rPr>
-                <w:rFonts w:hint="eastAsia"/>
-                <w:szCs w:val="21"/>
-              </w:rPr>
-              <w:t>endMonth</w:t>
-            </w:r>
-            <w:proofErr w:type="spellEnd"/>
-            <w:r>
-              <w:rPr>
-                <w:rFonts w:hint="eastAsia"/>
-                <w:szCs w:val="21"/>
-              </w:rPr>
-              <w:t xml:space="preserve"> </w:t>
-            </w:r>
-            <w:r>
-              <w:rPr>
-                <w:rFonts w:hint="eastAsia"/>
-                <w:szCs w:val="21"/>
-              </w:rPr>
-              <w:t>&gt;&gt;</w:t>
-            </w:r>
-            <w:r>
-              <w:rPr>
-                <w:rFonts w:hint="eastAsia"/>
-                <w:szCs w:val="21"/>
-              </w:rPr>
-              <w:t xml:space="preserve"> </w:t>
-            </w:r>
-            <w:r>
-              <w:rPr>
-                <w:rFonts w:hint="eastAsia"/>
-                <w:szCs w:val="21"/>
-              </w:rPr>
-              <w:t>月</w:t>
-            </w:r>
-            <w:r>
-              <w:rPr>
-                <w:rFonts w:hint="eastAsia"/>
-                <w:szCs w:val="21"/>
-              </w:rPr>
-              <w:t xml:space="preserve"> </w:t>
-            </w:r>
-            <w:r>
-              <w:rPr>
-                <w:rFonts w:hint="eastAsia"/>
-                <w:szCs w:val="21"/>
-              </w:rPr>
-              <w:t>&lt;&lt;</w:t>
-            </w:r>
-            <w:r>
-              <w:rPr>
-                <w:rFonts w:hint="eastAsia"/>
-                <w:szCs w:val="21"/>
-              </w:rPr>
-              <w:t xml:space="preserve"> </w:t>
-            </w:r>
-            <w:proofErr w:type="spellStart"/>
-            <w:r>
-              <w:rPr>
-                <w:rFonts w:hint="eastAsia"/>
-                <w:szCs w:val="21"/>
-              </w:rPr>
-              <w:t>endDay</w:t>
-            </w:r>
-            <w:proofErr w:type="spellEnd"/>
-            <w:r>
-              <w:rPr>
-                <w:rFonts w:hint="eastAsia"/>
-                <w:szCs w:val="21"/>
-              </w:rPr>
-              <w:t xml:space="preserve"> </w:t>
-            </w:r>
-            <w:r>
-              <w:rPr>
-                <w:rFonts w:hint="eastAsia"/>
-                <w:szCs w:val="21"/>
-              </w:rPr>
-              <w:t>&gt;&gt;</w:t>
+              <w:t>+++</w:t>
+            </w:r>
+            <w:r>
+              <w:rPr>
+                <w:rFonts w:hint="eastAsia"/>
+                <w:szCs w:val="21"/>
+              </w:rPr>
+              <w:t xml:space="preserve"> endDay </w:t>
+            </w:r>
+            <w:r>
+              <w:rPr>
+                <w:rFonts w:hint="eastAsia"/>
+                <w:szCs w:val="21"/>
+              </w:rPr>
+              <w:t>+++</w:t>
             </w:r>
             <w:r>
               <w:rPr>
@@ -5950,21 +5257,7 @@
               <w:rPr>
                 <w:szCs w:val="21"/>
               </w:rPr>
-              <w:t>（个人防护设备、设备防护、外来人员防护、警告标识、体检及预防接种、医疗</w:t>
-            </w:r>
-            <w:proofErr w:type="gramStart"/>
-            <w:r>
-              <w:rPr>
-                <w:szCs w:val="21"/>
-              </w:rPr>
-              <w:t>冶疗</w:t>
-            </w:r>
-            <w:proofErr w:type="gramEnd"/>
-            <w:r>
-              <w:rPr>
-                <w:szCs w:val="21"/>
-              </w:rPr>
-              <w:t>、培训、废物处理、菌种保存的内容）</w:t>
+              <w:t>（个人防护设备、设备防护、外来人员防护、警告标识、体检及预防接种、医疗冶疗、培训、废物处理、菌种保存的内容）</w:t>
             </w:r>
           </w:p>
           <w:p>
@@ -5987,21 +5280,13 @@
               <w:t xml:space="preserve">   </w:t>
             </w:r>
             <w:r>
-              <w:t>&lt;&lt;</w:t>
-            </w:r>
-            <w:r>
-              <w:t xml:space="preserve"> </w:t>
-            </w:r>
-            <w:proofErr w:type="spellStart"/>
-            <w:r>
-              <w:t>facilityMatchDesc</w:t>
-            </w:r>
-            <w:proofErr w:type="spellEnd"/>
-            <w:r>
-              <w:t xml:space="preserve"> </w:t>
-            </w:r>
-            <w:r>
-              <w:t>&gt;&gt;</w:t>
+              <w:t>+++</w:t>
+            </w:r>
+            <w:r>
+              <w:t xml:space="preserve"> facilityMatchDesc </w:t>
+            </w:r>
+            <w:r>
+              <w:t>+++</w:t>
             </w:r>
           </w:p>
           <w:p>
@@ -6075,139 +5360,107 @@
               <w:t xml:space="preserve"> </w:t>
             </w:r>
             <w:r>
-              <w:t>&lt;&lt;</w:t>
-            </w:r>
-            <w:r>
+              <w:t>+++</w:t>
+            </w:r>
+            <w:r>
+              <w:t xml:space="preserve"> workProject </w:t>
+            </w:r>
+            <w:r>
+              <w:t>+++</w:t>
+            </w:r>
+          </w:p>
+          <w:p>
+            <w:pPr>
+              <w:rPr>
+                <w:szCs w:val="21"/>
+              </w:rPr>
+            </w:pPr>
+          </w:p>
+          <w:p>
+            <w:pPr>
+              <w:rPr>
+                <w:szCs w:val="21"/>
+              </w:rPr>
+            </w:pPr>
+            <w:r>
+              <w:rPr>
+                <w:szCs w:val="21"/>
+              </w:rPr>
+              <w:t>实验方法：</w:t>
+            </w:r>
+            <w:r>
+              <w:t>+++</w:t>
+            </w:r>
+            <w:r>
+              <w:t xml:space="preserve"> experimentMethod </w:t>
+            </w:r>
+            <w:r>
+              <w:t>+++</w:t>
+            </w:r>
+          </w:p>
+          <w:p>
+            <w:pPr>
+              <w:rPr>
+                <w:szCs w:val="21"/>
+              </w:rPr>
+            </w:pPr>
+          </w:p>
+          <w:p>
+            <w:pPr>
+              <w:rPr>
+                <w:szCs w:val="21"/>
+              </w:rPr>
+            </w:pPr>
+            <w:r>
+              <w:rPr>
+                <w:szCs w:val="21"/>
+              </w:rPr>
+              <w:t>目的：</w:t>
+            </w:r>
+            <w:r>
+              <w:rPr>
+                <w:szCs w:val="21"/>
+              </w:rPr>
               <w:t xml:space="preserve"> </w:t>
             </w:r>
-            <w:proofErr w:type="spellStart"/>
-            <w:r>
-              <w:t>workProject</w:t>
-            </w:r>
-            <w:proofErr w:type="spellEnd"/>
-            <w:r>
+            <w:r>
+              <w:t>+++</w:t>
+            </w:r>
+            <w:r>
+              <w:t xml:space="preserve"> experimentPurpose </w:t>
+            </w:r>
+            <w:r>
+              <w:t>+++</w:t>
+            </w:r>
+          </w:p>
+          <w:p>
+            <w:pPr>
+              <w:rPr>
+                <w:szCs w:val="21"/>
+              </w:rPr>
+            </w:pPr>
+          </w:p>
+          <w:p>
+            <w:r>
+              <w:rPr>
+                <w:szCs w:val="21"/>
+              </w:rPr>
+              <w:t>保存及污染物处理方法：</w:t>
+            </w:r>
+            <w:r>
+              <w:rPr>
+                <w:szCs w:val="21"/>
+              </w:rPr>
               <w:t xml:space="preserve"> </w:t>
             </w:r>
             <w:r>
-              <w:t>&gt;&gt;</w:t>
-            </w:r>
-          </w:p>
-          <w:p>
-            <w:pPr>
-              <w:rPr>
-                <w:szCs w:val="21"/>
-              </w:rPr>
-            </w:pPr>
-          </w:p>
-          <w:p>
-            <w:pPr>
-              <w:rPr>
-                <w:szCs w:val="21"/>
-              </w:rPr>
-            </w:pPr>
-            <w:r>
-              <w:rPr>
-                <w:szCs w:val="21"/>
-              </w:rPr>
-              <w:t>实验方法：</w:t>
-            </w:r>
-            <w:r>
-              <w:t>&lt;&lt;</w:t>
-            </w:r>
-            <w:r>
-              <w:t xml:space="preserve"> </w:t>
-            </w:r>
-            <w:proofErr w:type="spellStart"/>
-            <w:r>
-              <w:t>experimentMethod</w:t>
-            </w:r>
-            <w:proofErr w:type="spellEnd"/>
-            <w:r>
-              <w:t xml:space="preserve"> </w:t>
-            </w:r>
-            <w:r>
-              <w:t>&gt;&gt;</w:t>
-            </w:r>
-          </w:p>
-          <w:p>
-            <w:pPr>
-              <w:rPr>
-                <w:szCs w:val="21"/>
-              </w:rPr>
-            </w:pPr>
-          </w:p>
-          <w:p>
-            <w:pPr>
-              <w:rPr>
-                <w:szCs w:val="21"/>
-              </w:rPr>
-            </w:pPr>
-            <w:r>
-              <w:rPr>
-                <w:szCs w:val="21"/>
-              </w:rPr>
-              <w:t>目的：</w:t>
-            </w:r>
-            <w:r>
-              <w:rPr>
-                <w:szCs w:val="21"/>
-              </w:rPr>
-              <w:t xml:space="preserve"> </w:t>
-            </w:r>
-            <w:r>
-              <w:t>&lt;&lt;</w:t>
-            </w:r>
-            <w:r>
-              <w:t xml:space="preserve"> </w:t>
-            </w:r>
-            <w:proofErr w:type="spellStart"/>
-            <w:r>
-              <w:t>experimentPurpose</w:t>
-            </w:r>
-            <w:proofErr w:type="spellEnd"/>
-            <w:r>
-              <w:t xml:space="preserve"> </w:t>
-            </w:r>
-            <w:r>
-              <w:t>&gt;&gt;</w:t>
-            </w:r>
-          </w:p>
-          <w:p>
-            <w:pPr>
-              <w:rPr>
-                <w:szCs w:val="21"/>
-              </w:rPr>
-            </w:pPr>
-          </w:p>
-          <w:p>
-            <w:r>
-              <w:rPr>
-                <w:szCs w:val="21"/>
-              </w:rPr>
-              <w:t>保存及污染物处理方法：</w:t>
-            </w:r>
-            <w:r>
-              <w:rPr>
-                <w:szCs w:val="21"/>
-              </w:rPr>
-              <w:t xml:space="preserve"> </w:t>
-            </w:r>
-            <w:r>
-              <w:t>&lt;&lt;</w:t>
-            </w:r>
-            <w:r>
-              <w:t xml:space="preserve"> </w:t>
-            </w:r>
-            <w:proofErr w:type="spellStart"/>
-            <w:r>
-              <w:t>disposalMethod</w:t>
-            </w:r>
-            <w:proofErr w:type="spellEnd"/>
-            <w:r>
-              <w:t xml:space="preserve"> </w:t>
-            </w:r>
-            <w:r>
-              <w:t>&gt;&gt;</w:t>
+              <w:t>+++</w:t>
+            </w:r>
+            <w:r>
+              <w:t xml:space="preserve"> disposalMethod </w:t>
+            </w:r>
+            <w:r>
+              <w:t>+++</w:t>
             </w:r>
           </w:p>
           <w:p/>
@@ -6233,11 +5486,45 @@
               <w:rPr>
                 <w:szCs w:val="21"/>
               </w:rPr>
+              <w:lastRenderedPageBreak/>
               <w:t>相关的补充说明或辅助证明文件</w:t>
             </w:r>
           </w:p>
           <w:p>
             <w:pPr>
+              <w:ind w:rightChars="-85" w:right="-178"/>
+              <w:rPr>
+                <w:szCs w:val="21"/>
+              </w:rPr>
+            </w:pPr>
+            <w:r>
+              <w:rPr>
+                <w:rFonts w:hint="eastAsia"/>
+                <w:szCs w:val="21"/>
+              </w:rPr>
+              <w:t>补充说明：</w:t>
+            </w:r>
+            <w:r>
+              <w:rPr>
+                <w:szCs w:val="21"/>
+              </w:rPr>
+              <w:t xml:space="preserve">+++ </w:t>
+            </w:r>
+            <w:r>
+              <w:rPr>
+                <w:szCs w:val="21"/>
+              </w:rPr>
+              <w:t>certifyExplanation</w:t>
+            </w:r>
+            <w:r>
+              <w:rPr>
+                <w:szCs w:val="21"/>
+              </w:rPr>
+              <w:t xml:space="preserve"> +++</w:t>
+            </w:r>
+          </w:p>
+          <w:p>
+            <w:pPr>
               <w:rPr>
                 <w:szCs w:val="21"/>
               </w:rPr>
@@ -6260,48 +5547,32 @@
               <w:rPr>
                 <w:szCs w:val="21"/>
               </w:rPr>
-              <w:t xml:space="preserve">{%p for </w:t>
-            </w:r>
-            <w:proofErr w:type="spellStart"/>
-            <w:r>
-              <w:rPr>
-                <w:szCs w:val="21"/>
-              </w:rPr>
-              <w:t>img</w:t>
-            </w:r>
-            <w:proofErr w:type="spellEnd"/>
-            <w:r>
-              <w:rPr>
-                <w:szCs w:val="21"/>
-              </w:rPr>
-              <w:t xml:space="preserve"> in </w:t>
-            </w:r>
-            <w:proofErr w:type="spellStart"/>
-            <w:r>
-              <w:rPr>
-                <w:szCs w:val="21"/>
-              </w:rPr>
-              <w:t>embedded_images</w:t>
-            </w:r>
-            <w:proofErr w:type="spellEnd"/>
-            <w:r>
-              <w:rPr>
-                <w:szCs w:val="21"/>
-              </w:rPr>
-              <w:t xml:space="preserve"> %}</w:t>
-            </w:r>
-          </w:p>
-          <w:p>
-            <w:pPr>
-              <w:rPr>
-                <w:szCs w:val="21"/>
-              </w:rPr>
-            </w:pPr>
-            <w:r>
-              <w:rPr>
-                <w:szCs w:val="21"/>
-              </w:rPr>
-              <w:t>&lt;&lt;</w:t>
+              <w:t>+++ FOR</w:t>
+            </w:r>
+            <w:r>
+              <w:rPr>
+                <w:szCs w:val="21"/>
+              </w:rPr>
+              <w:t xml:space="preserve"> img in embedded_images </w:t>
+            </w:r>
+            <w:r>
+              <w:rPr>
+                <w:szCs w:val="21"/>
+              </w:rPr>
+              <w:t>+++</w:t>
+            </w:r>
+          </w:p>
+          <w:p>
+            <w:pPr>
+              <w:rPr>
+                <w:szCs w:val="21"/>
+              </w:rPr>
+            </w:pPr>
+            <w:r>
+              <w:rPr>
+                <w:szCs w:val="21"/>
+              </w:rPr>
+              <w:t>+++</w:t>
             </w:r>
             <w:r>
               <w:rPr>
@@ -6309,14 +5580,18 @@
               </w:rPr>
               <w:t xml:space="preserve"> </w:t>
             </w:r>
-            <w:proofErr w:type="spellStart"/>
-            <w:r>
-              <w:rPr>
-                <w:szCs w:val="21"/>
-              </w:rPr>
-              <w:t>img</w:t>
-            </w:r>
-            <w:proofErr w:type="spellEnd"/>
+            <w:r>
+              <w:rPr>
+                <w:szCs w:val="21"/>
+              </w:rPr>
+              <w:t xml:space="preserve">IMAGE </w:t>
+            </w:r>
+            <w:r>
+              <w:rPr>
+                <w:szCs w:val="21"/>
+              </w:rPr>
+              <w:t>injectImage($img,2,2)</w:t>
+            </w:r>
             <w:r>
               <w:rPr>
                 <w:szCs w:val="21"/>
@@ -6327,34 +5602,20 @@
               <w:rPr>
                 <w:szCs w:val="21"/>
               </w:rPr>
-              <w:t>&gt;&gt;</w:t>
-            </w:r>
-          </w:p>
-          <w:p>
-            <w:pPr>
-              <w:rPr>
-                <w:szCs w:val="21"/>
-              </w:rPr>
-            </w:pPr>
-            <w:r>
-              <w:rPr>
-                <w:szCs w:val="21"/>
-              </w:rPr>
-              <w:t xml:space="preserve">{%p </w:t>
-            </w:r>
-            <w:proofErr w:type="spellStart"/>
-            <w:r>
-              <w:rPr>
-                <w:szCs w:val="21"/>
-              </w:rPr>
-              <w:t>endfor</w:t>
-            </w:r>
-            <w:proofErr w:type="spellEnd"/>
-            <w:r>
-              <w:rPr>
-                <w:szCs w:val="21"/>
-              </w:rPr>
-              <w:t xml:space="preserve"> %}</w:t>
+              <w:t>+++</w:t>
+            </w:r>
+          </w:p>
+          <w:p>
+            <w:pPr>
+              <w:rPr>
+                <w:szCs w:val="21"/>
+              </w:rPr>
+            </w:pPr>
+            <w:r>
+              <w:rPr>
+                <w:szCs w:val="21"/>
+              </w:rPr>
+              <w:t>+++ END-FOR img +++</w:t>
             </w:r>
           </w:p>
         </w:tc>
@@ -6389,25 +5650,17 @@
               <w:t>类型：</w:t>
             </w:r>
             <w:r>
-              <w:t>&lt;&lt;</w:t>
+              <w:t>+++</w:t>
+            </w:r>
+            <w:r>
+              <w:t xml:space="preserve"> publicInfoType </w:t>
+            </w:r>
+            <w:r>
+              <w:t>+++</w:t>
             </w:r>
             <w:r>
               <w:t xml:space="preserve"> </w:t>
             </w:r>
-            <w:proofErr w:type="spellStart"/>
-            <w:r>
-              <w:t>publicInfoType</w:t>
-            </w:r>
-            <w:proofErr w:type="spellEnd"/>
-            <w:r>
-              <w:t xml:space="preserve"> </w:t>
-            </w:r>
-            <w:r>
-              <w:t>&gt;&gt;</w:t>
-            </w:r>
-            <w:r>
-              <w:t xml:space="preserve"> </w:t>
-            </w:r>
           </w:p>
           <w:p>
             <w:pPr>
@@ -6422,21 +5675,13 @@
               <w:t>说明：</w:t>
             </w:r>
             <w:r>
-              <w:t>&lt;&lt;</w:t>
-            </w:r>
-            <w:r>
-              <w:t xml:space="preserve"> </w:t>
-            </w:r>
-            <w:proofErr w:type="spellStart"/>
-            <w:r>
-              <w:t>publicInfoDesc</w:t>
-            </w:r>
-            <w:proofErr w:type="spellEnd"/>
-            <w:r>
-              <w:t xml:space="preserve"> </w:t>
-            </w:r>
-            <w:r>
-              <w:t>&gt;&gt;</w:t>
+              <w:t>+++</w:t>
+            </w:r>
+            <w:r>
+              <w:t xml:space="preserve"> publicInfoDesc </w:t>
+            </w:r>
+            <w:r>
+              <w:t>+++</w:t>
             </w:r>
           </w:p>
           <w:p>
@@ -6616,16 +5861,24 @@
                 <w:color w:val="000000"/>
                 <w:szCs w:val="21"/>
               </w:rPr>
+              <w:t>所在单位</w:t>
+            </w:r>
+            <w:r>
+              <w:rPr>
+                <w:rFonts w:hint="eastAsia"/>
+                <w:color w:val="000000"/>
+                <w:szCs w:val="21"/>
+              </w:rPr>
+              <w:t>（或所在单位生物安全委员</w:t>
+            </w:r>
+            <w:r>
+              <w:rPr>
+                <w:rFonts w:hint="eastAsia"/>
+                <w:color w:val="000000"/>
+                <w:szCs w:val="21"/>
+              </w:rPr>
               <w:lastRenderedPageBreak/>
-              <w:t>所在单位</w:t>
-            </w:r>
-            <w:r>
-              <w:rPr>
-                <w:rFonts w:hint="eastAsia"/>
-                <w:color w:val="000000"/>
-                <w:szCs w:val="21"/>
-              </w:rPr>
-              <w:t>（或所在单位生物安全委员会）</w:t>
+              <w:t>会）</w:t>
             </w:r>
             <w:r>
               <w:rPr>
@@ -6655,6 +5908,7 @@
                 <w:color w:val="000000"/>
                 <w:szCs w:val="21"/>
               </w:rPr>
+              <w:lastRenderedPageBreak/>
               <w:t xml:space="preserve">     </w:t>
             </w:r>
           </w:p>

--- a/template.docx
+++ b/template.docx
@@ -287,12 +287,12 @@
         <w:tblLook w:val="0000" w:firstRow="0" w:lastRow="0" w:firstColumn="0" w:lastColumn="0" w:noHBand="0" w:noVBand="0"/>
       </w:tblPr>
       <w:tblGrid>
-        <w:gridCol w:w="618"/>
-        <w:gridCol w:w="2053"/>
-        <w:gridCol w:w="1583"/>
-        <w:gridCol w:w="1305"/>
-        <w:gridCol w:w="1640"/>
-        <w:gridCol w:w="1640"/>
+        <w:gridCol w:w="614"/>
+        <w:gridCol w:w="2029"/>
+        <w:gridCol w:w="1565"/>
+        <w:gridCol w:w="1290"/>
+        <w:gridCol w:w="1621"/>
+        <w:gridCol w:w="1720"/>
       </w:tblGrid>
       <w:tr>
         <w:trPr>
@@ -390,30 +390,40 @@
               <w:t>+++</w:t>
             </w:r>
             <w:r>
-              <w:t xml:space="preserve"> leaderName </w:t>
-            </w:r>
-            <w:r>
-              <w:t>+++</w:t>
-            </w:r>
-          </w:p>
-          <w:p>
-            <w:pPr>
-              <w:rPr>
-                <w:szCs w:val="21"/>
-              </w:rPr>
-            </w:pPr>
-            <w:r>
-              <w:rPr>
-                <w:rFonts w:hint="eastAsia"/>
-              </w:rPr>
-              <w:t>+++</w:t>
-            </w:r>
-            <w:r>
-              <w:t xml:space="preserve"> </w:t>
-            </w:r>
+              <w:t xml:space="preserve"> </w:t>
+            </w:r>
+            <w:proofErr w:type="spellStart"/>
+            <w:r>
+              <w:t>leaderName</w:t>
+            </w:r>
+            <w:proofErr w:type="spellEnd"/>
+            <w:r>
+              <w:t xml:space="preserve"> </w:t>
+            </w:r>
+            <w:r>
+              <w:t>+++</w:t>
+            </w:r>
+          </w:p>
+          <w:p>
+            <w:pPr>
+              <w:rPr>
+                <w:szCs w:val="21"/>
+              </w:rPr>
+            </w:pPr>
+            <w:r>
+              <w:rPr>
+                <w:rFonts w:hint="eastAsia"/>
+              </w:rPr>
+              <w:t>+++</w:t>
+            </w:r>
+            <w:r>
+              <w:t xml:space="preserve"> </w:t>
+            </w:r>
+            <w:proofErr w:type="spellStart"/>
             <w:r>
               <w:t>leaderId</w:t>
             </w:r>
+            <w:proofErr w:type="spellEnd"/>
             <w:r>
               <w:t>+++</w:t>
             </w:r>
@@ -755,12 +765,14 @@
               </w:rPr>
               <w:t xml:space="preserve"> </w:t>
             </w:r>
+            <w:proofErr w:type="spellStart"/>
             <w:r>
               <w:rPr>
                 <w:szCs w:val="21"/>
               </w:rPr>
               <w:t>projectName</w:t>
             </w:r>
+            <w:proofErr w:type="spellEnd"/>
             <w:r>
               <w:rPr>
                 <w:szCs w:val="21"/>
@@ -825,12 +837,14 @@
               </w:rPr>
               <w:t xml:space="preserve"> </w:t>
             </w:r>
+            <w:proofErr w:type="spellStart"/>
             <w:r>
               <w:rPr>
                 <w:szCs w:val="21"/>
               </w:rPr>
               <w:t>projectSource</w:t>
             </w:r>
+            <w:proofErr w:type="spellEnd"/>
             <w:r>
               <w:rPr>
                 <w:szCs w:val="21"/>
@@ -926,19 +940,20 @@
                 <w:szCs w:val="18"/>
                 <w:lang w:bidi="ar"/>
               </w:rPr>
-              <w:t xml:space="preserve"> '</w:t>
-            </w:r>
-            <w:r>
-              <w:rPr>
-                <w:rFonts w:ascii="Segoe UI Emoji" w:hAnsi="Segoe UI Emoji" w:cs="Segoe UI Emoji"/>
+              <w:t xml:space="preserve"> </w:t>
+            </w:r>
+            <w:proofErr w:type="spellStart"/>
+            <w:r>
+              <w:rPr>
                 <w:color w:val="000000"/>
                 <w:kern w:val="0"/>
                 <w:sz w:val="18"/>
                 <w:szCs w:val="18"/>
                 <w:lang w:bidi="ar"/>
               </w:rPr>
-              <w:t>☑</w:t>
-            </w:r>
+              <w:t>projectType</w:t>
+            </w:r>
+            <w:proofErr w:type="spellEnd"/>
             <w:r>
               <w:rPr>
                 <w:color w:val="000000"/>
@@ -947,7 +962,7 @@
                 <w:szCs w:val="18"/>
                 <w:lang w:bidi="ar"/>
               </w:rPr>
-              <w:t>' if projectType == '</w:t>
+              <w:t xml:space="preserve"> == '</w:t>
             </w:r>
             <w:r>
               <w:rPr>
@@ -968,18 +983,18 @@
                 <w:szCs w:val="18"/>
                 <w:lang w:bidi="ar"/>
               </w:rPr>
-              <w:t>' else '</w:t>
-            </w:r>
-            <w:r>
-              <w:rPr>
-                <w:rFonts w:hint="eastAsia"/>
+              <w:t>' ? '</w:t>
+            </w:r>
+            <w:r>
+              <w:rPr>
+                <w:rFonts w:ascii="Segoe UI Emoji" w:hAnsi="Segoe UI Emoji" w:cs="Segoe UI Emoji"/>
                 <w:color w:val="000000"/>
                 <w:kern w:val="0"/>
                 <w:sz w:val="18"/>
                 <w:szCs w:val="18"/>
                 <w:lang w:bidi="ar"/>
               </w:rPr>
-              <w:t>□</w:t>
+              <w:t>☑</w:t>
             </w:r>
             <w:r>
               <w:rPr>
@@ -989,17 +1004,18 @@
                 <w:szCs w:val="18"/>
                 <w:lang w:bidi="ar"/>
               </w:rPr>
-              <w:t xml:space="preserve">' </w:t>
-            </w:r>
-            <w:r>
-              <w:rPr>
+              <w:t>' : '</w:t>
+            </w:r>
+            <w:r>
+              <w:rPr>
+                <w:rFonts w:hint="eastAsia"/>
                 <w:color w:val="000000"/>
                 <w:kern w:val="0"/>
                 <w:sz w:val="18"/>
                 <w:szCs w:val="18"/>
                 <w:lang w:bidi="ar"/>
               </w:rPr>
-              <w:t>+++</w:t>
+              <w:t>□</w:t>
             </w:r>
             <w:r>
               <w:rPr>
@@ -1009,22 +1025,19 @@
                 <w:szCs w:val="18"/>
                 <w:lang w:bidi="ar"/>
               </w:rPr>
-              <w:t xml:space="preserve"> </w:t>
-            </w:r>
-            <w:r>
-              <w:rPr>
-                <w:rFonts w:hint="eastAsia"/>
+              <w:t>'</w:t>
+            </w:r>
+            <w:r>
+              <w:rPr>
                 <w:color w:val="000000"/>
                 <w:kern w:val="0"/>
                 <w:sz w:val="18"/>
                 <w:szCs w:val="18"/>
                 <w:lang w:bidi="ar"/>
               </w:rPr>
-              <w:t>教学</w:t>
-            </w:r>
-          </w:p>
-          <w:p>
-            <w:pPr>
+              <w:t xml:space="preserve"> </w:t>
+            </w:r>
+            <w:r>
               <w:rPr>
                 <w:color w:val="000000"/>
                 <w:kern w:val="0"/>
@@ -1032,7 +1045,8 @@
                 <w:szCs w:val="18"/>
                 <w:lang w:bidi="ar"/>
               </w:rPr>
-            </w:pPr>
+              <w:t>+++</w:t>
+            </w:r>
             <w:r>
               <w:rPr>
                 <w:color w:val="000000"/>
@@ -1041,19 +1055,22 @@
                 <w:szCs w:val="18"/>
                 <w:lang w:bidi="ar"/>
               </w:rPr>
-              <w:t xml:space="preserve">2. </w:t>
-            </w:r>
-            <w:r>
-              <w:rPr>
+              <w:t xml:space="preserve"> </w:t>
+            </w:r>
+            <w:r>
+              <w:rPr>
+                <w:rFonts w:hint="eastAsia"/>
                 <w:color w:val="000000"/>
                 <w:kern w:val="0"/>
                 <w:sz w:val="18"/>
                 <w:szCs w:val="18"/>
                 <w:lang w:bidi="ar"/>
               </w:rPr>
-              <w:t>+++</w:t>
-            </w:r>
-            <w:r>
+              <w:t>教学</w:t>
+            </w:r>
+          </w:p>
+          <w:p>
+            <w:pPr>
               <w:rPr>
                 <w:color w:val="000000"/>
                 <w:kern w:val="0"/>
@@ -1061,18 +1078,16 @@
                 <w:szCs w:val="18"/>
                 <w:lang w:bidi="ar"/>
               </w:rPr>
-              <w:t xml:space="preserve"> '</w:t>
-            </w:r>
-            <w:r>
-              <w:rPr>
-                <w:rFonts w:ascii="Segoe UI Emoji" w:hAnsi="Segoe UI Emoji" w:cs="Segoe UI Emoji"/>
+            </w:pPr>
+            <w:r>
+              <w:rPr>
                 <w:color w:val="000000"/>
                 <w:kern w:val="0"/>
                 <w:sz w:val="18"/>
                 <w:szCs w:val="18"/>
                 <w:lang w:bidi="ar"/>
               </w:rPr>
-              <w:t>☑</w:t>
+              <w:t xml:space="preserve">2. </w:t>
             </w:r>
             <w:r>
               <w:rPr>
@@ -1082,19 +1097,19 @@
                 <w:szCs w:val="18"/>
                 <w:lang w:bidi="ar"/>
               </w:rPr>
-              <w:t>' if projectType == '</w:t>
-            </w:r>
-            <w:r>
-              <w:rPr>
-                <w:rFonts w:hint="eastAsia"/>
+              <w:t>+++</w:t>
+            </w:r>
+            <w:r>
+              <w:rPr>
                 <w:color w:val="000000"/>
                 <w:kern w:val="0"/>
                 <w:sz w:val="18"/>
                 <w:szCs w:val="18"/>
                 <w:lang w:bidi="ar"/>
               </w:rPr>
-              <w:t>科研</w:t>
-            </w:r>
+              <w:t xml:space="preserve"> </w:t>
+            </w:r>
+            <w:proofErr w:type="spellStart"/>
             <w:r>
               <w:rPr>
                 <w:color w:val="000000"/>
@@ -1103,28 +1118,29 @@
                 <w:szCs w:val="18"/>
                 <w:lang w:bidi="ar"/>
               </w:rPr>
-              <w:t>' else '</w:t>
-            </w:r>
-            <w:r>
-              <w:rPr>
-                <w:rFonts w:hint="eastAsia"/>
+              <w:t>projectType</w:t>
+            </w:r>
+            <w:proofErr w:type="spellEnd"/>
+            <w:r>
+              <w:rPr>
                 <w:color w:val="000000"/>
                 <w:kern w:val="0"/>
                 <w:sz w:val="18"/>
                 <w:szCs w:val="18"/>
                 <w:lang w:bidi="ar"/>
               </w:rPr>
-              <w:t>□</w:t>
-            </w:r>
-            <w:r>
-              <w:rPr>
+              <w:t xml:space="preserve"> == '</w:t>
+            </w:r>
+            <w:r>
+              <w:rPr>
+                <w:rFonts w:hint="eastAsia"/>
                 <w:color w:val="000000"/>
                 <w:kern w:val="0"/>
                 <w:sz w:val="18"/>
                 <w:szCs w:val="18"/>
                 <w:lang w:bidi="ar"/>
               </w:rPr>
-              <w:t xml:space="preserve">' </w:t>
+              <w:t>科研</w:t>
             </w:r>
             <w:r>
               <w:rPr>
@@ -1134,45 +1150,39 @@
                 <w:szCs w:val="18"/>
                 <w:lang w:bidi="ar"/>
               </w:rPr>
-              <w:t>+++</w:t>
-            </w:r>
-            <w:r>
-              <w:rPr>
+              <w:t>' ? '</w:t>
+            </w:r>
+            <w:r>
+              <w:rPr>
+                <w:rFonts w:ascii="Segoe UI Emoji" w:hAnsi="Segoe UI Emoji" w:cs="Segoe UI Emoji"/>
                 <w:color w:val="000000"/>
                 <w:kern w:val="0"/>
                 <w:sz w:val="18"/>
                 <w:szCs w:val="18"/>
                 <w:lang w:bidi="ar"/>
               </w:rPr>
-              <w:t xml:space="preserve"> </w:t>
-            </w:r>
-            <w:r>
-              <w:rPr>
-                <w:rFonts w:hint="eastAsia"/>
+              <w:t>☑</w:t>
+            </w:r>
+            <w:r>
+              <w:rPr>
                 <w:color w:val="000000"/>
                 <w:kern w:val="0"/>
                 <w:sz w:val="18"/>
                 <w:szCs w:val="18"/>
                 <w:lang w:bidi="ar"/>
               </w:rPr>
-              <w:t>科研</w:t>
-            </w:r>
-          </w:p>
-          <w:p>
-            <w:pPr>
-              <w:rPr>
-                <w:szCs w:val="21"/>
-              </w:rPr>
-            </w:pPr>
-            <w:r>
-              <w:rPr>
+              <w:t>' : '</w:t>
+            </w:r>
+            <w:r>
+              <w:rPr>
+                <w:rFonts w:hint="eastAsia"/>
                 <w:color w:val="000000"/>
                 <w:kern w:val="0"/>
                 <w:sz w:val="18"/>
                 <w:szCs w:val="18"/>
                 <w:lang w:bidi="ar"/>
               </w:rPr>
-              <w:t xml:space="preserve">3. </w:t>
+              <w:t>□</w:t>
             </w:r>
             <w:r>
               <w:rPr>
@@ -1182,7 +1192,7 @@
                 <w:szCs w:val="18"/>
                 <w:lang w:bidi="ar"/>
               </w:rPr>
-              <w:t>+++</w:t>
+              <w:t>'</w:t>
             </w:r>
             <w:r>
               <w:rPr>
@@ -1192,18 +1202,17 @@
                 <w:szCs w:val="18"/>
                 <w:lang w:bidi="ar"/>
               </w:rPr>
-              <w:t xml:space="preserve"> '</w:t>
-            </w:r>
-            <w:r>
-              <w:rPr>
-                <w:rFonts w:ascii="Segoe UI Emoji" w:hAnsi="Segoe UI Emoji" w:cs="Segoe UI Emoji"/>
+              <w:t xml:space="preserve"> </w:t>
+            </w:r>
+            <w:r>
+              <w:rPr>
                 <w:color w:val="000000"/>
                 <w:kern w:val="0"/>
                 <w:sz w:val="18"/>
                 <w:szCs w:val="18"/>
                 <w:lang w:bidi="ar"/>
               </w:rPr>
-              <w:t>☑</w:t>
+              <w:t>+++</w:t>
             </w:r>
             <w:r>
               <w:rPr>
@@ -1213,7 +1222,7 @@
                 <w:szCs w:val="18"/>
                 <w:lang w:bidi="ar"/>
               </w:rPr>
-              <w:t>' if projectType == '</w:t>
+              <w:t xml:space="preserve"> </w:t>
             </w:r>
             <w:r>
               <w:rPr>
@@ -1224,8 +1233,15 @@
                 <w:szCs w:val="18"/>
                 <w:lang w:bidi="ar"/>
               </w:rPr>
-              <w:t>其他</w:t>
-            </w:r>
+              <w:t>科研</w:t>
+            </w:r>
+          </w:p>
+          <w:p>
+            <w:pPr>
+              <w:rPr>
+                <w:szCs w:val="21"/>
+              </w:rPr>
+            </w:pPr>
             <w:r>
               <w:rPr>
                 <w:color w:val="000000"/>
@@ -1234,18 +1250,17 @@
                 <w:szCs w:val="18"/>
                 <w:lang w:bidi="ar"/>
               </w:rPr>
-              <w:t>' else '</w:t>
-            </w:r>
-            <w:r>
-              <w:rPr>
-                <w:rFonts w:hint="eastAsia"/>
+              <w:t xml:space="preserve">3. </w:t>
+            </w:r>
+            <w:r>
+              <w:rPr>
                 <w:color w:val="000000"/>
                 <w:kern w:val="0"/>
                 <w:sz w:val="18"/>
                 <w:szCs w:val="18"/>
                 <w:lang w:bidi="ar"/>
               </w:rPr>
-              <w:t>□</w:t>
+              <w:t>+++</w:t>
             </w:r>
             <w:r>
               <w:rPr>
@@ -1255,7 +1270,102 @@
                 <w:szCs w:val="18"/>
                 <w:lang w:bidi="ar"/>
               </w:rPr>
-              <w:t xml:space="preserve">' </w:t>
+              <w:t xml:space="preserve"> </w:t>
+            </w:r>
+            <w:proofErr w:type="spellStart"/>
+            <w:r>
+              <w:rPr>
+                <w:color w:val="000000"/>
+                <w:kern w:val="0"/>
+                <w:sz w:val="18"/>
+                <w:szCs w:val="18"/>
+                <w:lang w:bidi="ar"/>
+              </w:rPr>
+              <w:t>projectType</w:t>
+            </w:r>
+            <w:proofErr w:type="spellEnd"/>
+            <w:r>
+              <w:rPr>
+                <w:color w:val="000000"/>
+                <w:kern w:val="0"/>
+                <w:sz w:val="18"/>
+                <w:szCs w:val="18"/>
+                <w:lang w:bidi="ar"/>
+              </w:rPr>
+              <w:t xml:space="preserve"> == '</w:t>
+            </w:r>
+            <w:r>
+              <w:rPr>
+                <w:rFonts w:hint="eastAsia"/>
+                <w:color w:val="000000"/>
+                <w:kern w:val="0"/>
+                <w:sz w:val="18"/>
+                <w:szCs w:val="18"/>
+                <w:lang w:bidi="ar"/>
+              </w:rPr>
+              <w:t>其他</w:t>
+            </w:r>
+            <w:r>
+              <w:rPr>
+                <w:color w:val="000000"/>
+                <w:kern w:val="0"/>
+                <w:sz w:val="18"/>
+                <w:szCs w:val="18"/>
+                <w:lang w:bidi="ar"/>
+              </w:rPr>
+              <w:t>' ? '</w:t>
+            </w:r>
+            <w:r>
+              <w:rPr>
+                <w:rFonts w:ascii="Segoe UI Emoji" w:hAnsi="Segoe UI Emoji" w:cs="Segoe UI Emoji"/>
+                <w:color w:val="000000"/>
+                <w:kern w:val="0"/>
+                <w:sz w:val="18"/>
+                <w:szCs w:val="18"/>
+                <w:lang w:bidi="ar"/>
+              </w:rPr>
+              <w:t>☑</w:t>
+            </w:r>
+            <w:r>
+              <w:rPr>
+                <w:color w:val="000000"/>
+                <w:kern w:val="0"/>
+                <w:sz w:val="18"/>
+                <w:szCs w:val="18"/>
+                <w:lang w:bidi="ar"/>
+              </w:rPr>
+              <w:t>' : '</w:t>
+            </w:r>
+            <w:r>
+              <w:rPr>
+                <w:rFonts w:hint="eastAsia"/>
+                <w:color w:val="000000"/>
+                <w:kern w:val="0"/>
+                <w:sz w:val="18"/>
+                <w:szCs w:val="18"/>
+                <w:lang w:bidi="ar"/>
+              </w:rPr>
+              <w:t>□</w:t>
+            </w:r>
+            <w:r>
+              <w:rPr>
+                <w:color w:val="000000"/>
+                <w:kern w:val="0"/>
+                <w:sz w:val="18"/>
+                <w:szCs w:val="18"/>
+                <w:lang w:bidi="ar"/>
+              </w:rPr>
+              <w:t>'</w:t>
+            </w:r>
+            <w:r>
+              <w:rPr>
+                <w:color w:val="000000"/>
+                <w:kern w:val="0"/>
+                <w:sz w:val="18"/>
+                <w:szCs w:val="18"/>
+                <w:lang w:bidi="ar"/>
+              </w:rPr>
+              <w:t xml:space="preserve"> </w:t>
             </w:r>
             <w:r>
               <w:rPr>
@@ -1346,12 +1456,14 @@
               </w:rPr>
               <w:t xml:space="preserve"> </w:t>
             </w:r>
+            <w:proofErr w:type="spellStart"/>
             <w:r>
               <w:rPr>
                 <w:szCs w:val="21"/>
               </w:rPr>
               <w:t>experimenterCount</w:t>
             </w:r>
+            <w:proofErr w:type="spellEnd"/>
             <w:r>
               <w:rPr>
                 <w:szCs w:val="21"/>
@@ -1558,7 +1670,22 @@
               <w:t xml:space="preserve">+++ </w:t>
             </w:r>
             <w:r>
-              <w:t>for p in personnel</w:t>
+              <w:rPr>
+                <w:rFonts w:hint="eastAsia"/>
+              </w:rPr>
+              <w:t>FOR</w:t>
+            </w:r>
+            <w:r>
+              <w:t xml:space="preserve"> p </w:t>
+            </w:r>
+            <w:r>
+              <w:rPr>
+                <w:rFonts w:hint="eastAsia"/>
+              </w:rPr>
+              <w:t>IN</w:t>
+            </w:r>
+            <w:r>
+              <w:t xml:space="preserve"> personnel</w:t>
             </w:r>
             <w:r>
               <w:t xml:space="preserve"> +++</w:t>
@@ -1651,9 +1778,13 @@
             <w:r>
               <w:t>+++$</w:t>
             </w:r>
+            <w:proofErr w:type="spellStart"/>
+            <w:proofErr w:type="gramStart"/>
             <w:r>
               <w:t>p.department</w:t>
             </w:r>
+            <w:proofErr w:type="spellEnd"/>
+            <w:proofErr w:type="gramEnd"/>
             <w:r>
               <w:t>+++</w:t>
             </w:r>
@@ -1671,13 +1802,7 @@
               </w:rPr>
             </w:pPr>
             <w:r>
-              <w:t>+++</w:t>
-            </w:r>
-            <w:r>
-              <w:t>$</w:t>
-            </w:r>
-            <w:r>
-              <w:t>p.name+++</w:t>
+              <w:t>+++$p.name+++</w:t>
             </w:r>
           </w:p>
         </w:tc>
@@ -1693,13 +1818,7 @@
               </w:rPr>
             </w:pPr>
             <w:r>
-              <w:t>+++</w:t>
-            </w:r>
-            <w:r>
-              <w:t>$</w:t>
-            </w:r>
-            <w:r>
-              <w:t>p.id+++</w:t>
+              <w:t>+++$p.id+++</w:t>
             </w:r>
           </w:p>
         </w:tc>
@@ -1727,11 +1846,21 @@
               </w:rPr>
               <w:t>$</w:t>
             </w:r>
-            <w:r>
-              <w:rPr>
-                <w:szCs w:val="21"/>
-              </w:rPr>
-              <w:t>p.phone+++</w:t>
+            <w:proofErr w:type="spellStart"/>
+            <w:proofErr w:type="gramStart"/>
+            <w:r>
+              <w:rPr>
+                <w:szCs w:val="21"/>
+              </w:rPr>
+              <w:t>p.phone</w:t>
+            </w:r>
+            <w:proofErr w:type="spellEnd"/>
+            <w:proofErr w:type="gramEnd"/>
+            <w:r>
+              <w:rPr>
+                <w:szCs w:val="21"/>
+              </w:rPr>
+              <w:t>+++</w:t>
             </w:r>
           </w:p>
         </w:tc>
@@ -1756,8 +1885,18 @@
               <w:rPr>
                 <w:szCs w:val="21"/>
               </w:rPr>
+              <w:t>$</w:t>
+            </w:r>
+            <w:proofErr w:type="spellStart"/>
+            <w:proofErr w:type="gramStart"/>
+            <w:r>
+              <w:rPr>
+                <w:szCs w:val="21"/>
+              </w:rPr>
               <w:t>p.content</w:t>
             </w:r>
+            <w:proofErr w:type="spellEnd"/>
+            <w:proofErr w:type="gramEnd"/>
             <w:r>
               <w:rPr>
                 <w:szCs w:val="21"/>
@@ -1942,16 +2081,7 @@
                 <w:szCs w:val="18"/>
                 <w:shd w:val="clear" w:color="auto" w:fill="F8F8F8"/>
               </w:rPr>
-              <w:t>END-FO</w:t>
-            </w:r>
-            <w:r>
-              <w:rPr>
-                <w:rFonts w:ascii="Consolas" w:hAnsi="Consolas"/>
-                <w:sz w:val="18"/>
-                <w:szCs w:val="18"/>
-                <w:shd w:val="clear" w:color="auto" w:fill="F8F8F8"/>
-              </w:rPr>
-              <w:t>R p+++</w:t>
+              <w:t>END-FOR p+++</w:t>
             </w:r>
           </w:p>
         </w:tc>
@@ -1977,7 +2107,7 @@
                 <w:color w:val="000000"/>
                 <w:szCs w:val="21"/>
               </w:rPr>
-              <w:t>使</w:t>
+              <w:t>使用动</w:t>
             </w:r>
             <w:r>
               <w:rPr>
@@ -1985,7 +2115,7 @@
                 <w:szCs w:val="21"/>
               </w:rPr>
               <w:lastRenderedPageBreak/>
-              <w:t>用动物情况</w:t>
+              <w:t>物情况</w:t>
             </w:r>
           </w:p>
         </w:tc>
@@ -2044,12 +2174,14 @@
               </w:rPr>
               <w:t xml:space="preserve"> </w:t>
             </w:r>
+            <w:proofErr w:type="spellStart"/>
             <w:r>
               <w:rPr>
                 <w:szCs w:val="21"/>
               </w:rPr>
               <w:t>animalName</w:t>
             </w:r>
+            <w:proofErr w:type="spellEnd"/>
             <w:r>
               <w:rPr>
                 <w:szCs w:val="21"/>
@@ -2136,12 +2268,14 @@
               </w:rPr>
               <w:t xml:space="preserve"> </w:t>
             </w:r>
+            <w:proofErr w:type="spellStart"/>
             <w:r>
               <w:rPr>
                 <w:szCs w:val="21"/>
               </w:rPr>
               <w:t>animalStrain</w:t>
             </w:r>
+            <w:proofErr w:type="spellEnd"/>
             <w:r>
               <w:rPr>
                 <w:szCs w:val="21"/>
@@ -2221,12 +2355,14 @@
               </w:rPr>
               <w:t xml:space="preserve"> </w:t>
             </w:r>
+            <w:proofErr w:type="spellStart"/>
             <w:r>
               <w:rPr>
                 <w:szCs w:val="21"/>
               </w:rPr>
               <w:t>animalGrade</w:t>
             </w:r>
+            <w:proofErr w:type="spellEnd"/>
             <w:r>
               <w:rPr>
                 <w:szCs w:val="21"/>
@@ -2342,12 +2478,14 @@
               </w:rPr>
               <w:t xml:space="preserve"> </w:t>
             </w:r>
+            <w:proofErr w:type="spellStart"/>
             <w:r>
               <w:rPr>
                 <w:szCs w:val="21"/>
               </w:rPr>
               <w:t>pathogenName</w:t>
             </w:r>
+            <w:proofErr w:type="spellEnd"/>
             <w:r>
               <w:rPr>
                 <w:szCs w:val="21"/>
@@ -2445,7 +2583,46 @@
               <w:rPr>
                 <w:szCs w:val="21"/>
               </w:rPr>
-              <w:t xml:space="preserve"> '</w:t>
+              <w:t xml:space="preserve"> </w:t>
+            </w:r>
+            <w:proofErr w:type="spellStart"/>
+            <w:r>
+              <w:rPr>
+                <w:szCs w:val="21"/>
+              </w:rPr>
+              <w:t>pathogenType</w:t>
+            </w:r>
+            <w:proofErr w:type="spellEnd"/>
+            <w:r>
+              <w:rPr>
+                <w:szCs w:val="21"/>
+              </w:rPr>
+              <w:t xml:space="preserve"> == '</w:t>
+            </w:r>
+            <w:r>
+              <w:rPr>
+                <w:rFonts w:hint="eastAsia"/>
+                <w:szCs w:val="21"/>
+              </w:rPr>
+              <w:t>动物</w:t>
+            </w:r>
+            <w:r>
+              <w:rPr>
+                <w:szCs w:val="21"/>
+              </w:rPr>
+              <w:t>'</w:t>
+            </w:r>
+            <w:r>
+              <w:rPr>
+                <w:szCs w:val="21"/>
+              </w:rPr>
+              <w:t xml:space="preserve"> ? </w:t>
+            </w:r>
+            <w:r>
+              <w:rPr>
+                <w:szCs w:val="21"/>
+              </w:rPr>
+              <w:t>'</w:t>
             </w:r>
             <w:r>
               <w:rPr>
@@ -2462,7 +2639,44 @@
               <w:rPr>
                 <w:szCs w:val="21"/>
               </w:rPr>
-              <w:t>' if pathogenType == '</w:t>
+              <w:t>'</w:t>
+            </w:r>
+            <w:r>
+              <w:rPr>
+                <w:szCs w:val="21"/>
+              </w:rPr>
+              <w:t xml:space="preserve"> : </w:t>
+            </w:r>
+            <w:r>
+              <w:rPr>
+                <w:szCs w:val="21"/>
+              </w:rPr>
+              <w:t>'</w:t>
+            </w:r>
+            <w:r>
+              <w:rPr>
+                <w:rFonts w:hint="eastAsia"/>
+                <w:szCs w:val="21"/>
+              </w:rPr>
+              <w:t>□</w:t>
+            </w:r>
+            <w:r>
+              <w:rPr>
+                <w:szCs w:val="21"/>
+              </w:rPr>
+              <w:t xml:space="preserve">' </w:t>
+            </w:r>
+            <w:r>
+              <w:rPr>
+                <w:szCs w:val="21"/>
+              </w:rPr>
+              <w:t>+++</w:t>
+            </w:r>
+            <w:r>
+              <w:rPr>
+                <w:szCs w:val="21"/>
+              </w:rPr>
+              <w:t xml:space="preserve"> </w:t>
             </w:r>
             <w:r>
               <w:rPr>
@@ -2471,11 +2685,92 @@
               </w:rPr>
               <w:t>动物</w:t>
             </w:r>
-            <w:r>
-              <w:rPr>
-                <w:szCs w:val="21"/>
-              </w:rPr>
-              <w:t>' else '</w:t>
+          </w:p>
+          <w:p>
+            <w:pPr>
+              <w:rPr>
+                <w:szCs w:val="21"/>
+              </w:rPr>
+            </w:pPr>
+            <w:r>
+              <w:rPr>
+                <w:szCs w:val="21"/>
+              </w:rPr>
+              <w:t>+++</w:t>
+            </w:r>
+            <w:r>
+              <w:rPr>
+                <w:szCs w:val="21"/>
+              </w:rPr>
+              <w:t xml:space="preserve"> </w:t>
+            </w:r>
+            <w:proofErr w:type="spellStart"/>
+            <w:r>
+              <w:rPr>
+                <w:szCs w:val="21"/>
+              </w:rPr>
+              <w:t>pathogenType</w:t>
+            </w:r>
+            <w:proofErr w:type="spellEnd"/>
+            <w:r>
+              <w:rPr>
+                <w:szCs w:val="21"/>
+              </w:rPr>
+              <w:t xml:space="preserve"> == '</w:t>
+            </w:r>
+            <w:r>
+              <w:rPr>
+                <w:rFonts w:hint="eastAsia"/>
+                <w:szCs w:val="21"/>
+              </w:rPr>
+              <w:t>植物</w:t>
+            </w:r>
+            <w:r>
+              <w:rPr>
+                <w:szCs w:val="21"/>
+              </w:rPr>
+              <w:t>'</w:t>
+            </w:r>
+            <w:r>
+              <w:rPr>
+                <w:szCs w:val="21"/>
+              </w:rPr>
+              <w:t xml:space="preserve"> ? </w:t>
+            </w:r>
+            <w:r>
+              <w:rPr>
+                <w:szCs w:val="21"/>
+              </w:rPr>
+              <w:t>'</w:t>
+            </w:r>
+            <w:r>
+              <w:rPr>
+                <w:rFonts w:ascii="Segoe UI Emoji" w:hAnsi="Segoe UI Emoji" w:cs="Segoe UI Emoji"/>
+                <w:color w:val="000000"/>
+                <w:kern w:val="0"/>
+                <w:szCs w:val="21"/>
+                <w:shd w:val="clear" w:color="auto" w:fill="FFFFFF" w:themeFill="background1"/>
+                <w:lang w:bidi="ar"/>
+              </w:rPr>
+              <w:t>☑</w:t>
+            </w:r>
+            <w:r>
+              <w:rPr>
+                <w:szCs w:val="21"/>
+              </w:rPr>
+              <w:t>'</w:t>
+            </w:r>
+            <w:r>
+              <w:rPr>
+                <w:szCs w:val="21"/>
+              </w:rPr>
+              <w:t xml:space="preserve"> : </w:t>
+            </w:r>
+            <w:r>
+              <w:rPr>
+                <w:szCs w:val="21"/>
+              </w:rPr>
+              <w:t>'</w:t>
             </w:r>
             <w:r>
               <w:rPr>
@@ -2507,26 +2802,65 @@
                 <w:rFonts w:hint="eastAsia"/>
                 <w:szCs w:val="21"/>
               </w:rPr>
-              <w:t>动物</w:t>
-            </w:r>
-          </w:p>
-          <w:p>
-            <w:pPr>
-              <w:rPr>
-                <w:szCs w:val="21"/>
-              </w:rPr>
-            </w:pPr>
-            <w:r>
-              <w:rPr>
-                <w:szCs w:val="21"/>
-              </w:rPr>
-              <w:t>+++</w:t>
-            </w:r>
-            <w:r>
-              <w:rPr>
-                <w:szCs w:val="21"/>
-              </w:rPr>
-              <w:t xml:space="preserve"> '</w:t>
+              <w:t>植物</w:t>
+            </w:r>
+          </w:p>
+          <w:p>
+            <w:pPr>
+              <w:rPr>
+                <w:szCs w:val="21"/>
+              </w:rPr>
+            </w:pPr>
+            <w:r>
+              <w:rPr>
+                <w:szCs w:val="21"/>
+              </w:rPr>
+              <w:t>+++</w:t>
+            </w:r>
+            <w:r>
+              <w:rPr>
+                <w:szCs w:val="21"/>
+              </w:rPr>
+              <w:t xml:space="preserve"> </w:t>
+            </w:r>
+            <w:proofErr w:type="spellStart"/>
+            <w:r>
+              <w:rPr>
+                <w:szCs w:val="21"/>
+              </w:rPr>
+              <w:t>pathogenType</w:t>
+            </w:r>
+            <w:proofErr w:type="spellEnd"/>
+            <w:r>
+              <w:rPr>
+                <w:szCs w:val="21"/>
+              </w:rPr>
+              <w:t xml:space="preserve"> == '</w:t>
+            </w:r>
+            <w:r>
+              <w:rPr>
+                <w:rFonts w:hint="eastAsia"/>
+                <w:szCs w:val="21"/>
+              </w:rPr>
+              <w:t>微生物</w:t>
+            </w:r>
+            <w:r>
+              <w:rPr>
+                <w:szCs w:val="21"/>
+              </w:rPr>
+              <w:t>'</w:t>
+            </w:r>
+            <w:r>
+              <w:rPr>
+                <w:szCs w:val="21"/>
+              </w:rPr>
+              <w:t xml:space="preserve"> ? </w:t>
+            </w:r>
+            <w:r>
+              <w:rPr>
+                <w:szCs w:val="21"/>
+              </w:rPr>
+              <w:t>'</w:t>
             </w:r>
             <w:r>
               <w:rPr>
@@ -2534,6 +2868,7 @@
                 <w:color w:val="000000"/>
                 <w:kern w:val="0"/>
                 <w:szCs w:val="21"/>
+                <w:shd w:val="clear" w:color="auto" w:fill="FFFFFF" w:themeFill="background1"/>
                 <w:lang w:bidi="ar"/>
               </w:rPr>
               <w:t>☑</w:t>
@@ -2542,20 +2877,19 @@
               <w:rPr>
                 <w:szCs w:val="21"/>
               </w:rPr>
-              <w:t>' if pathogenType == '</w:t>
-            </w:r>
-            <w:r>
-              <w:rPr>
-                <w:rFonts w:hint="eastAsia"/>
-                <w:szCs w:val="21"/>
-              </w:rPr>
-              <w:t>植物</w:t>
-            </w:r>
-            <w:r>
-              <w:rPr>
-                <w:szCs w:val="21"/>
-              </w:rPr>
-              <w:t>' else '</w:t>
+              <w:t>'</w:t>
+            </w:r>
+            <w:r>
+              <w:rPr>
+                <w:szCs w:val="21"/>
+              </w:rPr>
+              <w:t xml:space="preserve"> : </w:t>
+            </w:r>
+            <w:r>
+              <w:rPr>
+                <w:szCs w:val="21"/>
+              </w:rPr>
+              <w:t>'</w:t>
             </w:r>
             <w:r>
               <w:rPr>
@@ -2587,26 +2921,65 @@
                 <w:rFonts w:hint="eastAsia"/>
                 <w:szCs w:val="21"/>
               </w:rPr>
-              <w:t>植物</w:t>
-            </w:r>
-          </w:p>
-          <w:p>
-            <w:pPr>
-              <w:rPr>
-                <w:szCs w:val="21"/>
-              </w:rPr>
-            </w:pPr>
-            <w:r>
-              <w:rPr>
-                <w:szCs w:val="21"/>
-              </w:rPr>
-              <w:t>+++</w:t>
-            </w:r>
-            <w:r>
-              <w:rPr>
-                <w:szCs w:val="21"/>
-              </w:rPr>
-              <w:t xml:space="preserve"> '</w:t>
+              <w:t>微生物</w:t>
+            </w:r>
+          </w:p>
+          <w:p>
+            <w:pPr>
+              <w:rPr>
+                <w:szCs w:val="21"/>
+              </w:rPr>
+            </w:pPr>
+            <w:r>
+              <w:rPr>
+                <w:szCs w:val="21"/>
+              </w:rPr>
+              <w:t>+++</w:t>
+            </w:r>
+            <w:r>
+              <w:rPr>
+                <w:szCs w:val="21"/>
+              </w:rPr>
+              <w:t xml:space="preserve"> </w:t>
+            </w:r>
+            <w:proofErr w:type="spellStart"/>
+            <w:r>
+              <w:rPr>
+                <w:szCs w:val="21"/>
+              </w:rPr>
+              <w:t>pathogenType</w:t>
+            </w:r>
+            <w:proofErr w:type="spellEnd"/>
+            <w:r>
+              <w:rPr>
+                <w:szCs w:val="21"/>
+              </w:rPr>
+              <w:t xml:space="preserve"> == '</w:t>
+            </w:r>
+            <w:r>
+              <w:rPr>
+                <w:rFonts w:hint="eastAsia"/>
+                <w:szCs w:val="21"/>
+              </w:rPr>
+              <w:t>其他</w:t>
+            </w:r>
+            <w:r>
+              <w:rPr>
+                <w:szCs w:val="21"/>
+              </w:rPr>
+              <w:t>'</w:t>
+            </w:r>
+            <w:r>
+              <w:rPr>
+                <w:szCs w:val="21"/>
+              </w:rPr>
+              <w:t xml:space="preserve"> ? </w:t>
+            </w:r>
+            <w:r>
+              <w:rPr>
+                <w:szCs w:val="21"/>
+              </w:rPr>
+              <w:t>'</w:t>
             </w:r>
             <w:r>
               <w:rPr>
@@ -2614,6 +2987,7 @@
                 <w:color w:val="000000"/>
                 <w:kern w:val="0"/>
                 <w:szCs w:val="21"/>
+                <w:shd w:val="clear" w:color="auto" w:fill="FFFFFF" w:themeFill="background1"/>
                 <w:lang w:bidi="ar"/>
               </w:rPr>
               <w:t>☑</w:t>
@@ -2622,100 +2996,19 @@
               <w:rPr>
                 <w:szCs w:val="21"/>
               </w:rPr>
-              <w:t>' if pathogenType == '</w:t>
-            </w:r>
-            <w:r>
-              <w:rPr>
-                <w:rFonts w:hint="eastAsia"/>
-                <w:szCs w:val="21"/>
-              </w:rPr>
-              <w:t>微生物</w:t>
-            </w:r>
-            <w:r>
-              <w:rPr>
-                <w:szCs w:val="21"/>
-              </w:rPr>
-              <w:t>' else '</w:t>
-            </w:r>
-            <w:r>
-              <w:rPr>
-                <w:rFonts w:hint="eastAsia"/>
-                <w:szCs w:val="21"/>
-              </w:rPr>
-              <w:t>□</w:t>
-            </w:r>
-            <w:r>
-              <w:rPr>
-                <w:szCs w:val="21"/>
-              </w:rPr>
-              <w:t xml:space="preserve">' </w:t>
-            </w:r>
-            <w:r>
-              <w:rPr>
-                <w:szCs w:val="21"/>
-              </w:rPr>
-              <w:t>+++</w:t>
-            </w:r>
-            <w:r>
-              <w:rPr>
-                <w:szCs w:val="21"/>
-              </w:rPr>
-              <w:t xml:space="preserve"> </w:t>
-            </w:r>
-            <w:r>
-              <w:rPr>
-                <w:rFonts w:hint="eastAsia"/>
-                <w:szCs w:val="21"/>
-              </w:rPr>
-              <w:t>微生物</w:t>
-            </w:r>
-          </w:p>
-          <w:p>
-            <w:pPr>
-              <w:rPr>
-                <w:szCs w:val="21"/>
-              </w:rPr>
-            </w:pPr>
-            <w:r>
-              <w:rPr>
-                <w:szCs w:val="21"/>
-              </w:rPr>
-              <w:t>+++</w:t>
-            </w:r>
-            <w:r>
-              <w:rPr>
-                <w:szCs w:val="21"/>
-              </w:rPr>
-              <w:t xml:space="preserve"> '</w:t>
-            </w:r>
-            <w:r>
-              <w:rPr>
-                <w:rFonts w:ascii="Segoe UI Emoji" w:hAnsi="Segoe UI Emoji" w:cs="Segoe UI Emoji"/>
-                <w:color w:val="000000"/>
-                <w:kern w:val="0"/>
-                <w:szCs w:val="21"/>
-                <w:lang w:bidi="ar"/>
-              </w:rPr>
-              <w:t>☑</w:t>
-            </w:r>
-            <w:r>
-              <w:rPr>
-                <w:szCs w:val="21"/>
-              </w:rPr>
-              <w:t>' if pathogenType == '</w:t>
-            </w:r>
-            <w:r>
-              <w:rPr>
-                <w:rFonts w:hint="eastAsia"/>
-                <w:szCs w:val="21"/>
-              </w:rPr>
-              <w:t>其他</w:t>
-            </w:r>
-            <w:r>
-              <w:rPr>
-                <w:szCs w:val="21"/>
-              </w:rPr>
-              <w:t>' else '</w:t>
+              <w:t>'</w:t>
+            </w:r>
+            <w:r>
+              <w:rPr>
+                <w:szCs w:val="21"/>
+              </w:rPr>
+              <w:t xml:space="preserve"> : </w:t>
+            </w:r>
+            <w:r>
+              <w:rPr>
+                <w:szCs w:val="21"/>
+              </w:rPr>
+              <w:t>'</w:t>
             </w:r>
             <w:r>
               <w:rPr>
@@ -2828,7 +3121,21 @@
               <w:rPr>
                 <w:szCs w:val="21"/>
               </w:rPr>
-              <w:t xml:space="preserve"> pathogenSource </w:t>
+              <w:t xml:space="preserve"> </w:t>
+            </w:r>
+            <w:proofErr w:type="spellStart"/>
+            <w:r>
+              <w:rPr>
+                <w:szCs w:val="21"/>
+              </w:rPr>
+              <w:t>pathogenSource</w:t>
+            </w:r>
+            <w:proofErr w:type="spellEnd"/>
+            <w:r>
+              <w:rPr>
+                <w:szCs w:val="21"/>
+              </w:rPr>
+              <w:t xml:space="preserve"> </w:t>
             </w:r>
             <w:r>
               <w:rPr>
@@ -2909,7 +3216,47 @@
               <w:rPr>
                 <w:szCs w:val="21"/>
               </w:rPr>
-              <w:t xml:space="preserve"> '</w:t>
+              <w:t xml:space="preserve"> </w:t>
+            </w:r>
+            <w:proofErr w:type="spellStart"/>
+            <w:r>
+              <w:rPr>
+                <w:szCs w:val="21"/>
+              </w:rPr>
+              <w:t>bslLevel</w:t>
+            </w:r>
+            <w:proofErr w:type="spellEnd"/>
+            <w:r>
+              <w:rPr>
+                <w:szCs w:val="21"/>
+              </w:rPr>
+              <w:t xml:space="preserve"> == 'BSL-1</w:t>
+            </w:r>
+            <w:proofErr w:type="gramStart"/>
+            <w:r>
+              <w:rPr>
+                <w:szCs w:val="21"/>
+              </w:rPr>
+              <w:t xml:space="preserve">' </w:t>
+            </w:r>
+            <w:r>
+              <w:rPr>
+                <w:szCs w:val="21"/>
+              </w:rPr>
+              <w:t>?</w:t>
+            </w:r>
+            <w:proofErr w:type="gramEnd"/>
+            <w:r>
+              <w:rPr>
+                <w:szCs w:val="21"/>
+              </w:rPr>
+              <w:t xml:space="preserve"> </w:t>
+            </w:r>
+            <w:r>
+              <w:rPr>
+                <w:szCs w:val="21"/>
+              </w:rPr>
+              <w:t>'</w:t>
             </w:r>
             <w:r>
               <w:rPr>
@@ -2925,7 +3272,19 @@
               <w:rPr>
                 <w:szCs w:val="21"/>
               </w:rPr>
-              <w:t>' if bslLevel == 'BSL-1' else '</w:t>
+              <w:t xml:space="preserve">' </w:t>
+            </w:r>
+            <w:r>
+              <w:rPr>
+                <w:szCs w:val="21"/>
+              </w:rPr>
+              <w:t xml:space="preserve">: </w:t>
+            </w:r>
+            <w:r>
+              <w:rPr>
+                <w:szCs w:val="21"/>
+              </w:rPr>
+              <w:t>'</w:t>
             </w:r>
             <w:r>
               <w:rPr>
@@ -2990,7 +3349,53 @@
               <w:rPr>
                 <w:szCs w:val="21"/>
               </w:rPr>
-              <w:t xml:space="preserve"> '</w:t>
+              <w:t xml:space="preserve"> </w:t>
+            </w:r>
+            <w:proofErr w:type="spellStart"/>
+            <w:r>
+              <w:rPr>
+                <w:szCs w:val="21"/>
+              </w:rPr>
+              <w:t>bslLevel</w:t>
+            </w:r>
+            <w:proofErr w:type="spellEnd"/>
+            <w:r>
+              <w:rPr>
+                <w:szCs w:val="21"/>
+              </w:rPr>
+              <w:t xml:space="preserve"> == 'BSL-</w:t>
+            </w:r>
+            <w:r>
+              <w:rPr>
+                <w:szCs w:val="21"/>
+              </w:rPr>
+              <w:t>2</w:t>
+            </w:r>
+            <w:proofErr w:type="gramStart"/>
+            <w:r>
+              <w:rPr>
+                <w:szCs w:val="21"/>
+              </w:rPr>
+              <w:t xml:space="preserve">' </w:t>
+            </w:r>
+            <w:r>
+              <w:rPr>
+                <w:szCs w:val="21"/>
+              </w:rPr>
+              <w:t>?</w:t>
+            </w:r>
+            <w:proofErr w:type="gramEnd"/>
+            <w:r>
+              <w:rPr>
+                <w:szCs w:val="21"/>
+              </w:rPr>
+              <w:t xml:space="preserve"> </w:t>
+            </w:r>
+            <w:r>
+              <w:rPr>
+                <w:szCs w:val="21"/>
+              </w:rPr>
+              <w:t>'</w:t>
             </w:r>
             <w:r>
               <w:rPr>
@@ -3006,7 +3411,19 @@
               <w:rPr>
                 <w:szCs w:val="21"/>
               </w:rPr>
-              <w:t>' if bslLevel == 'BSL-2' else '</w:t>
+              <w:t xml:space="preserve">' </w:t>
+            </w:r>
+            <w:r>
+              <w:rPr>
+                <w:szCs w:val="21"/>
+              </w:rPr>
+              <w:t xml:space="preserve">: </w:t>
+            </w:r>
+            <w:r>
+              <w:rPr>
+                <w:szCs w:val="21"/>
+              </w:rPr>
+              <w:t>'</w:t>
             </w:r>
             <w:r>
               <w:rPr>
@@ -3019,19 +3436,170 @@
               <w:rPr>
                 <w:szCs w:val="21"/>
               </w:rPr>
+              <w:t>'</w:t>
+            </w:r>
+            <w:r>
+              <w:rPr>
+                <w:szCs w:val="21"/>
+              </w:rPr>
+              <w:t xml:space="preserve"> </w:t>
+            </w:r>
+            <w:r>
+              <w:rPr>
+                <w:szCs w:val="21"/>
+              </w:rPr>
+              <w:t>+++</w:t>
+            </w:r>
+            <w:r>
+              <w:rPr>
+                <w:szCs w:val="21"/>
+              </w:rPr>
+              <w:t xml:space="preserve"> BSL-2</w:t>
+            </w:r>
+            <w:r>
+              <w:rPr>
+                <w:rFonts w:hint="eastAsia"/>
+                <w:szCs w:val="21"/>
+              </w:rPr>
+              <w:t>（</w:t>
+            </w:r>
+            <w:r>
+              <w:rPr>
+                <w:szCs w:val="21"/>
+              </w:rPr>
+              <w:t>ABSL-2</w:t>
+            </w:r>
+            <w:r>
+              <w:rPr>
+                <w:rFonts w:hint="eastAsia"/>
+                <w:szCs w:val="21"/>
+              </w:rPr>
+              <w:t>）</w:t>
+            </w:r>
+          </w:p>
+          <w:p>
+            <w:pPr>
+              <w:widowControl/>
+              <w:rPr>
+                <w:szCs w:val="21"/>
+              </w:rPr>
+            </w:pPr>
+            <w:r>
+              <w:rPr>
+                <w:szCs w:val="21"/>
+              </w:rPr>
+              <w:t>+++</w:t>
+            </w:r>
+            <w:r>
+              <w:rPr>
+                <w:szCs w:val="21"/>
+              </w:rPr>
+              <w:t xml:space="preserve"> </w:t>
+            </w:r>
+            <w:proofErr w:type="spellStart"/>
+            <w:r>
+              <w:rPr>
+                <w:szCs w:val="21"/>
+              </w:rPr>
+              <w:t>bslLevel</w:t>
+            </w:r>
+            <w:proofErr w:type="spellEnd"/>
+            <w:r>
+              <w:rPr>
+                <w:szCs w:val="21"/>
+              </w:rPr>
+              <w:t xml:space="preserve"> == 'BSL-</w:t>
+            </w:r>
+            <w:r>
+              <w:rPr>
+                <w:szCs w:val="21"/>
+              </w:rPr>
+              <w:t>3</w:t>
+            </w:r>
+            <w:proofErr w:type="gramStart"/>
+            <w:r>
+              <w:rPr>
+                <w:szCs w:val="21"/>
+              </w:rPr>
               <w:t xml:space="preserve">' </w:t>
             </w:r>
             <w:r>
               <w:rPr>
                 <w:szCs w:val="21"/>
               </w:rPr>
-              <w:t>+++</w:t>
-            </w:r>
-            <w:r>
-              <w:rPr>
-                <w:szCs w:val="21"/>
-              </w:rPr>
-              <w:t xml:space="preserve"> BSL-2</w:t>
+              <w:t>?</w:t>
+            </w:r>
+            <w:proofErr w:type="gramEnd"/>
+            <w:r>
+              <w:rPr>
+                <w:szCs w:val="21"/>
+              </w:rPr>
+              <w:t xml:space="preserve"> </w:t>
+            </w:r>
+            <w:r>
+              <w:rPr>
+                <w:szCs w:val="21"/>
+              </w:rPr>
+              <w:t>'</w:t>
+            </w:r>
+            <w:r>
+              <w:rPr>
+                <w:rFonts w:ascii="Segoe UI Emoji" w:hAnsi="Segoe UI Emoji" w:cs="Segoe UI Emoji"/>
+                <w:color w:val="000000"/>
+                <w:kern w:val="0"/>
+                <w:szCs w:val="21"/>
+                <w:lang w:bidi="ar"/>
+              </w:rPr>
+              <w:t>☑</w:t>
+            </w:r>
+            <w:r>
+              <w:rPr>
+                <w:szCs w:val="21"/>
+              </w:rPr>
+              <w:t xml:space="preserve">' </w:t>
+            </w:r>
+            <w:r>
+              <w:rPr>
+                <w:szCs w:val="21"/>
+              </w:rPr>
+              <w:t xml:space="preserve">: </w:t>
+            </w:r>
+            <w:r>
+              <w:rPr>
+                <w:szCs w:val="21"/>
+              </w:rPr>
+              <w:t>'</w:t>
+            </w:r>
+            <w:r>
+              <w:rPr>
+                <w:rFonts w:hint="eastAsia"/>
+                <w:szCs w:val="21"/>
+              </w:rPr>
+              <w:t>□</w:t>
+            </w:r>
+            <w:r>
+              <w:rPr>
+                <w:szCs w:val="21"/>
+              </w:rPr>
+              <w:t>'</w:t>
+            </w:r>
+            <w:r>
+              <w:rPr>
+                <w:szCs w:val="21"/>
+              </w:rPr>
+              <w:t xml:space="preserve"> </w:t>
+            </w:r>
+            <w:r>
+              <w:rPr>
+                <w:szCs w:val="21"/>
+              </w:rPr>
+              <w:t>+++</w:t>
+            </w:r>
+            <w:r>
+              <w:rPr>
+                <w:szCs w:val="21"/>
+              </w:rPr>
+              <w:t xml:space="preserve"> BSL-3</w:t>
             </w:r>
             <w:r>
               <w:rPr>
@@ -3044,7 +3612,7 @@
               <w:rPr>
                 <w:szCs w:val="21"/>
               </w:rPr>
-              <w:t>ABSL-2</w:t>
+              <w:t>ABSL-3</w:t>
             </w:r>
             <w:r>
               <w:rPr>
@@ -3071,7 +3639,53 @@
               <w:rPr>
                 <w:szCs w:val="21"/>
               </w:rPr>
-              <w:t xml:space="preserve"> '</w:t>
+              <w:t xml:space="preserve"> </w:t>
+            </w:r>
+            <w:proofErr w:type="spellStart"/>
+            <w:r>
+              <w:rPr>
+                <w:szCs w:val="21"/>
+              </w:rPr>
+              <w:t>bslLevel</w:t>
+            </w:r>
+            <w:proofErr w:type="spellEnd"/>
+            <w:r>
+              <w:rPr>
+                <w:szCs w:val="21"/>
+              </w:rPr>
+              <w:t xml:space="preserve"> == 'BSL-</w:t>
+            </w:r>
+            <w:r>
+              <w:rPr>
+                <w:szCs w:val="21"/>
+              </w:rPr>
+              <w:t>4</w:t>
+            </w:r>
+            <w:proofErr w:type="gramStart"/>
+            <w:r>
+              <w:rPr>
+                <w:szCs w:val="21"/>
+              </w:rPr>
+              <w:t xml:space="preserve">' </w:t>
+            </w:r>
+            <w:r>
+              <w:rPr>
+                <w:szCs w:val="21"/>
+              </w:rPr>
+              <w:t>?</w:t>
+            </w:r>
+            <w:proofErr w:type="gramEnd"/>
+            <w:r>
+              <w:rPr>
+                <w:szCs w:val="21"/>
+              </w:rPr>
+              <w:t xml:space="preserve"> </w:t>
+            </w:r>
+            <w:r>
+              <w:rPr>
+                <w:szCs w:val="21"/>
+              </w:rPr>
+              <w:t>'</w:t>
             </w:r>
             <w:r>
               <w:rPr>
@@ -3087,7 +3701,19 @@
               <w:rPr>
                 <w:szCs w:val="21"/>
               </w:rPr>
-              <w:t>' if bslLevel == 'BSL-3' else '</w:t>
+              <w:t xml:space="preserve">' </w:t>
+            </w:r>
+            <w:r>
+              <w:rPr>
+                <w:szCs w:val="21"/>
+              </w:rPr>
+              <w:t xml:space="preserve">: </w:t>
+            </w:r>
+            <w:r>
+              <w:rPr>
+                <w:szCs w:val="21"/>
+              </w:rPr>
+              <w:t>'</w:t>
             </w:r>
             <w:r>
               <w:rPr>
@@ -3100,88 +3726,13 @@
               <w:rPr>
                 <w:szCs w:val="21"/>
               </w:rPr>
-              <w:t xml:space="preserve">' </w:t>
-            </w:r>
-            <w:r>
-              <w:rPr>
-                <w:szCs w:val="21"/>
-              </w:rPr>
-              <w:t>+++</w:t>
-            </w:r>
-            <w:r>
-              <w:rPr>
-                <w:szCs w:val="21"/>
-              </w:rPr>
-              <w:t xml:space="preserve"> BSL-3</w:t>
-            </w:r>
-            <w:r>
-              <w:rPr>
-                <w:rFonts w:hint="eastAsia"/>
-                <w:szCs w:val="21"/>
-              </w:rPr>
-              <w:t>（</w:t>
-            </w:r>
-            <w:r>
-              <w:rPr>
-                <w:szCs w:val="21"/>
-              </w:rPr>
-              <w:t>ABSL-3</w:t>
-            </w:r>
-            <w:r>
-              <w:rPr>
-                <w:rFonts w:hint="eastAsia"/>
-                <w:szCs w:val="21"/>
-              </w:rPr>
-              <w:t>）</w:t>
-            </w:r>
-          </w:p>
-          <w:p>
-            <w:pPr>
-              <w:widowControl/>
-              <w:rPr>
-                <w:szCs w:val="21"/>
-              </w:rPr>
-            </w:pPr>
-            <w:r>
-              <w:rPr>
-                <w:szCs w:val="21"/>
-              </w:rPr>
-              <w:t>+++</w:t>
-            </w:r>
-            <w:r>
-              <w:rPr>
-                <w:szCs w:val="21"/>
-              </w:rPr>
-              <w:t xml:space="preserve"> </w:t>
-            </w:r>
-            <w:r>
-              <w:rPr>
-                <w:rFonts w:ascii="Segoe UI Emoji" w:hAnsi="Segoe UI Emoji" w:cs="Segoe UI Emoji"/>
-                <w:color w:val="000000"/>
-                <w:kern w:val="0"/>
-                <w:szCs w:val="21"/>
-                <w:lang w:bidi="ar"/>
-              </w:rPr>
-              <w:t>'☑</w:t>
-            </w:r>
-            <w:r>
-              <w:rPr>
-                <w:szCs w:val="21"/>
-              </w:rPr>
-              <w:t>' if bslLevel == 'BSL-4' else '</w:t>
-            </w:r>
-            <w:r>
-              <w:rPr>
-                <w:rFonts w:hint="eastAsia"/>
-                <w:szCs w:val="21"/>
-              </w:rPr>
-              <w:t>□</w:t>
-            </w:r>
-            <w:r>
-              <w:rPr>
-                <w:szCs w:val="21"/>
-              </w:rPr>
-              <w:t xml:space="preserve">' </w:t>
+              <w:t>'</w:t>
+            </w:r>
+            <w:r>
+              <w:rPr>
+                <w:szCs w:val="21"/>
+              </w:rPr>
+              <w:t xml:space="preserve"> </w:t>
             </w:r>
             <w:r>
               <w:rPr>
@@ -3262,14 +3813,38 @@
                 <w:color w:val="000000"/>
                 <w:szCs w:val="21"/>
               </w:rPr>
-              <w:t>+++</w:t>
-            </w:r>
-            <w:r>
-              <w:rPr>
-                <w:color w:val="000000"/>
-                <w:szCs w:val="21"/>
-              </w:rPr>
-              <w:t xml:space="preserve"> '</w:t>
+              <w:t xml:space="preserve">+++ </w:t>
+            </w:r>
+            <w:proofErr w:type="spellStart"/>
+            <w:r>
+              <w:rPr>
+                <w:color w:val="000000"/>
+                <w:szCs w:val="21"/>
+              </w:rPr>
+              <w:t>operationTypes.includes</w:t>
+            </w:r>
+            <w:proofErr w:type="spellEnd"/>
+            <w:r>
+              <w:rPr>
+                <w:color w:val="000000"/>
+                <w:szCs w:val="21"/>
+              </w:rPr>
+              <w:t>('</w:t>
+            </w:r>
+            <w:r>
+              <w:rPr>
+                <w:rFonts w:hint="eastAsia"/>
+                <w:color w:val="000000"/>
+                <w:szCs w:val="21"/>
+              </w:rPr>
+              <w:t>病毒培养</w:t>
+            </w:r>
+            <w:r>
+              <w:rPr>
+                <w:color w:val="000000"/>
+                <w:szCs w:val="21"/>
+              </w:rPr>
+              <w:t>') ? '</w:t>
             </w:r>
             <w:r>
               <w:rPr>
@@ -3284,7 +3859,22 @@
                 <w:color w:val="000000"/>
                 <w:szCs w:val="21"/>
               </w:rPr>
-              <w:t>' if '</w:t>
+              <w:t>' : '</w:t>
+            </w:r>
+            <w:r>
+              <w:rPr>
+                <w:rFonts w:hint="eastAsia"/>
+                <w:color w:val="000000"/>
+                <w:szCs w:val="21"/>
+              </w:rPr>
+              <w:t>□</w:t>
+            </w:r>
+            <w:r>
+              <w:rPr>
+                <w:color w:val="000000"/>
+                <w:szCs w:val="21"/>
+              </w:rPr>
+              <w:t>' +++ 1.</w:t>
             </w:r>
             <w:r>
               <w:rPr>
@@ -3294,12 +3884,66 @@
               </w:rPr>
               <w:t>病毒培养</w:t>
             </w:r>
-            <w:r>
-              <w:rPr>
-                <w:color w:val="000000"/>
-                <w:szCs w:val="21"/>
-              </w:rPr>
-              <w:t>' in operationTypes else '</w:t>
+          </w:p>
+          <w:p>
+            <w:pPr>
+              <w:rPr>
+                <w:color w:val="000000"/>
+                <w:szCs w:val="21"/>
+              </w:rPr>
+            </w:pPr>
+            <w:r>
+              <w:rPr>
+                <w:color w:val="000000"/>
+                <w:szCs w:val="21"/>
+              </w:rPr>
+              <w:t xml:space="preserve">+++ </w:t>
+            </w:r>
+            <w:proofErr w:type="spellStart"/>
+            <w:r>
+              <w:rPr>
+                <w:color w:val="000000"/>
+                <w:szCs w:val="21"/>
+              </w:rPr>
+              <w:t>operationTypes.includes</w:t>
+            </w:r>
+            <w:proofErr w:type="spellEnd"/>
+            <w:r>
+              <w:rPr>
+                <w:color w:val="000000"/>
+                <w:szCs w:val="21"/>
+              </w:rPr>
+              <w:t>('</w:t>
+            </w:r>
+            <w:r>
+              <w:rPr>
+                <w:rFonts w:hint="eastAsia"/>
+                <w:color w:val="000000"/>
+                <w:szCs w:val="21"/>
+              </w:rPr>
+              <w:t>活菌操作</w:t>
+            </w:r>
+            <w:r>
+              <w:rPr>
+                <w:color w:val="000000"/>
+                <w:szCs w:val="21"/>
+              </w:rPr>
+              <w:t>') ? '</w:t>
+            </w:r>
+            <w:r>
+              <w:rPr>
+                <w:rFonts w:ascii="Segoe UI Emoji" w:hAnsi="Segoe UI Emoji" w:cs="Segoe UI Emoji"/>
+                <w:color w:val="000000"/>
+                <w:szCs w:val="21"/>
+              </w:rPr>
+              <w:t>☑</w:t>
+            </w:r>
+            <w:r>
+              <w:rPr>
+                <w:color w:val="000000"/>
+                <w:szCs w:val="21"/>
+              </w:rPr>
+              <w:t>' : '</w:t>
             </w:r>
             <w:r>
               <w:rPr>
@@ -3314,51 +3958,61 @@
                 <w:color w:val="000000"/>
                 <w:szCs w:val="21"/>
               </w:rPr>
-              <w:t xml:space="preserve">' </w:t>
-            </w:r>
-            <w:r>
-              <w:rPr>
-                <w:color w:val="000000"/>
-                <w:szCs w:val="21"/>
-              </w:rPr>
-              <w:t>+++</w:t>
-            </w:r>
-            <w:r>
-              <w:rPr>
-                <w:color w:val="000000"/>
-                <w:szCs w:val="21"/>
-              </w:rPr>
-              <w:t xml:space="preserve"> 1.</w:t>
-            </w:r>
-            <w:r>
-              <w:rPr>
-                <w:rFonts w:hint="eastAsia"/>
-                <w:color w:val="000000"/>
-                <w:szCs w:val="21"/>
-              </w:rPr>
-              <w:t>病毒培养</w:t>
-            </w:r>
-          </w:p>
-          <w:p>
-            <w:pPr>
-              <w:rPr>
-                <w:color w:val="000000"/>
-                <w:szCs w:val="21"/>
-              </w:rPr>
-            </w:pPr>
-            <w:r>
-              <w:rPr>
-                <w:color w:val="000000"/>
-                <w:szCs w:val="21"/>
-              </w:rPr>
-              <w:t>+++</w:t>
-            </w:r>
-            <w:r>
-              <w:rPr>
-                <w:color w:val="000000"/>
-                <w:szCs w:val="21"/>
-              </w:rPr>
-              <w:t xml:space="preserve"> '</w:t>
+              <w:t>' +++ 2.</w:t>
+            </w:r>
+            <w:r>
+              <w:rPr>
+                <w:rFonts w:hint="eastAsia"/>
+                <w:color w:val="000000"/>
+                <w:szCs w:val="21"/>
+              </w:rPr>
+              <w:t>活菌操作</w:t>
+            </w:r>
+          </w:p>
+          <w:p>
+            <w:pPr>
+              <w:rPr>
+                <w:color w:val="000000"/>
+                <w:szCs w:val="21"/>
+              </w:rPr>
+            </w:pPr>
+            <w:r>
+              <w:rPr>
+                <w:color w:val="000000"/>
+                <w:szCs w:val="21"/>
+              </w:rPr>
+              <w:t xml:space="preserve">+++ </w:t>
+            </w:r>
+            <w:proofErr w:type="spellStart"/>
+            <w:r>
+              <w:rPr>
+                <w:color w:val="000000"/>
+                <w:szCs w:val="21"/>
+              </w:rPr>
+              <w:t>operationTypes.includes</w:t>
+            </w:r>
+            <w:proofErr w:type="spellEnd"/>
+            <w:r>
+              <w:rPr>
+                <w:color w:val="000000"/>
+                <w:szCs w:val="21"/>
+              </w:rPr>
+              <w:t>('</w:t>
+            </w:r>
+            <w:r>
+              <w:rPr>
+                <w:rFonts w:hint="eastAsia"/>
+                <w:color w:val="000000"/>
+                <w:szCs w:val="21"/>
+              </w:rPr>
+              <w:t>动物感染实验</w:t>
+            </w:r>
+            <w:r>
+              <w:rPr>
+                <w:color w:val="000000"/>
+                <w:szCs w:val="21"/>
+              </w:rPr>
+              <w:t>') ? '</w:t>
             </w:r>
             <w:r>
               <w:rPr>
@@ -3373,22 +4027,7 @@
                 <w:color w:val="000000"/>
                 <w:szCs w:val="21"/>
               </w:rPr>
-              <w:t>' if '</w:t>
-            </w:r>
-            <w:r>
-              <w:rPr>
-                <w:rFonts w:hint="eastAsia"/>
-                <w:color w:val="000000"/>
-                <w:szCs w:val="21"/>
-              </w:rPr>
-              <w:t>活菌操作</w:t>
-            </w:r>
-            <w:r>
-              <w:rPr>
-                <w:color w:val="000000"/>
-                <w:szCs w:val="21"/>
-              </w:rPr>
-              <w:t>' in operationTypes else '</w:t>
+              <w:t>' : '</w:t>
             </w:r>
             <w:r>
               <w:rPr>
@@ -3403,51 +4042,61 @@
                 <w:color w:val="000000"/>
                 <w:szCs w:val="21"/>
               </w:rPr>
-              <w:t xml:space="preserve">' </w:t>
-            </w:r>
-            <w:r>
-              <w:rPr>
-                <w:color w:val="000000"/>
-                <w:szCs w:val="21"/>
-              </w:rPr>
-              <w:t>+++</w:t>
-            </w:r>
-            <w:r>
-              <w:rPr>
-                <w:color w:val="000000"/>
-                <w:szCs w:val="21"/>
-              </w:rPr>
-              <w:t xml:space="preserve"> 2.</w:t>
-            </w:r>
-            <w:r>
-              <w:rPr>
-                <w:rFonts w:hint="eastAsia"/>
-                <w:color w:val="000000"/>
-                <w:szCs w:val="21"/>
-              </w:rPr>
-              <w:t>活菌操作</w:t>
-            </w:r>
-          </w:p>
-          <w:p>
-            <w:pPr>
-              <w:rPr>
-                <w:color w:val="000000"/>
-                <w:szCs w:val="21"/>
-              </w:rPr>
-            </w:pPr>
-            <w:r>
-              <w:rPr>
-                <w:color w:val="000000"/>
-                <w:szCs w:val="21"/>
-              </w:rPr>
-              <w:t>+++</w:t>
-            </w:r>
-            <w:r>
-              <w:rPr>
-                <w:color w:val="000000"/>
-                <w:szCs w:val="21"/>
-              </w:rPr>
-              <w:t xml:space="preserve"> '</w:t>
+              <w:t>' +++ 3.</w:t>
+            </w:r>
+            <w:r>
+              <w:rPr>
+                <w:rFonts w:hint="eastAsia"/>
+                <w:color w:val="000000"/>
+                <w:szCs w:val="21"/>
+              </w:rPr>
+              <w:t>动物感染实验</w:t>
+            </w:r>
+          </w:p>
+          <w:p>
+            <w:pPr>
+              <w:rPr>
+                <w:color w:val="000000"/>
+                <w:szCs w:val="21"/>
+              </w:rPr>
+            </w:pPr>
+            <w:r>
+              <w:rPr>
+                <w:color w:val="000000"/>
+                <w:szCs w:val="21"/>
+              </w:rPr>
+              <w:t xml:space="preserve">+++ </w:t>
+            </w:r>
+            <w:proofErr w:type="spellStart"/>
+            <w:r>
+              <w:rPr>
+                <w:color w:val="000000"/>
+                <w:szCs w:val="21"/>
+              </w:rPr>
+              <w:t>operationTypes.includes</w:t>
+            </w:r>
+            <w:proofErr w:type="spellEnd"/>
+            <w:r>
+              <w:rPr>
+                <w:color w:val="000000"/>
+                <w:szCs w:val="21"/>
+              </w:rPr>
+              <w:t>('</w:t>
+            </w:r>
+            <w:r>
+              <w:rPr>
+                <w:rFonts w:hint="eastAsia"/>
+                <w:color w:val="000000"/>
+                <w:szCs w:val="21"/>
+              </w:rPr>
+              <w:t>样本检测</w:t>
+            </w:r>
+            <w:r>
+              <w:rPr>
+                <w:color w:val="000000"/>
+                <w:szCs w:val="21"/>
+              </w:rPr>
+              <w:t>') ? '</w:t>
             </w:r>
             <w:r>
               <w:rPr>
@@ -3462,22 +4111,7 @@
                 <w:color w:val="000000"/>
                 <w:szCs w:val="21"/>
               </w:rPr>
-              <w:t>' if '</w:t>
-            </w:r>
-            <w:r>
-              <w:rPr>
-                <w:rFonts w:hint="eastAsia"/>
-                <w:color w:val="000000"/>
-                <w:szCs w:val="21"/>
-              </w:rPr>
-              <w:t>动物感染实验</w:t>
-            </w:r>
-            <w:r>
-              <w:rPr>
-                <w:color w:val="000000"/>
-                <w:szCs w:val="21"/>
-              </w:rPr>
-              <w:t>' in operationTypes else '</w:t>
+              <w:t>' : '</w:t>
             </w:r>
             <w:r>
               <w:rPr>
@@ -3492,51 +4126,61 @@
                 <w:color w:val="000000"/>
                 <w:szCs w:val="21"/>
               </w:rPr>
-              <w:t xml:space="preserve">' </w:t>
-            </w:r>
-            <w:r>
-              <w:rPr>
-                <w:color w:val="000000"/>
-                <w:szCs w:val="21"/>
-              </w:rPr>
-              <w:t>+++</w:t>
-            </w:r>
-            <w:r>
-              <w:rPr>
-                <w:color w:val="000000"/>
-                <w:szCs w:val="21"/>
-              </w:rPr>
-              <w:t xml:space="preserve"> 3.</w:t>
-            </w:r>
-            <w:r>
-              <w:rPr>
-                <w:rFonts w:hint="eastAsia"/>
-                <w:color w:val="000000"/>
-                <w:szCs w:val="21"/>
-              </w:rPr>
-              <w:t>动物感染实验</w:t>
-            </w:r>
-          </w:p>
-          <w:p>
-            <w:pPr>
-              <w:rPr>
-                <w:color w:val="000000"/>
-                <w:szCs w:val="21"/>
-              </w:rPr>
-            </w:pPr>
-            <w:r>
-              <w:rPr>
-                <w:color w:val="000000"/>
-                <w:szCs w:val="21"/>
-              </w:rPr>
-              <w:t>+++</w:t>
-            </w:r>
-            <w:r>
-              <w:rPr>
-                <w:color w:val="000000"/>
-                <w:szCs w:val="21"/>
-              </w:rPr>
-              <w:t xml:space="preserve"> '</w:t>
+              <w:t>' +++ 4.</w:t>
+            </w:r>
+            <w:r>
+              <w:rPr>
+                <w:rFonts w:hint="eastAsia"/>
+                <w:color w:val="000000"/>
+                <w:szCs w:val="21"/>
+              </w:rPr>
+              <w:t>样本检测</w:t>
+            </w:r>
+          </w:p>
+          <w:p>
+            <w:pPr>
+              <w:rPr>
+                <w:color w:val="000000"/>
+                <w:szCs w:val="21"/>
+              </w:rPr>
+            </w:pPr>
+            <w:r>
+              <w:rPr>
+                <w:color w:val="000000"/>
+                <w:szCs w:val="21"/>
+              </w:rPr>
+              <w:t xml:space="preserve">+++ </w:t>
+            </w:r>
+            <w:proofErr w:type="spellStart"/>
+            <w:r>
+              <w:rPr>
+                <w:color w:val="000000"/>
+                <w:szCs w:val="21"/>
+              </w:rPr>
+              <w:t>operationTypes.includes</w:t>
+            </w:r>
+            <w:proofErr w:type="spellEnd"/>
+            <w:r>
+              <w:rPr>
+                <w:color w:val="000000"/>
+                <w:szCs w:val="21"/>
+              </w:rPr>
+              <w:t>('</w:t>
+            </w:r>
+            <w:r>
+              <w:rPr>
+                <w:rFonts w:hint="eastAsia"/>
+                <w:color w:val="000000"/>
+                <w:szCs w:val="21"/>
+              </w:rPr>
+              <w:t>未经培养的感染性材料</w:t>
+            </w:r>
+            <w:r>
+              <w:rPr>
+                <w:color w:val="000000"/>
+                <w:szCs w:val="21"/>
+              </w:rPr>
+              <w:t>') ? '</w:t>
             </w:r>
             <w:r>
               <w:rPr>
@@ -3551,22 +4195,7 @@
                 <w:color w:val="000000"/>
                 <w:szCs w:val="21"/>
               </w:rPr>
-              <w:t>' if '</w:t>
-            </w:r>
-            <w:r>
-              <w:rPr>
-                <w:rFonts w:hint="eastAsia"/>
-                <w:color w:val="000000"/>
-                <w:szCs w:val="21"/>
-              </w:rPr>
-              <w:t>样本检测</w:t>
-            </w:r>
-            <w:r>
-              <w:rPr>
-                <w:color w:val="000000"/>
-                <w:szCs w:val="21"/>
-              </w:rPr>
-              <w:t>' in operationTypes else '</w:t>
+              <w:t>' : '</w:t>
             </w:r>
             <w:r>
               <w:rPr>
@@ -3581,51 +4210,61 @@
                 <w:color w:val="000000"/>
                 <w:szCs w:val="21"/>
               </w:rPr>
-              <w:t xml:space="preserve">' </w:t>
-            </w:r>
-            <w:r>
-              <w:rPr>
-                <w:color w:val="000000"/>
-                <w:szCs w:val="21"/>
-              </w:rPr>
-              <w:t>+++</w:t>
-            </w:r>
-            <w:r>
-              <w:rPr>
-                <w:color w:val="000000"/>
-                <w:szCs w:val="21"/>
-              </w:rPr>
-              <w:t xml:space="preserve"> 4.</w:t>
-            </w:r>
-            <w:r>
-              <w:rPr>
-                <w:rFonts w:hint="eastAsia"/>
-                <w:color w:val="000000"/>
-                <w:szCs w:val="21"/>
-              </w:rPr>
-              <w:t>样本检测</w:t>
-            </w:r>
-          </w:p>
-          <w:p>
-            <w:pPr>
-              <w:rPr>
-                <w:color w:val="000000"/>
-                <w:szCs w:val="21"/>
-              </w:rPr>
-            </w:pPr>
-            <w:r>
-              <w:rPr>
-                <w:color w:val="000000"/>
-                <w:szCs w:val="21"/>
-              </w:rPr>
-              <w:t>+++</w:t>
-            </w:r>
-            <w:r>
-              <w:rPr>
-                <w:color w:val="000000"/>
-                <w:szCs w:val="21"/>
-              </w:rPr>
-              <w:t xml:space="preserve"> '</w:t>
+              <w:t>' +++ 5.</w:t>
+            </w:r>
+            <w:r>
+              <w:rPr>
+                <w:rFonts w:hint="eastAsia"/>
+                <w:color w:val="000000"/>
+                <w:szCs w:val="21"/>
+              </w:rPr>
+              <w:t>未经培养的感染性材料</w:t>
+            </w:r>
+          </w:p>
+          <w:p>
+            <w:pPr>
+              <w:rPr>
+                <w:color w:val="000000"/>
+                <w:szCs w:val="21"/>
+              </w:rPr>
+            </w:pPr>
+            <w:r>
+              <w:rPr>
+                <w:color w:val="000000"/>
+                <w:szCs w:val="21"/>
+              </w:rPr>
+              <w:t xml:space="preserve">+++ </w:t>
+            </w:r>
+            <w:proofErr w:type="spellStart"/>
+            <w:r>
+              <w:rPr>
+                <w:color w:val="000000"/>
+                <w:szCs w:val="21"/>
+              </w:rPr>
+              <w:t>operationTypes.includes</w:t>
+            </w:r>
+            <w:proofErr w:type="spellEnd"/>
+            <w:r>
+              <w:rPr>
+                <w:color w:val="000000"/>
+                <w:szCs w:val="21"/>
+              </w:rPr>
+              <w:t>('</w:t>
+            </w:r>
+            <w:r>
+              <w:rPr>
+                <w:rFonts w:hint="eastAsia"/>
+                <w:color w:val="000000"/>
+                <w:szCs w:val="21"/>
+              </w:rPr>
+              <w:t>灭活材料</w:t>
+            </w:r>
+            <w:r>
+              <w:rPr>
+                <w:color w:val="000000"/>
+                <w:szCs w:val="21"/>
+              </w:rPr>
+              <w:t>') ? '</w:t>
             </w:r>
             <w:r>
               <w:rPr>
@@ -3640,22 +4279,7 @@
                 <w:color w:val="000000"/>
                 <w:szCs w:val="21"/>
               </w:rPr>
-              <w:t>' if '</w:t>
-            </w:r>
-            <w:r>
-              <w:rPr>
-                <w:rFonts w:hint="eastAsia"/>
-                <w:color w:val="000000"/>
-                <w:szCs w:val="21"/>
-              </w:rPr>
-              <w:t>未经培养的感染性材料</w:t>
-            </w:r>
-            <w:r>
-              <w:rPr>
-                <w:color w:val="000000"/>
-                <w:szCs w:val="21"/>
-              </w:rPr>
-              <w:t>' in operationTypes else '</w:t>
+              <w:t>' : '</w:t>
             </w:r>
             <w:r>
               <w:rPr>
@@ -3670,51 +4294,75 @@
                 <w:color w:val="000000"/>
                 <w:szCs w:val="21"/>
               </w:rPr>
-              <w:t xml:space="preserve">' </w:t>
-            </w:r>
-            <w:r>
-              <w:rPr>
-                <w:color w:val="000000"/>
-                <w:szCs w:val="21"/>
-              </w:rPr>
-              <w:t>+++</w:t>
-            </w:r>
-            <w:r>
-              <w:rPr>
-                <w:color w:val="000000"/>
-                <w:szCs w:val="21"/>
-              </w:rPr>
-              <w:t xml:space="preserve"> 5.</w:t>
-            </w:r>
-            <w:r>
-              <w:rPr>
-                <w:rFonts w:hint="eastAsia"/>
-                <w:color w:val="000000"/>
-                <w:szCs w:val="21"/>
-              </w:rPr>
-              <w:t>未经培养的感染性材料</w:t>
-            </w:r>
-          </w:p>
-          <w:p>
-            <w:pPr>
-              <w:rPr>
-                <w:color w:val="000000"/>
-                <w:szCs w:val="21"/>
-              </w:rPr>
-            </w:pPr>
-            <w:r>
-              <w:rPr>
-                <w:color w:val="000000"/>
-                <w:szCs w:val="21"/>
-              </w:rPr>
-              <w:t>+++</w:t>
-            </w:r>
-            <w:r>
-              <w:rPr>
-                <w:color w:val="000000"/>
-                <w:szCs w:val="21"/>
-              </w:rPr>
-              <w:t xml:space="preserve"> '</w:t>
+              <w:t>' +++ 6.</w:t>
+            </w:r>
+            <w:r>
+              <w:rPr>
+                <w:rFonts w:hint="eastAsia"/>
+                <w:color w:val="000000"/>
+                <w:szCs w:val="21"/>
+              </w:rPr>
+              <w:t>灭活材料</w:t>
+            </w:r>
+          </w:p>
+          <w:p>
+            <w:pPr>
+              <w:rPr>
+                <w:szCs w:val="21"/>
+              </w:rPr>
+            </w:pPr>
+            <w:r>
+              <w:rPr>
+                <w:color w:val="000000"/>
+                <w:szCs w:val="21"/>
+              </w:rPr>
+              <w:t xml:space="preserve">+++ </w:t>
+            </w:r>
+            <w:proofErr w:type="spellStart"/>
+            <w:r>
+              <w:rPr>
+                <w:color w:val="000000"/>
+                <w:szCs w:val="21"/>
+              </w:rPr>
+              <w:t>operationTypes.includes</w:t>
+            </w:r>
+            <w:proofErr w:type="spellEnd"/>
+            <w:r>
+              <w:rPr>
+                <w:color w:val="000000"/>
+                <w:szCs w:val="21"/>
+              </w:rPr>
+              <w:t>('</w:t>
+            </w:r>
+            <w:r>
+              <w:rPr>
+                <w:rFonts w:hint="eastAsia"/>
+                <w:color w:val="000000"/>
+                <w:szCs w:val="21"/>
+              </w:rPr>
+              <w:t>非</w:t>
+            </w:r>
+            <w:r>
+              <w:rPr>
+                <w:color w:val="000000"/>
+                <w:szCs w:val="21"/>
+              </w:rPr>
+              <w:t>/</w:t>
+            </w:r>
+            <w:r>
+              <w:rPr>
+                <w:rFonts w:hint="eastAsia"/>
+                <w:color w:val="000000"/>
+                <w:szCs w:val="21"/>
+              </w:rPr>
+              <w:t>无感染性材料</w:t>
+            </w:r>
+            <w:r>
+              <w:rPr>
+                <w:color w:val="000000"/>
+                <w:szCs w:val="21"/>
+              </w:rPr>
+              <w:t>') ? '</w:t>
             </w:r>
             <w:r>
               <w:rPr>
@@ -3729,22 +4377,7 @@
                 <w:color w:val="000000"/>
                 <w:szCs w:val="21"/>
               </w:rPr>
-              <w:t>' if '</w:t>
-            </w:r>
-            <w:r>
-              <w:rPr>
-                <w:rFonts w:hint="eastAsia"/>
-                <w:color w:val="000000"/>
-                <w:szCs w:val="21"/>
-              </w:rPr>
-              <w:t>灭活材料</w:t>
-            </w:r>
-            <w:r>
-              <w:rPr>
-                <w:color w:val="000000"/>
-                <w:szCs w:val="21"/>
-              </w:rPr>
-              <w:t>' in operationTypes else '</w:t>
+              <w:t>' : '</w:t>
             </w:r>
             <w:r>
               <w:rPr>
@@ -3759,124 +4392,7 @@
                 <w:color w:val="000000"/>
                 <w:szCs w:val="21"/>
               </w:rPr>
-              <w:t xml:space="preserve">' </w:t>
-            </w:r>
-            <w:r>
-              <w:rPr>
-                <w:color w:val="000000"/>
-                <w:szCs w:val="21"/>
-              </w:rPr>
-              <w:t>+++</w:t>
-            </w:r>
-            <w:r>
-              <w:rPr>
-                <w:color w:val="000000"/>
-                <w:szCs w:val="21"/>
-              </w:rPr>
-              <w:t xml:space="preserve"> 6.</w:t>
-            </w:r>
-            <w:r>
-              <w:rPr>
-                <w:rFonts w:hint="eastAsia"/>
-                <w:color w:val="000000"/>
-                <w:szCs w:val="21"/>
-              </w:rPr>
-              <w:t>灭活材料</w:t>
-            </w:r>
-          </w:p>
-          <w:p>
-            <w:pPr>
-              <w:rPr>
-                <w:szCs w:val="21"/>
-              </w:rPr>
-            </w:pPr>
-            <w:r>
-              <w:rPr>
-                <w:color w:val="000000"/>
-                <w:szCs w:val="21"/>
-              </w:rPr>
-              <w:t>+++</w:t>
-            </w:r>
-            <w:r>
-              <w:rPr>
-                <w:color w:val="000000"/>
-                <w:szCs w:val="21"/>
-              </w:rPr>
-              <w:t xml:space="preserve"> '</w:t>
-            </w:r>
-            <w:r>
-              <w:rPr>
-                <w:rFonts w:ascii="Segoe UI Emoji" w:hAnsi="Segoe UI Emoji" w:cs="Segoe UI Emoji"/>
-                <w:color w:val="000000"/>
-                <w:szCs w:val="21"/>
-              </w:rPr>
-              <w:t>☑</w:t>
-            </w:r>
-            <w:r>
-              <w:rPr>
-                <w:color w:val="000000"/>
-                <w:szCs w:val="21"/>
-              </w:rPr>
-              <w:t>' if '</w:t>
-            </w:r>
-            <w:r>
-              <w:rPr>
-                <w:rFonts w:hint="eastAsia"/>
-                <w:color w:val="000000"/>
-                <w:szCs w:val="21"/>
-              </w:rPr>
-              <w:t>非</w:t>
-            </w:r>
-            <w:r>
-              <w:rPr>
-                <w:color w:val="000000"/>
-                <w:szCs w:val="21"/>
-              </w:rPr>
-              <w:t>/</w:t>
-            </w:r>
-            <w:r>
-              <w:rPr>
-                <w:rFonts w:hint="eastAsia"/>
-                <w:color w:val="000000"/>
-                <w:szCs w:val="21"/>
-              </w:rPr>
-              <w:t>无感染性材料</w:t>
-            </w:r>
-            <w:r>
-              <w:rPr>
-                <w:color w:val="000000"/>
-                <w:szCs w:val="21"/>
-              </w:rPr>
-              <w:t>' in operationTypes else '</w:t>
-            </w:r>
-            <w:r>
-              <w:rPr>
-                <w:rFonts w:hint="eastAsia"/>
-                <w:color w:val="000000"/>
-                <w:szCs w:val="21"/>
-              </w:rPr>
-              <w:t>□</w:t>
-            </w:r>
-            <w:r>
-              <w:rPr>
-                <w:color w:val="000000"/>
-                <w:szCs w:val="21"/>
-              </w:rPr>
-              <w:t xml:space="preserve">' </w:t>
-            </w:r>
-            <w:r>
-              <w:rPr>
-                <w:color w:val="000000"/>
-                <w:szCs w:val="21"/>
-              </w:rPr>
-              <w:t>+++</w:t>
-            </w:r>
-            <w:r>
-              <w:rPr>
-                <w:color w:val="000000"/>
-                <w:szCs w:val="21"/>
-              </w:rPr>
-              <w:t xml:space="preserve"> 7.</w:t>
+              <w:t>' +++ 7.</w:t>
             </w:r>
             <w:r>
               <w:rPr>
@@ -3965,7 +4481,56 @@
                 <w:szCs w:val="21"/>
                 <w:lang w:bidi="ar"/>
               </w:rPr>
-              <w:t xml:space="preserve"> '</w:t>
+              <w:t xml:space="preserve"> </w:t>
+            </w:r>
+            <w:proofErr w:type="spellStart"/>
+            <w:proofErr w:type="gramStart"/>
+            <w:r>
+              <w:rPr>
+                <w:color w:val="000000"/>
+                <w:kern w:val="0"/>
+                <w:szCs w:val="21"/>
+                <w:lang w:bidi="ar"/>
+              </w:rPr>
+              <w:t>isZoonotic</w:t>
+            </w:r>
+            <w:proofErr w:type="spellEnd"/>
+            <w:r>
+              <w:rPr>
+                <w:color w:val="000000"/>
+                <w:kern w:val="0"/>
+                <w:szCs w:val="21"/>
+                <w:lang w:bidi="ar"/>
+              </w:rPr>
+              <w:t xml:space="preserve"> </w:t>
+            </w:r>
+            <w:r>
+              <w:rPr>
+                <w:color w:val="000000"/>
+                <w:kern w:val="0"/>
+                <w:szCs w:val="21"/>
+                <w:lang w:bidi="ar"/>
+              </w:rPr>
+              <w:t>?</w:t>
+            </w:r>
+            <w:proofErr w:type="gramEnd"/>
+            <w:r>
+              <w:rPr>
+                <w:color w:val="000000"/>
+                <w:kern w:val="0"/>
+                <w:szCs w:val="21"/>
+                <w:lang w:bidi="ar"/>
+              </w:rPr>
+              <w:t xml:space="preserve"> </w:t>
+            </w:r>
+            <w:r>
+              <w:rPr>
+                <w:color w:val="000000"/>
+                <w:kern w:val="0"/>
+                <w:szCs w:val="21"/>
+                <w:lang w:bidi="ar"/>
+              </w:rPr>
+              <w:t>'</w:t>
             </w:r>
             <w:r>
               <w:rPr>
@@ -3984,7 +4549,25 @@
                 <w:szCs w:val="21"/>
                 <w:lang w:bidi="ar"/>
               </w:rPr>
-              <w:t>' if isZoonotic else '</w:t>
+              <w:t>'</w:t>
+            </w:r>
+            <w:r>
+              <w:rPr>
+                <w:color w:val="000000"/>
+                <w:kern w:val="0"/>
+                <w:szCs w:val="21"/>
+                <w:lang w:bidi="ar"/>
+              </w:rPr>
+              <w:t xml:space="preserve"> : </w:t>
+            </w:r>
+            <w:r>
+              <w:rPr>
+                <w:color w:val="000000"/>
+                <w:kern w:val="0"/>
+                <w:szCs w:val="21"/>
+                <w:lang w:bidi="ar"/>
+              </w:rPr>
+              <w:t>'</w:t>
             </w:r>
             <w:r>
               <w:rPr>
@@ -4058,7 +4641,82 @@
                 <w:szCs w:val="21"/>
                 <w:lang w:bidi="ar"/>
               </w:rPr>
-              <w:t xml:space="preserve"> '</w:t>
+              <w:t xml:space="preserve"> </w:t>
+            </w:r>
+            <w:proofErr w:type="spellStart"/>
+            <w:r>
+              <w:rPr>
+                <w:color w:val="000000"/>
+                <w:kern w:val="0"/>
+                <w:szCs w:val="21"/>
+                <w:lang w:bidi="ar"/>
+              </w:rPr>
+              <w:t>isZoonotic</w:t>
+            </w:r>
+            <w:proofErr w:type="spellEnd"/>
+            <w:r>
+              <w:rPr>
+                <w:color w:val="000000"/>
+                <w:kern w:val="0"/>
+                <w:szCs w:val="21"/>
+                <w:lang w:bidi="ar"/>
+              </w:rPr>
+              <w:t xml:space="preserve"> </w:t>
+            </w:r>
+            <w:r>
+              <w:rPr>
+                <w:color w:val="000000"/>
+                <w:kern w:val="0"/>
+                <w:szCs w:val="21"/>
+                <w:lang w:bidi="ar"/>
+              </w:rPr>
+              <w:t xml:space="preserve">? </w:t>
+            </w:r>
+            <w:r>
+              <w:rPr>
+                <w:color w:val="000000"/>
+                <w:kern w:val="0"/>
+                <w:szCs w:val="21"/>
+                <w:lang w:bidi="ar"/>
+              </w:rPr>
+              <w:t>'</w:t>
+            </w:r>
+            <w:r>
+              <w:rPr>
+                <w:rFonts w:hint="eastAsia"/>
+                <w:color w:val="000000"/>
+                <w:kern w:val="0"/>
+                <w:szCs w:val="21"/>
+                <w:lang w:bidi="ar"/>
+              </w:rPr>
+              <w:t>□</w:t>
+            </w:r>
+            <w:r>
+              <w:rPr>
+                <w:color w:val="000000"/>
+                <w:kern w:val="0"/>
+                <w:szCs w:val="21"/>
+                <w:lang w:bidi="ar"/>
+              </w:rPr>
+              <w:t>'</w:t>
+            </w:r>
+            <w:r>
+              <w:rPr>
+                <w:color w:val="000000"/>
+                <w:kern w:val="0"/>
+                <w:szCs w:val="21"/>
+                <w:lang w:bidi="ar"/>
+              </w:rPr>
+              <w:t xml:space="preserve"> : </w:t>
+            </w:r>
+            <w:r>
+              <w:rPr>
+                <w:color w:val="000000"/>
+                <w:kern w:val="0"/>
+                <w:szCs w:val="21"/>
+                <w:lang w:bidi="ar"/>
+              </w:rPr>
+              <w:t>'</w:t>
             </w:r>
             <w:r>
               <w:rPr>
@@ -4069,25 +4727,6 @@
                 <w:lang w:bidi="ar"/>
               </w:rPr>
               <w:t>☑</w:t>
-            </w:r>
-            <w:r>
-              <w:rPr>
-                <w:color w:val="000000"/>
-                <w:kern w:val="0"/>
-                <w:szCs w:val="21"/>
-                <w:lang w:bidi="ar"/>
-              </w:rPr>
-              <w:t>' if not isZoonotic else '</w:t>
-            </w:r>
-            <w:r>
-              <w:rPr>
-                <w:rFonts w:hint="eastAsia"/>
-                <w:color w:val="000000"/>
-                <w:kern w:val="0"/>
-                <w:szCs w:val="21"/>
-                <w:lang w:bidi="ar"/>
-              </w:rPr>
-              <w:t>□</w:t>
             </w:r>
             <w:r>
               <w:rPr>
@@ -4190,6 +4829,37 @@
                 <w:szCs w:val="21"/>
                 <w:lang w:bidi="ar"/>
               </w:rPr>
+              <w:t xml:space="preserve"> </w:t>
+            </w:r>
+            <w:proofErr w:type="spellStart"/>
+            <w:proofErr w:type="gramStart"/>
+            <w:r>
+              <w:rPr>
+                <w:color w:val="000000"/>
+                <w:kern w:val="0"/>
+                <w:szCs w:val="21"/>
+                <w:lang w:bidi="ar"/>
+              </w:rPr>
+              <w:t>isHighPathogenic</w:t>
+            </w:r>
+            <w:proofErr w:type="spellEnd"/>
+            <w:r>
+              <w:rPr>
+                <w:color w:val="000000"/>
+                <w:kern w:val="0"/>
+                <w:szCs w:val="21"/>
+                <w:lang w:bidi="ar"/>
+              </w:rPr>
+              <w:t xml:space="preserve"> ?</w:t>
+            </w:r>
+            <w:proofErr w:type="gramEnd"/>
+            <w:r>
+              <w:rPr>
+                <w:color w:val="000000"/>
+                <w:kern w:val="0"/>
+                <w:szCs w:val="21"/>
+                <w:lang w:bidi="ar"/>
+              </w:rPr>
               <w:t xml:space="preserve"> '</w:t>
             </w:r>
             <w:r>
@@ -4209,7 +4879,25 @@
                 <w:szCs w:val="21"/>
                 <w:lang w:bidi="ar"/>
               </w:rPr>
-              <w:t>' if isHighPathogenic else '</w:t>
+              <w:t>'</w:t>
+            </w:r>
+            <w:r>
+              <w:rPr>
+                <w:color w:val="000000"/>
+                <w:kern w:val="0"/>
+                <w:szCs w:val="21"/>
+                <w:lang w:bidi="ar"/>
+              </w:rPr>
+              <w:t xml:space="preserve"> : </w:t>
+            </w:r>
+            <w:r>
+              <w:rPr>
+                <w:color w:val="000000"/>
+                <w:kern w:val="0"/>
+                <w:szCs w:val="21"/>
+                <w:lang w:bidi="ar"/>
+              </w:rPr>
+              <w:t>'</w:t>
             </w:r>
             <w:r>
               <w:rPr>
@@ -4283,10 +4971,76 @@
                 <w:szCs w:val="21"/>
                 <w:lang w:bidi="ar"/>
               </w:rPr>
+              <w:t xml:space="preserve"> </w:t>
+            </w:r>
+            <w:proofErr w:type="spellStart"/>
+            <w:r>
+              <w:rPr>
+                <w:color w:val="000000"/>
+                <w:kern w:val="0"/>
+                <w:szCs w:val="21"/>
+                <w:lang w:bidi="ar"/>
+              </w:rPr>
+              <w:t>isHighPathogenic</w:t>
+            </w:r>
+            <w:proofErr w:type="spellEnd"/>
+            <w:r>
+              <w:rPr>
+                <w:color w:val="000000"/>
+                <w:kern w:val="0"/>
+                <w:szCs w:val="21"/>
+                <w:lang w:bidi="ar"/>
+              </w:rPr>
+              <w:t xml:space="preserve"> ?</w:t>
+            </w:r>
+            <w:r>
+              <w:rPr>
+                <w:color w:val="000000"/>
+                <w:kern w:val="0"/>
+                <w:szCs w:val="21"/>
+                <w:lang w:bidi="ar"/>
+              </w:rPr>
               <w:t xml:space="preserve"> '</w:t>
             </w:r>
             <w:r>
               <w:rPr>
+                <w:rFonts w:hint="eastAsia"/>
+                <w:color w:val="000000"/>
+                <w:kern w:val="0"/>
+                <w:szCs w:val="21"/>
+                <w:lang w:bidi="ar"/>
+              </w:rPr>
+              <w:t>□</w:t>
+            </w:r>
+            <w:r>
+              <w:rPr>
+                <w:color w:val="000000"/>
+                <w:kern w:val="0"/>
+                <w:szCs w:val="21"/>
+                <w:lang w:bidi="ar"/>
+              </w:rPr>
+              <w:t xml:space="preserve">' </w:t>
+            </w:r>
+            <w:r>
+              <w:rPr>
+                <w:color w:val="000000"/>
+                <w:kern w:val="0"/>
+                <w:szCs w:val="21"/>
+                <w:lang w:bidi="ar"/>
+              </w:rPr>
+              <w:t xml:space="preserve">: </w:t>
+            </w:r>
+            <w:r>
+              <w:rPr>
+                <w:color w:val="000000"/>
+                <w:kern w:val="0"/>
+                <w:szCs w:val="21"/>
+                <w:lang w:bidi="ar"/>
+              </w:rPr>
+              <w:t>'</w:t>
+            </w:r>
+            <w:r>
+              <w:rPr>
                 <w:rFonts w:ascii="Segoe UI Emoji" w:hAnsi="Segoe UI Emoji" w:cs="Segoe UI Emoji"/>
                 <w:color w:val="000000"/>
                 <w:kern w:val="0"/>
@@ -4302,26 +5056,16 @@
                 <w:szCs w:val="21"/>
                 <w:lang w:bidi="ar"/>
               </w:rPr>
-              <w:t>' if not isHighPathogenic else '</w:t>
-            </w:r>
-            <w:r>
-              <w:rPr>
-                <w:rFonts w:hint="eastAsia"/>
-                <w:color w:val="000000"/>
-                <w:kern w:val="0"/>
-                <w:szCs w:val="21"/>
-                <w:lang w:bidi="ar"/>
-              </w:rPr>
-              <w:t>□</w:t>
-            </w:r>
-            <w:r>
-              <w:rPr>
-                <w:color w:val="000000"/>
-                <w:kern w:val="0"/>
-                <w:szCs w:val="21"/>
-                <w:lang w:bidi="ar"/>
-              </w:rPr>
-              <w:t xml:space="preserve">' </w:t>
+              <w:t>'</w:t>
+            </w:r>
+            <w:r>
+              <w:rPr>
+                <w:color w:val="000000"/>
+                <w:kern w:val="0"/>
+                <w:szCs w:val="21"/>
+                <w:lang w:bidi="ar"/>
+              </w:rPr>
+              <w:t xml:space="preserve"> </w:t>
             </w:r>
             <w:r>
               <w:rPr>
@@ -4417,7 +5161,93 @@
                 <w:szCs w:val="21"/>
                 <w:lang w:bidi="ar"/>
               </w:rPr>
-              <w:t xml:space="preserve"> '</w:t>
+              <w:t xml:space="preserve"> </w:t>
+            </w:r>
+            <w:proofErr w:type="spellStart"/>
+            <w:proofErr w:type="gramStart"/>
+            <w:r>
+              <w:rPr>
+                <w:color w:val="000000"/>
+                <w:kern w:val="0"/>
+                <w:szCs w:val="21"/>
+                <w:lang w:bidi="ar"/>
+              </w:rPr>
+              <w:t>hasToxicSubstance</w:t>
+            </w:r>
+            <w:proofErr w:type="spellEnd"/>
+            <w:r>
+              <w:rPr>
+                <w:color w:val="000000"/>
+                <w:kern w:val="0"/>
+                <w:szCs w:val="21"/>
+                <w:lang w:bidi="ar"/>
+              </w:rPr>
+              <w:t xml:space="preserve"> </w:t>
+            </w:r>
+            <w:r>
+              <w:rPr>
+                <w:color w:val="000000"/>
+                <w:kern w:val="0"/>
+                <w:szCs w:val="21"/>
+                <w:lang w:bidi="ar"/>
+              </w:rPr>
+              <w:t>?</w:t>
+            </w:r>
+            <w:proofErr w:type="gramEnd"/>
+            <w:r>
+              <w:rPr>
+                <w:color w:val="000000"/>
+                <w:kern w:val="0"/>
+                <w:szCs w:val="21"/>
+                <w:lang w:bidi="ar"/>
+              </w:rPr>
+              <w:t xml:space="preserve"> </w:t>
+            </w:r>
+            <w:r>
+              <w:rPr>
+                <w:color w:val="000000"/>
+                <w:kern w:val="0"/>
+                <w:szCs w:val="21"/>
+                <w:lang w:bidi="ar"/>
+              </w:rPr>
+              <w:t>'</w:t>
+            </w:r>
+            <w:r>
+              <w:rPr>
+                <w:rFonts w:hint="eastAsia"/>
+                <w:color w:val="000000"/>
+                <w:kern w:val="0"/>
+                <w:szCs w:val="21"/>
+                <w:lang w:bidi="ar"/>
+              </w:rPr>
+              <w:t>□</w:t>
+            </w:r>
+            <w:r>
+              <w:rPr>
+                <w:color w:val="000000"/>
+                <w:kern w:val="0"/>
+                <w:szCs w:val="21"/>
+                <w:lang w:bidi="ar"/>
+              </w:rPr>
+              <w:t xml:space="preserve">' </w:t>
+            </w:r>
+            <w:r>
+              <w:rPr>
+                <w:color w:val="000000"/>
+                <w:kern w:val="0"/>
+                <w:szCs w:val="21"/>
+                <w:lang w:bidi="ar"/>
+              </w:rPr>
+              <w:t xml:space="preserve">: </w:t>
+            </w:r>
+            <w:r>
+              <w:rPr>
+                <w:color w:val="000000"/>
+                <w:kern w:val="0"/>
+                <w:szCs w:val="21"/>
+                <w:lang w:bidi="ar"/>
+              </w:rPr>
+              <w:t>'</w:t>
             </w:r>
             <w:r>
               <w:rPr>
@@ -4436,7 +5266,158 @@
                 <w:szCs w:val="21"/>
                 <w:lang w:bidi="ar"/>
               </w:rPr>
-              <w:t>' if not hasToxicSubstance else '</w:t>
+              <w:t>'</w:t>
+            </w:r>
+            <w:r>
+              <w:rPr>
+                <w:color w:val="000000"/>
+                <w:kern w:val="0"/>
+                <w:szCs w:val="21"/>
+                <w:lang w:bidi="ar"/>
+              </w:rPr>
+              <w:t xml:space="preserve"> </w:t>
+            </w:r>
+            <w:r>
+              <w:rPr>
+                <w:color w:val="000000"/>
+                <w:kern w:val="0"/>
+                <w:szCs w:val="21"/>
+                <w:lang w:bidi="ar"/>
+              </w:rPr>
+              <w:t>+++</w:t>
+            </w:r>
+            <w:r>
+              <w:rPr>
+                <w:color w:val="000000"/>
+                <w:kern w:val="0"/>
+                <w:szCs w:val="21"/>
+                <w:lang w:bidi="ar"/>
+              </w:rPr>
+              <w:t xml:space="preserve"> </w:t>
+            </w:r>
+            <w:r>
+              <w:rPr>
+                <w:rFonts w:hint="eastAsia"/>
+                <w:color w:val="000000"/>
+                <w:kern w:val="0"/>
+                <w:szCs w:val="21"/>
+                <w:lang w:bidi="ar"/>
+              </w:rPr>
+              <w:t>否</w:t>
+            </w:r>
+          </w:p>
+          <w:p>
+            <w:pPr>
+              <w:rPr>
+                <w:color w:val="000000"/>
+                <w:kern w:val="0"/>
+                <w:szCs w:val="21"/>
+                <w:lang w:bidi="ar"/>
+              </w:rPr>
+            </w:pPr>
+            <w:r>
+              <w:rPr>
+                <w:color w:val="000000"/>
+                <w:kern w:val="0"/>
+                <w:szCs w:val="21"/>
+                <w:lang w:bidi="ar"/>
+              </w:rPr>
+              <w:t>+++</w:t>
+            </w:r>
+            <w:r>
+              <w:rPr>
+                <w:color w:val="000000"/>
+                <w:kern w:val="0"/>
+                <w:szCs w:val="21"/>
+                <w:lang w:bidi="ar"/>
+              </w:rPr>
+              <w:t xml:space="preserve"> </w:t>
+            </w:r>
+            <w:proofErr w:type="spellStart"/>
+            <w:proofErr w:type="gramStart"/>
+            <w:r>
+              <w:rPr>
+                <w:color w:val="000000"/>
+                <w:kern w:val="0"/>
+                <w:szCs w:val="21"/>
+                <w:lang w:bidi="ar"/>
+              </w:rPr>
+              <w:t>hasToxicSubstance</w:t>
+            </w:r>
+            <w:proofErr w:type="spellEnd"/>
+            <w:r>
+              <w:rPr>
+                <w:color w:val="000000"/>
+                <w:kern w:val="0"/>
+                <w:szCs w:val="21"/>
+                <w:lang w:bidi="ar"/>
+              </w:rPr>
+              <w:t xml:space="preserve"> </w:t>
+            </w:r>
+            <w:r>
+              <w:rPr>
+                <w:color w:val="000000"/>
+                <w:kern w:val="0"/>
+                <w:szCs w:val="21"/>
+                <w:lang w:bidi="ar"/>
+              </w:rPr>
+              <w:t>?</w:t>
+            </w:r>
+            <w:proofErr w:type="gramEnd"/>
+            <w:r>
+              <w:rPr>
+                <w:color w:val="000000"/>
+                <w:kern w:val="0"/>
+                <w:szCs w:val="21"/>
+                <w:lang w:bidi="ar"/>
+              </w:rPr>
+              <w:t xml:space="preserve"> </w:t>
+            </w:r>
+            <w:r>
+              <w:rPr>
+                <w:color w:val="000000"/>
+                <w:kern w:val="0"/>
+                <w:szCs w:val="21"/>
+                <w:lang w:bidi="ar"/>
+              </w:rPr>
+              <w:t>'</w:t>
+            </w:r>
+            <w:r>
+              <w:rPr>
+                <w:rFonts w:ascii="Segoe UI Emoji" w:hAnsi="Segoe UI Emoji" w:cs="Segoe UI Emoji"/>
+                <w:color w:val="000000"/>
+                <w:kern w:val="0"/>
+                <w:szCs w:val="21"/>
+                <w:lang w:bidi="ar"/>
+              </w:rPr>
+              <w:t>☑</w:t>
+            </w:r>
+            <w:r>
+              <w:rPr>
+                <w:color w:val="000000"/>
+                <w:kern w:val="0"/>
+                <w:szCs w:val="21"/>
+                <w:lang w:bidi="ar"/>
+              </w:rPr>
+              <w:t xml:space="preserve">' </w:t>
+            </w:r>
+            <w:r>
+              <w:rPr>
+                <w:color w:val="000000"/>
+                <w:kern w:val="0"/>
+                <w:szCs w:val="21"/>
+                <w:lang w:bidi="ar"/>
+              </w:rPr>
+              <w:t xml:space="preserve">: </w:t>
+            </w:r>
+            <w:r>
+              <w:rPr>
+                <w:color w:val="000000"/>
+                <w:kern w:val="0"/>
+                <w:szCs w:val="21"/>
+                <w:lang w:bidi="ar"/>
+              </w:rPr>
+              <w:t>'</w:t>
             </w:r>
             <w:r>
               <w:rPr>
@@ -4483,100 +5464,6 @@
                 <w:szCs w:val="21"/>
                 <w:lang w:bidi="ar"/>
               </w:rPr>
-              <w:t>否</w:t>
-            </w:r>
-          </w:p>
-          <w:p>
-            <w:pPr>
-              <w:rPr>
-                <w:color w:val="000000"/>
-                <w:kern w:val="0"/>
-                <w:szCs w:val="21"/>
-                <w:lang w:bidi="ar"/>
-              </w:rPr>
-            </w:pPr>
-            <w:r>
-              <w:rPr>
-                <w:color w:val="000000"/>
-                <w:kern w:val="0"/>
-                <w:szCs w:val="21"/>
-                <w:lang w:bidi="ar"/>
-              </w:rPr>
-              <w:t>+++</w:t>
-            </w:r>
-            <w:r>
-              <w:rPr>
-                <w:color w:val="000000"/>
-                <w:kern w:val="0"/>
-                <w:szCs w:val="21"/>
-                <w:lang w:bidi="ar"/>
-              </w:rPr>
-              <w:t xml:space="preserve"> '</w:t>
-            </w:r>
-            <w:r>
-              <w:rPr>
-                <w:rFonts w:ascii="Segoe UI Emoji" w:hAnsi="Segoe UI Emoji" w:cs="Segoe UI Emoji"/>
-                <w:color w:val="000000"/>
-                <w:kern w:val="0"/>
-                <w:szCs w:val="21"/>
-                <w:lang w:bidi="ar"/>
-              </w:rPr>
-              <w:t>☑</w:t>
-            </w:r>
-            <w:r>
-              <w:rPr>
-                <w:color w:val="000000"/>
-                <w:kern w:val="0"/>
-                <w:szCs w:val="21"/>
-                <w:lang w:bidi="ar"/>
-              </w:rPr>
-              <w:t>' if hasToxicSubstance else '</w:t>
-            </w:r>
-            <w:r>
-              <w:rPr>
-                <w:rFonts w:hint="eastAsia"/>
-                <w:color w:val="000000"/>
-                <w:kern w:val="0"/>
-                <w:szCs w:val="21"/>
-                <w:lang w:bidi="ar"/>
-              </w:rPr>
-              <w:t>□</w:t>
-            </w:r>
-            <w:r>
-              <w:rPr>
-                <w:color w:val="000000"/>
-                <w:kern w:val="0"/>
-                <w:szCs w:val="21"/>
-                <w:lang w:bidi="ar"/>
-              </w:rPr>
-              <w:t xml:space="preserve">' </w:t>
-            </w:r>
-            <w:r>
-              <w:rPr>
-                <w:color w:val="000000"/>
-                <w:kern w:val="0"/>
-                <w:szCs w:val="21"/>
-                <w:lang w:bidi="ar"/>
-              </w:rPr>
-              <w:t>+++</w:t>
-            </w:r>
-            <w:r>
-              <w:rPr>
-                <w:color w:val="000000"/>
-                <w:kern w:val="0"/>
-                <w:szCs w:val="21"/>
-                <w:lang w:bidi="ar"/>
-              </w:rPr>
-              <w:t xml:space="preserve"> </w:t>
-            </w:r>
-            <w:r>
-              <w:rPr>
-                <w:rFonts w:hint="eastAsia"/>
-                <w:color w:val="000000"/>
-                <w:kern w:val="0"/>
-                <w:szCs w:val="21"/>
-                <w:lang w:bidi="ar"/>
-              </w:rPr>
               <w:t>是</w:t>
             </w:r>
           </w:p>
@@ -4624,7 +5511,29 @@
                 <w:szCs w:val="21"/>
                 <w:lang w:bidi="ar"/>
               </w:rPr>
-              <w:t xml:space="preserve"> toxicSubstanceDesc </w:t>
+              <w:t xml:space="preserve"> </w:t>
+            </w:r>
+            <w:proofErr w:type="spellStart"/>
+            <w:r>
+              <w:rPr>
+                <w:rFonts w:hint="eastAsia"/>
+                <w:color w:val="000000"/>
+                <w:kern w:val="0"/>
+                <w:szCs w:val="21"/>
+                <w:lang w:bidi="ar"/>
+              </w:rPr>
+              <w:t>toxicSubstanceDesc</w:t>
+            </w:r>
+            <w:proofErr w:type="spellEnd"/>
+            <w:r>
+              <w:rPr>
+                <w:rFonts w:hint="eastAsia"/>
+                <w:color w:val="000000"/>
+                <w:kern w:val="0"/>
+                <w:szCs w:val="21"/>
+                <w:lang w:bidi="ar"/>
+              </w:rPr>
+              <w:t xml:space="preserve"> </w:t>
             </w:r>
             <w:r>
               <w:rPr>
@@ -4658,8 +5567,14 @@
               <w:rPr>
                 <w:szCs w:val="21"/>
               </w:rPr>
+              <w:t>拟开展涉及生物</w:t>
+            </w:r>
+            <w:r>
+              <w:rPr>
+                <w:szCs w:val="21"/>
+              </w:rPr>
               <w:lastRenderedPageBreak/>
-              <w:t>拟开展涉及生物安全实验地点</w:t>
+              <w:t>安全实验地点</w:t>
             </w:r>
           </w:p>
         </w:tc>
@@ -4679,7 +5594,47 @@
               <w:rPr>
                 <w:szCs w:val="21"/>
               </w:rPr>
-              <w:t>+++</w:t>
+              <w:lastRenderedPageBreak/>
+              <w:t>+++</w:t>
+            </w:r>
+            <w:r>
+              <w:rPr>
+                <w:szCs w:val="21"/>
+              </w:rPr>
+              <w:t xml:space="preserve"> </w:t>
+            </w:r>
+            <w:proofErr w:type="spellStart"/>
+            <w:r>
+              <w:rPr>
+                <w:szCs w:val="21"/>
+              </w:rPr>
+              <w:t>locationType</w:t>
+            </w:r>
+            <w:proofErr w:type="spellEnd"/>
+            <w:r>
+              <w:rPr>
+                <w:szCs w:val="21"/>
+              </w:rPr>
+              <w:t xml:space="preserve"> == '</w:t>
+            </w:r>
+            <w:r>
+              <w:rPr>
+                <w:rFonts w:hint="eastAsia"/>
+                <w:szCs w:val="21"/>
+              </w:rPr>
+              <w:t>校内</w:t>
+            </w:r>
+            <w:r>
+              <w:rPr>
+                <w:szCs w:val="21"/>
+              </w:rPr>
+              <w:t xml:space="preserve">' </w:t>
+            </w:r>
+            <w:r>
+              <w:rPr>
+                <w:szCs w:val="21"/>
+              </w:rPr>
+              <w:t>?</w:t>
             </w:r>
             <w:r>
               <w:rPr>
@@ -4701,20 +5656,19 @@
               <w:rPr>
                 <w:szCs w:val="21"/>
               </w:rPr>
-              <w:t>' if locationType == '</w:t>
-            </w:r>
-            <w:r>
-              <w:rPr>
-                <w:rFonts w:hint="eastAsia"/>
-                <w:szCs w:val="21"/>
-              </w:rPr>
-              <w:t>校内</w:t>
-            </w:r>
-            <w:r>
-              <w:rPr>
-                <w:szCs w:val="21"/>
-              </w:rPr>
-              <w:t>' else '</w:t>
+              <w:t xml:space="preserve">' </w:t>
+            </w:r>
+            <w:r>
+              <w:rPr>
+                <w:szCs w:val="21"/>
+              </w:rPr>
+              <w:t xml:space="preserve">: </w:t>
+            </w:r>
+            <w:r>
+              <w:rPr>
+                <w:szCs w:val="21"/>
+              </w:rPr>
+              <w:t>'</w:t>
             </w:r>
             <w:r>
               <w:rPr>
@@ -4764,45 +5718,102 @@
               <w:rPr>
                 <w:szCs w:val="21"/>
               </w:rPr>
-              <w:t xml:space="preserve"> locationDetail if locationType == '</w:t>
-            </w:r>
-            <w:r>
-              <w:rPr>
-                <w:rFonts w:hint="eastAsia"/>
-                <w:szCs w:val="21"/>
-              </w:rPr>
-              <w:t>校内</w:t>
-            </w:r>
-            <w:r>
-              <w:rPr>
-                <w:szCs w:val="21"/>
-              </w:rPr>
-              <w:t xml:space="preserve">' else '' </w:t>
-            </w:r>
-            <w:r>
-              <w:rPr>
-                <w:szCs w:val="21"/>
-              </w:rPr>
-              <w:t>+++</w:t>
-            </w:r>
-          </w:p>
-          <w:p>
-            <w:pPr>
-              <w:rPr>
-                <w:szCs w:val="21"/>
-              </w:rPr>
-            </w:pPr>
-            <w:r>
-              <w:rPr>
-                <w:szCs w:val="21"/>
-              </w:rPr>
-              <w:t>+++</w:t>
-            </w:r>
-            <w:r>
-              <w:rPr>
-                <w:szCs w:val="21"/>
-              </w:rPr>
-              <w:t xml:space="preserve"> '</w:t>
+              <w:t xml:space="preserve"> </w:t>
+            </w:r>
+            <w:proofErr w:type="spellStart"/>
+            <w:r>
+              <w:rPr>
+                <w:szCs w:val="21"/>
+              </w:rPr>
+              <w:t>locationType</w:t>
+            </w:r>
+            <w:proofErr w:type="spellEnd"/>
+            <w:r>
+              <w:rPr>
+                <w:szCs w:val="21"/>
+              </w:rPr>
+              <w:t xml:space="preserve"> === '</w:t>
+            </w:r>
+            <w:r>
+              <w:rPr>
+                <w:rFonts w:hint="eastAsia"/>
+                <w:szCs w:val="21"/>
+              </w:rPr>
+              <w:t>校外</w:t>
+            </w:r>
+            <w:r>
+              <w:rPr>
+                <w:szCs w:val="21"/>
+              </w:rPr>
+              <w:t xml:space="preserve">' ? </w:t>
+            </w:r>
+            <w:proofErr w:type="spellStart"/>
+            <w:proofErr w:type="gramStart"/>
+            <w:r>
+              <w:rPr>
+                <w:szCs w:val="21"/>
+              </w:rPr>
+              <w:t>locationDetail</w:t>
+            </w:r>
+            <w:proofErr w:type="spellEnd"/>
+            <w:r>
+              <w:rPr>
+                <w:szCs w:val="21"/>
+              </w:rPr>
+              <w:t xml:space="preserve"> :</w:t>
+            </w:r>
+            <w:proofErr w:type="gramEnd"/>
+            <w:r>
+              <w:rPr>
+                <w:szCs w:val="21"/>
+              </w:rPr>
+              <w:t xml:space="preserve"> '' </w:t>
+            </w:r>
+            <w:r>
+              <w:rPr>
+                <w:szCs w:val="21"/>
+              </w:rPr>
+              <w:t>+++</w:t>
+            </w:r>
+          </w:p>
+          <w:p>
+            <w:pPr>
+              <w:rPr>
+                <w:szCs w:val="21"/>
+              </w:rPr>
+            </w:pPr>
+            <w:r>
+              <w:rPr>
+                <w:szCs w:val="21"/>
+              </w:rPr>
+              <w:t xml:space="preserve">+++ </w:t>
+            </w:r>
+            <w:proofErr w:type="spellStart"/>
+            <w:r>
+              <w:rPr>
+                <w:szCs w:val="21"/>
+              </w:rPr>
+              <w:t>locationType</w:t>
+            </w:r>
+            <w:proofErr w:type="spellEnd"/>
+            <w:r>
+              <w:rPr>
+                <w:szCs w:val="21"/>
+              </w:rPr>
+              <w:t xml:space="preserve"> === '</w:t>
+            </w:r>
+            <w:r>
+              <w:rPr>
+                <w:rFonts w:hint="eastAsia"/>
+                <w:szCs w:val="21"/>
+              </w:rPr>
+              <w:t>校外</w:t>
+            </w:r>
+            <w:r>
+              <w:rPr>
+                <w:szCs w:val="21"/>
+              </w:rPr>
+              <w:t>' ? '</w:t>
             </w:r>
             <w:r>
               <w:rPr>
@@ -4818,7 +5829,47 @@
               <w:rPr>
                 <w:szCs w:val="21"/>
               </w:rPr>
-              <w:t>' if locationType == '</w:t>
+              <w:t>' : '</w:t>
+            </w:r>
+            <w:r>
+              <w:rPr>
+                <w:rFonts w:hint="eastAsia"/>
+                <w:szCs w:val="21"/>
+              </w:rPr>
+              <w:t>□</w:t>
+            </w:r>
+            <w:r>
+              <w:rPr>
+                <w:szCs w:val="21"/>
+              </w:rPr>
+              <w:t xml:space="preserve">' +++ </w:t>
+            </w:r>
+            <w:r>
+              <w:rPr>
+                <w:rFonts w:hint="eastAsia"/>
+                <w:szCs w:val="21"/>
+              </w:rPr>
+              <w:t>其他：</w:t>
+            </w:r>
+            <w:r>
+              <w:rPr>
+                <w:szCs w:val="21"/>
+              </w:rPr>
+              <w:t xml:space="preserve">+++ </w:t>
+            </w:r>
+            <w:proofErr w:type="spellStart"/>
+            <w:r>
+              <w:rPr>
+                <w:szCs w:val="21"/>
+              </w:rPr>
+              <w:t>locationType</w:t>
+            </w:r>
+            <w:proofErr w:type="spellEnd"/>
+            <w:r>
+              <w:rPr>
+                <w:szCs w:val="21"/>
+              </w:rPr>
+              <w:t xml:space="preserve"> === '</w:t>
             </w:r>
             <w:r>
               <w:rPr>
@@ -4831,76 +5882,29 @@
               <w:rPr>
                 <w:szCs w:val="21"/>
               </w:rPr>
-              <w:t>' else '</w:t>
-            </w:r>
-            <w:r>
-              <w:rPr>
-                <w:rFonts w:hint="eastAsia"/>
-                <w:szCs w:val="21"/>
-              </w:rPr>
-              <w:t>□</w:t>
-            </w:r>
-            <w:r>
-              <w:rPr>
-                <w:szCs w:val="21"/>
-              </w:rPr>
-              <w:t xml:space="preserve">' </w:t>
-            </w:r>
-            <w:r>
-              <w:rPr>
-                <w:szCs w:val="21"/>
-              </w:rPr>
-              <w:t>+++</w:t>
-            </w:r>
-            <w:r>
-              <w:rPr>
-                <w:szCs w:val="21"/>
-              </w:rPr>
-              <w:t xml:space="preserve"> </w:t>
-            </w:r>
-            <w:r>
-              <w:rPr>
-                <w:rFonts w:hint="eastAsia"/>
-                <w:szCs w:val="21"/>
-              </w:rPr>
-              <w:t>其他</w:t>
-            </w:r>
-            <w:r>
-              <w:rPr>
-                <w:szCs w:val="21"/>
-              </w:rPr>
-              <w:t xml:space="preserve"> </w:t>
-            </w:r>
-            <w:r>
-              <w:rPr>
-                <w:szCs w:val="21"/>
-              </w:rPr>
-              <w:t>+++</w:t>
-            </w:r>
-            <w:r>
-              <w:rPr>
-                <w:szCs w:val="21"/>
-              </w:rPr>
-              <w:t xml:space="preserve"> locationDetail if locationType == '</w:t>
-            </w:r>
-            <w:r>
-              <w:rPr>
-                <w:rFonts w:hint="eastAsia"/>
-                <w:szCs w:val="21"/>
-              </w:rPr>
-              <w:t>校外</w:t>
-            </w:r>
-            <w:r>
-              <w:rPr>
-                <w:szCs w:val="21"/>
-              </w:rPr>
-              <w:t xml:space="preserve">' else '' </w:t>
-            </w:r>
-            <w:r>
-              <w:rPr>
-                <w:szCs w:val="21"/>
-              </w:rPr>
-              <w:t>+++</w:t>
+              <w:t xml:space="preserve">' ? </w:t>
+            </w:r>
+            <w:proofErr w:type="spellStart"/>
+            <w:proofErr w:type="gramStart"/>
+            <w:r>
+              <w:rPr>
+                <w:szCs w:val="21"/>
+              </w:rPr>
+              <w:t>locationDetail</w:t>
+            </w:r>
+            <w:proofErr w:type="spellEnd"/>
+            <w:r>
+              <w:rPr>
+                <w:szCs w:val="21"/>
+              </w:rPr>
+              <w:t xml:space="preserve"> :</w:t>
+            </w:r>
+            <w:proofErr w:type="gramEnd"/>
+            <w:r>
+              <w:rPr>
+                <w:szCs w:val="21"/>
+              </w:rPr>
+              <w:t xml:space="preserve"> '' +++</w:t>
             </w:r>
           </w:p>
         </w:tc>
@@ -4953,7 +5957,23 @@
                 <w:rFonts w:hint="eastAsia"/>
                 <w:szCs w:val="21"/>
               </w:rPr>
-              <w:t xml:space="preserve"> startYear </w:t>
+              <w:t xml:space="preserve"> </w:t>
+            </w:r>
+            <w:proofErr w:type="spellStart"/>
+            <w:r>
+              <w:rPr>
+                <w:rFonts w:hint="eastAsia"/>
+                <w:szCs w:val="21"/>
+              </w:rPr>
+              <w:t>startYear</w:t>
+            </w:r>
+            <w:proofErr w:type="spellEnd"/>
+            <w:r>
+              <w:rPr>
+                <w:rFonts w:hint="eastAsia"/>
+                <w:szCs w:val="21"/>
+              </w:rPr>
+              <w:t xml:space="preserve"> </w:t>
             </w:r>
             <w:r>
               <w:rPr>
@@ -4995,7 +6015,23 @@
                 <w:rFonts w:hint="eastAsia"/>
                 <w:szCs w:val="21"/>
               </w:rPr>
-              <w:t xml:space="preserve"> startMonth </w:t>
+              <w:t xml:space="preserve"> </w:t>
+            </w:r>
+            <w:proofErr w:type="spellStart"/>
+            <w:r>
+              <w:rPr>
+                <w:rFonts w:hint="eastAsia"/>
+                <w:szCs w:val="21"/>
+              </w:rPr>
+              <w:t>startMonth</w:t>
+            </w:r>
+            <w:proofErr w:type="spellEnd"/>
+            <w:r>
+              <w:rPr>
+                <w:rFonts w:hint="eastAsia"/>
+                <w:szCs w:val="21"/>
+              </w:rPr>
+              <w:t xml:space="preserve"> </w:t>
             </w:r>
             <w:r>
               <w:rPr>
@@ -5037,7 +6073,23 @@
                 <w:rFonts w:hint="eastAsia"/>
                 <w:szCs w:val="21"/>
               </w:rPr>
-              <w:t xml:space="preserve"> startDay </w:t>
+              <w:t xml:space="preserve"> </w:t>
+            </w:r>
+            <w:proofErr w:type="spellStart"/>
+            <w:r>
+              <w:rPr>
+                <w:rFonts w:hint="eastAsia"/>
+                <w:szCs w:val="21"/>
+              </w:rPr>
+              <w:t>startDay</w:t>
+            </w:r>
+            <w:proofErr w:type="spellEnd"/>
+            <w:r>
+              <w:rPr>
+                <w:rFonts w:hint="eastAsia"/>
+                <w:szCs w:val="21"/>
+              </w:rPr>
+              <w:t xml:space="preserve"> </w:t>
             </w:r>
             <w:r>
               <w:rPr>
@@ -5093,7 +6145,23 @@
                 <w:rFonts w:hint="eastAsia"/>
                 <w:szCs w:val="21"/>
               </w:rPr>
-              <w:t xml:space="preserve"> endYear </w:t>
+              <w:t xml:space="preserve"> </w:t>
+            </w:r>
+            <w:proofErr w:type="spellStart"/>
+            <w:r>
+              <w:rPr>
+                <w:rFonts w:hint="eastAsia"/>
+                <w:szCs w:val="21"/>
+              </w:rPr>
+              <w:t>endYear</w:t>
+            </w:r>
+            <w:proofErr w:type="spellEnd"/>
+            <w:r>
+              <w:rPr>
+                <w:rFonts w:hint="eastAsia"/>
+                <w:szCs w:val="21"/>
+              </w:rPr>
+              <w:t xml:space="preserve"> </w:t>
             </w:r>
             <w:r>
               <w:rPr>
@@ -5135,7 +6203,23 @@
                 <w:rFonts w:hint="eastAsia"/>
                 <w:szCs w:val="21"/>
               </w:rPr>
-              <w:t xml:space="preserve"> endMonth </w:t>
+              <w:t xml:space="preserve"> </w:t>
+            </w:r>
+            <w:proofErr w:type="spellStart"/>
+            <w:r>
+              <w:rPr>
+                <w:rFonts w:hint="eastAsia"/>
+                <w:szCs w:val="21"/>
+              </w:rPr>
+              <w:t>endMonth</w:t>
+            </w:r>
+            <w:proofErr w:type="spellEnd"/>
+            <w:r>
+              <w:rPr>
+                <w:rFonts w:hint="eastAsia"/>
+                <w:szCs w:val="21"/>
+              </w:rPr>
+              <w:t xml:space="preserve"> </w:t>
             </w:r>
             <w:r>
               <w:rPr>
@@ -5177,7 +6261,23 @@
                 <w:rFonts w:hint="eastAsia"/>
                 <w:szCs w:val="21"/>
               </w:rPr>
-              <w:t xml:space="preserve"> endDay </w:t>
+              <w:t xml:space="preserve"> </w:t>
+            </w:r>
+            <w:proofErr w:type="spellStart"/>
+            <w:r>
+              <w:rPr>
+                <w:rFonts w:hint="eastAsia"/>
+                <w:szCs w:val="21"/>
+              </w:rPr>
+              <w:t>endDay</w:t>
+            </w:r>
+            <w:proofErr w:type="spellEnd"/>
+            <w:r>
+              <w:rPr>
+                <w:rFonts w:hint="eastAsia"/>
+                <w:szCs w:val="21"/>
+              </w:rPr>
+              <w:t xml:space="preserve"> </w:t>
             </w:r>
             <w:r>
               <w:rPr>
@@ -5257,7 +6357,21 @@
               <w:rPr>
                 <w:szCs w:val="21"/>
               </w:rPr>
-              <w:t>（个人防护设备、设备防护、外来人员防护、警告标识、体检及预防接种、医疗冶疗、培训、废物处理、菌种保存的内容）</w:t>
+              <w:t>（个人防护设备、设备防护、外来人员防护、警告标识、体检及预防接种、医疗</w:t>
+            </w:r>
+            <w:proofErr w:type="gramStart"/>
+            <w:r>
+              <w:rPr>
+                <w:szCs w:val="21"/>
+              </w:rPr>
+              <w:t>冶疗</w:t>
+            </w:r>
+            <w:proofErr w:type="gramEnd"/>
+            <w:r>
+              <w:rPr>
+                <w:szCs w:val="21"/>
+              </w:rPr>
+              <w:t>、培训、废物处理、菌种保存的内容）</w:t>
             </w:r>
           </w:p>
           <w:p>
@@ -5283,7 +6397,15 @@
               <w:t>+++</w:t>
             </w:r>
             <w:r>
-              <w:t xml:space="preserve"> facilityMatchDesc </w:t>
+              <w:t xml:space="preserve"> </w:t>
+            </w:r>
+            <w:proofErr w:type="spellStart"/>
+            <w:r>
+              <w:t>facilityMatchDesc</w:t>
+            </w:r>
+            <w:proofErr w:type="spellEnd"/>
+            <w:r>
+              <w:t xml:space="preserve"> </w:t>
             </w:r>
             <w:r>
               <w:t>+++</w:t>
@@ -5363,7 +6485,15 @@
               <w:t>+++</w:t>
             </w:r>
             <w:r>
-              <w:t xml:space="preserve"> workProject </w:t>
+              <w:t xml:space="preserve"> </w:t>
+            </w:r>
+            <w:proofErr w:type="spellStart"/>
+            <w:r>
+              <w:t>workProject</w:t>
+            </w:r>
+            <w:proofErr w:type="spellEnd"/>
+            <w:r>
+              <w:t xml:space="preserve"> </w:t>
             </w:r>
             <w:r>
               <w:t>+++</w:t>
@@ -5392,7 +6522,15 @@
               <w:t>+++</w:t>
             </w:r>
             <w:r>
-              <w:t xml:space="preserve"> experimentMethod </w:t>
+              <w:t xml:space="preserve"> </w:t>
+            </w:r>
+            <w:proofErr w:type="spellStart"/>
+            <w:r>
+              <w:t>experimentMethod</w:t>
+            </w:r>
+            <w:proofErr w:type="spellEnd"/>
+            <w:r>
+              <w:t xml:space="preserve"> </w:t>
             </w:r>
             <w:r>
               <w:t>+++</w:t>
@@ -5427,7 +6565,15 @@
               <w:t>+++</w:t>
             </w:r>
             <w:r>
-              <w:t xml:space="preserve"> experimentPurpose </w:t>
+              <w:t xml:space="preserve"> </w:t>
+            </w:r>
+            <w:proofErr w:type="spellStart"/>
+            <w:r>
+              <w:t>experimentPurpose</w:t>
+            </w:r>
+            <w:proofErr w:type="spellEnd"/>
+            <w:r>
+              <w:t xml:space="preserve"> </w:t>
             </w:r>
             <w:r>
               <w:t>+++</w:t>
@@ -5457,7 +6603,15 @@
               <w:t>+++</w:t>
             </w:r>
             <w:r>
-              <w:t xml:space="preserve"> disposalMethod </w:t>
+              <w:t xml:space="preserve"> </w:t>
+            </w:r>
+            <w:proofErr w:type="spellStart"/>
+            <w:r>
+              <w:t>disposalMethod</w:t>
+            </w:r>
+            <w:proofErr w:type="spellEnd"/>
+            <w:r>
+              <w:t xml:space="preserve"> </w:t>
             </w:r>
             <w:r>
               <w:t>+++</w:t>
@@ -5486,7 +6640,6 @@
               <w:rPr>
                 <w:szCs w:val="21"/>
               </w:rPr>
-              <w:lastRenderedPageBreak/>
               <w:t>相关的补充说明或辅助证明文件</w:t>
             </w:r>
           </w:p>
@@ -5510,12 +6663,14 @@
               </w:rPr>
               <w:t xml:space="preserve">+++ </w:t>
             </w:r>
+            <w:proofErr w:type="spellStart"/>
             <w:r>
               <w:rPr>
                 <w:szCs w:val="21"/>
               </w:rPr>
               <w:t>certifyExplanation</w:t>
             </w:r>
+            <w:proofErr w:type="spellEnd"/>
             <w:r>
               <w:rPr>
                 <w:szCs w:val="21"/>
@@ -5547,75 +6702,89 @@
               <w:rPr>
                 <w:szCs w:val="21"/>
               </w:rPr>
-              <w:t>+++ FOR</w:t>
-            </w:r>
-            <w:r>
-              <w:rPr>
-                <w:szCs w:val="21"/>
-              </w:rPr>
-              <w:t xml:space="preserve"> img in embedded_images </w:t>
-            </w:r>
-            <w:r>
-              <w:rPr>
-                <w:szCs w:val="21"/>
-              </w:rPr>
-              <w:t>+++</w:t>
-            </w:r>
-          </w:p>
-          <w:p>
-            <w:pPr>
-              <w:rPr>
-                <w:szCs w:val="21"/>
-              </w:rPr>
-            </w:pPr>
-            <w:r>
-              <w:rPr>
-                <w:szCs w:val="21"/>
-              </w:rPr>
-              <w:t>+++</w:t>
-            </w:r>
-            <w:r>
-              <w:rPr>
-                <w:szCs w:val="21"/>
-              </w:rPr>
-              <w:t xml:space="preserve"> </w:t>
-            </w:r>
-            <w:r>
-              <w:rPr>
-                <w:szCs w:val="21"/>
-              </w:rPr>
-              <w:t xml:space="preserve">IMAGE </w:t>
-            </w:r>
-            <w:r>
-              <w:rPr>
-                <w:szCs w:val="21"/>
-              </w:rPr>
-              <w:t>injectImage($img,2,2)</w:t>
-            </w:r>
-            <w:r>
-              <w:rPr>
-                <w:szCs w:val="21"/>
-              </w:rPr>
-              <w:t xml:space="preserve"> </w:t>
-            </w:r>
-            <w:r>
-              <w:rPr>
-                <w:szCs w:val="21"/>
-              </w:rPr>
-              <w:t>+++</w:t>
-            </w:r>
-          </w:p>
-          <w:p>
-            <w:pPr>
-              <w:rPr>
-                <w:szCs w:val="21"/>
-              </w:rPr>
-            </w:pPr>
-            <w:r>
-              <w:rPr>
-                <w:szCs w:val="21"/>
-              </w:rPr>
-              <w:t>+++ END-FOR img +++</w:t>
+              <w:t xml:space="preserve">+++ FOR </w:t>
+            </w:r>
+            <w:proofErr w:type="spellStart"/>
+            <w:r>
+              <w:rPr>
+                <w:szCs w:val="21"/>
+              </w:rPr>
+              <w:t>img</w:t>
+            </w:r>
+            <w:proofErr w:type="spellEnd"/>
+            <w:r>
+              <w:rPr>
+                <w:szCs w:val="21"/>
+              </w:rPr>
+              <w:t xml:space="preserve"> IN </w:t>
+            </w:r>
+            <w:proofErr w:type="spellStart"/>
+            <w:r>
+              <w:rPr>
+                <w:szCs w:val="21"/>
+              </w:rPr>
+              <w:t>certifyImagesPath</w:t>
+            </w:r>
+            <w:proofErr w:type="spellEnd"/>
+            <w:r>
+              <w:rPr>
+                <w:szCs w:val="21"/>
+              </w:rPr>
+              <w:t xml:space="preserve"> +++</w:t>
+            </w:r>
+          </w:p>
+          <w:p>
+            <w:pPr>
+              <w:rPr>
+                <w:szCs w:val="21"/>
+              </w:rPr>
+            </w:pPr>
+            <w:r>
+              <w:rPr>
+                <w:szCs w:val="21"/>
+              </w:rPr>
+              <w:t xml:space="preserve">+++ IMAGE </w:t>
+            </w:r>
+            <w:proofErr w:type="spellStart"/>
+            <w:r>
+              <w:rPr>
+                <w:szCs w:val="21"/>
+              </w:rPr>
+              <w:t>img</w:t>
+            </w:r>
+            <w:proofErr w:type="spellEnd"/>
+            <w:r>
+              <w:rPr>
+                <w:szCs w:val="21"/>
+              </w:rPr>
+              <w:t xml:space="preserve"> +++</w:t>
+            </w:r>
+          </w:p>
+          <w:p>
+            <w:pPr>
+              <w:rPr>
+                <w:szCs w:val="21"/>
+              </w:rPr>
+            </w:pPr>
+            <w:r>
+              <w:rPr>
+                <w:szCs w:val="21"/>
+              </w:rPr>
+              <w:t xml:space="preserve">+++ END-FOR </w:t>
+            </w:r>
+            <w:proofErr w:type="spellStart"/>
+            <w:r>
+              <w:rPr>
+                <w:szCs w:val="21"/>
+              </w:rPr>
+              <w:t>img</w:t>
+            </w:r>
+            <w:proofErr w:type="spellEnd"/>
+            <w:r>
+              <w:rPr>
+                <w:szCs w:val="21"/>
+              </w:rPr>
+              <w:t xml:space="preserve"> +++</w:t>
             </w:r>
           </w:p>
         </w:tc>
@@ -5639,6 +6808,7 @@
               <w:rPr>
                 <w:szCs w:val="21"/>
               </w:rPr>
+              <w:lastRenderedPageBreak/>
               <w:t>信息公开和保密要求：说明哪些信息需要保密，哪些信息可以公开</w:t>
             </w:r>
           </w:p>
@@ -5653,7 +6823,15 @@
               <w:t>+++</w:t>
             </w:r>
             <w:r>
-              <w:t xml:space="preserve"> publicInfoType </w:t>
+              <w:t xml:space="preserve"> </w:t>
+            </w:r>
+            <w:proofErr w:type="spellStart"/>
+            <w:r>
+              <w:t>publicInfoType</w:t>
+            </w:r>
+            <w:proofErr w:type="spellEnd"/>
+            <w:r>
+              <w:t xml:space="preserve"> </w:t>
             </w:r>
             <w:r>
               <w:t>+++</w:t>
@@ -5678,7 +6856,15 @@
               <w:t>+++</w:t>
             </w:r>
             <w:r>
-              <w:t xml:space="preserve"> publicInfoDesc </w:t>
+              <w:t xml:space="preserve"> </w:t>
+            </w:r>
+            <w:proofErr w:type="spellStart"/>
+            <w:r>
+              <w:t>publicInfoDesc</w:t>
+            </w:r>
+            <w:proofErr w:type="spellEnd"/>
+            <w:r>
+              <w:t xml:space="preserve"> </w:t>
             </w:r>
             <w:r>
               <w:t>+++</w:t>
@@ -5869,16 +7055,7 @@
                 <w:color w:val="000000"/>
                 <w:szCs w:val="21"/>
               </w:rPr>
-              <w:t>（或所在单位生物安全委员</w:t>
-            </w:r>
-            <w:r>
-              <w:rPr>
-                <w:rFonts w:hint="eastAsia"/>
-                <w:color w:val="000000"/>
-                <w:szCs w:val="21"/>
-              </w:rPr>
-              <w:lastRenderedPageBreak/>
-              <w:t>会）</w:t>
+              <w:t>（或所在单位生物安全委员会）</w:t>
             </w:r>
             <w:r>
               <w:rPr>
@@ -5908,7 +7085,6 @@
                 <w:color w:val="000000"/>
                 <w:szCs w:val="21"/>
               </w:rPr>
-              <w:lastRenderedPageBreak/>
               <w:t xml:space="preserve">     </w:t>
             </w:r>
           </w:p>

--- a/template.docx
+++ b/template.docx
@@ -157,7 +157,7 @@
           <w:kern w:val="0"/>
           <w:szCs w:val="44"/>
         </w:rPr>
-        <w:t xml:space="preserve">   </w:t>
+        <w:t xml:space="preserve">     </w:t>
       </w:r>
       <w:r>
         <w:rPr>
@@ -372,7 +372,7 @@
         </w:tc>
         <w:tc>
           <w:tcPr>
-            <w:tcW w:w="2049" w:type="dxa"/>
+            <w:tcW w:w="1792" w:type="dxa"/>
             <w:tcBorders>
               <w:top w:val="single" w:sz="4" w:space="0" w:color="auto"/>
               <w:left w:val="single" w:sz="4" w:space="0" w:color="auto"/>
@@ -431,7 +431,7 @@
         </w:tc>
         <w:tc>
           <w:tcPr>
-            <w:tcW w:w="2625" w:type="dxa"/>
+            <w:tcW w:w="2855" w:type="dxa"/>
             <w:gridSpan w:val="2"/>
             <w:tcBorders>
               <w:top w:val="single" w:sz="4" w:space="0" w:color="auto"/>
@@ -471,7 +471,7 @@
         </w:tc>
         <w:tc>
           <w:tcPr>
-            <w:tcW w:w="3314" w:type="dxa"/>
+            <w:tcW w:w="3341" w:type="dxa"/>
             <w:gridSpan w:val="2"/>
             <w:tcBorders>
               <w:top w:val="single" w:sz="4" w:space="0" w:color="auto"/>
@@ -507,12 +507,13 @@
               </w:rPr>
               <w:t>+++</w:t>
             </w:r>
-            <w:r>
-              <w:rPr>
-                <w:szCs w:val="21"/>
-              </w:rPr>
-              <w:t xml:space="preserve"> </w:t>
-            </w:r>
+          </w:p>
+          <w:p>
+            <w:pPr>
+              <w:rPr>
+                <w:szCs w:val="21"/>
+              </w:rPr>
+            </w:pPr>
             <w:r>
               <w:rPr>
                 <w:szCs w:val="21"/>
@@ -581,7 +582,7 @@
         </w:tc>
         <w:tc>
           <w:tcPr>
-            <w:tcW w:w="2049" w:type="dxa"/>
+            <w:tcW w:w="1792" w:type="dxa"/>
             <w:tcBorders>
               <w:top w:val="single" w:sz="4" w:space="0" w:color="auto"/>
               <w:left w:val="single" w:sz="4" w:space="0" w:color="auto"/>
@@ -635,7 +636,7 @@
         </w:tc>
         <w:tc>
           <w:tcPr>
-            <w:tcW w:w="2625" w:type="dxa"/>
+            <w:tcW w:w="2855" w:type="dxa"/>
             <w:gridSpan w:val="2"/>
             <w:tcBorders>
               <w:left w:val="single" w:sz="4" w:space="0" w:color="auto"/>
@@ -662,7 +663,7 @@
         </w:tc>
         <w:tc>
           <w:tcPr>
-            <w:tcW w:w="3314" w:type="dxa"/>
+            <w:tcW w:w="3341" w:type="dxa"/>
             <w:gridSpan w:val="2"/>
             <w:tcMar>
               <w:left w:w="28" w:type="dxa"/>
@@ -733,7 +734,7 @@
         </w:tc>
         <w:tc>
           <w:tcPr>
-            <w:tcW w:w="2049" w:type="dxa"/>
+            <w:tcW w:w="1792" w:type="dxa"/>
             <w:tcBorders>
               <w:top w:val="single" w:sz="4" w:space="0" w:color="auto"/>
               <w:left w:val="single" w:sz="4" w:space="0" w:color="auto"/>
@@ -780,10 +781,51 @@
               <w:t>+++</w:t>
             </w:r>
           </w:p>
-        </w:tc>
-        <w:tc>
-          <w:tcPr>
-            <w:tcW w:w="2625" w:type="dxa"/>
+          <w:p>
+            <w:pPr>
+              <w:rPr>
+                <w:szCs w:val="21"/>
+              </w:rPr>
+            </w:pPr>
+            <w:r>
+              <w:rPr>
+                <w:rFonts w:hint="eastAsia"/>
+                <w:szCs w:val="21"/>
+              </w:rPr>
+              <w:t>+</w:t>
+            </w:r>
+            <w:r>
+              <w:rPr>
+                <w:szCs w:val="21"/>
+              </w:rPr>
+              <w:t xml:space="preserve">++ </w:t>
+            </w:r>
+            <w:proofErr w:type="spellStart"/>
+            <w:r>
+              <w:rPr>
+                <w:rFonts w:hint="eastAsia"/>
+                <w:szCs w:val="21"/>
+              </w:rPr>
+              <w:t>project</w:t>
+            </w:r>
+            <w:r>
+              <w:rPr>
+                <w:szCs w:val="21"/>
+              </w:rPr>
+              <w:t>Code</w:t>
+            </w:r>
+            <w:proofErr w:type="spellEnd"/>
+            <w:r>
+              <w:rPr>
+                <w:szCs w:val="21"/>
+              </w:rPr>
+              <w:t xml:space="preserve"> +++</w:t>
+            </w:r>
+          </w:p>
+        </w:tc>
+        <w:tc>
+          <w:tcPr>
+            <w:tcW w:w="2855" w:type="dxa"/>
             <w:gridSpan w:val="2"/>
             <w:tcBorders>
               <w:left w:val="single" w:sz="4" w:space="0" w:color="auto"/>
@@ -810,7 +852,7 @@
         </w:tc>
         <w:tc>
           <w:tcPr>
-            <w:tcW w:w="3314" w:type="dxa"/>
+            <w:tcW w:w="3341" w:type="dxa"/>
             <w:gridSpan w:val="2"/>
             <w:tcMar>
               <w:left w:w="28" w:type="dxa"/>
@@ -889,7 +931,7 @@
         </w:tc>
         <w:tc>
           <w:tcPr>
-            <w:tcW w:w="2049" w:type="dxa"/>
+            <w:tcW w:w="1792" w:type="dxa"/>
             <w:tcBorders>
               <w:top w:val="single" w:sz="4" w:space="0" w:color="auto"/>
               <w:left w:val="single" w:sz="4" w:space="0" w:color="auto"/>
@@ -994,7 +1036,7 @@
                 <w:szCs w:val="18"/>
                 <w:lang w:bidi="ar"/>
               </w:rPr>
-              <w:t>☑</w:t>
+              <w:t>■</w:t>
             </w:r>
             <w:r>
               <w:rPr>
@@ -1161,7 +1203,7 @@
                 <w:szCs w:val="18"/>
                 <w:lang w:bidi="ar"/>
               </w:rPr>
-              <w:t>☑</w:t>
+              <w:t>■</w:t>
             </w:r>
             <w:r>
               <w:rPr>
@@ -1324,7 +1366,7 @@
                 <w:szCs w:val="18"/>
                 <w:lang w:bidi="ar"/>
               </w:rPr>
-              <w:t>☑</w:t>
+              <w:t>■</w:t>
             </w:r>
             <w:r>
               <w:rPr>
@@ -1402,7 +1444,7 @@
         </w:tc>
         <w:tc>
           <w:tcPr>
-            <w:tcW w:w="2625" w:type="dxa"/>
+            <w:tcW w:w="2855" w:type="dxa"/>
             <w:gridSpan w:val="2"/>
             <w:tcBorders>
               <w:left w:val="single" w:sz="4" w:space="0" w:color="auto"/>
@@ -1429,7 +1471,7 @@
         </w:tc>
         <w:tc>
           <w:tcPr>
-            <w:tcW w:w="3314" w:type="dxa"/>
+            <w:tcW w:w="3341" w:type="dxa"/>
             <w:gridSpan w:val="2"/>
             <w:tcMar>
               <w:left w:w="28" w:type="dxa"/>
@@ -1531,7 +1573,7 @@
         </w:tc>
         <w:tc>
           <w:tcPr>
-            <w:tcW w:w="2049" w:type="dxa"/>
+            <w:tcW w:w="1792" w:type="dxa"/>
             <w:vAlign w:val="center"/>
           </w:tcPr>
           <w:p>
@@ -1551,7 +1593,7 @@
         </w:tc>
         <w:tc>
           <w:tcPr>
-            <w:tcW w:w="1458" w:type="dxa"/>
+            <w:tcW w:w="1565" w:type="dxa"/>
             <w:vAlign w:val="center"/>
           </w:tcPr>
           <w:p>
@@ -1571,7 +1613,7 @@
         </w:tc>
         <w:tc>
           <w:tcPr>
-            <w:tcW w:w="1167" w:type="dxa"/>
+            <w:tcW w:w="1290" w:type="dxa"/>
             <w:vAlign w:val="center"/>
           </w:tcPr>
           <w:p>
@@ -1603,7 +1645,7 @@
         </w:tc>
         <w:tc>
           <w:tcPr>
-            <w:tcW w:w="1622" w:type="dxa"/>
+            <w:tcW w:w="1621" w:type="dxa"/>
             <w:vAlign w:val="center"/>
           </w:tcPr>
           <w:p>
@@ -1623,7 +1665,7 @@
         </w:tc>
         <w:tc>
           <w:tcPr>
-            <w:tcW w:w="1692" w:type="dxa"/>
+            <w:tcW w:w="1720" w:type="dxa"/>
             <w:vAlign w:val="center"/>
           </w:tcPr>
           <w:p>
@@ -1662,7 +1704,7 @@
         </w:tc>
         <w:tc>
           <w:tcPr>
-            <w:tcW w:w="2049" w:type="dxa"/>
+            <w:tcW w:w="1792" w:type="dxa"/>
             <w:vAlign w:val="center"/>
           </w:tcPr>
           <w:p>
@@ -1695,7 +1737,7 @@
         </w:tc>
         <w:tc>
           <w:tcPr>
-            <w:tcW w:w="1458" w:type="dxa"/>
+            <w:tcW w:w="1565" w:type="dxa"/>
             <w:vAlign w:val="center"/>
           </w:tcPr>
           <w:p>
@@ -1708,7 +1750,7 @@
         </w:tc>
         <w:tc>
           <w:tcPr>
-            <w:tcW w:w="1167" w:type="dxa"/>
+            <w:tcW w:w="1290" w:type="dxa"/>
             <w:vAlign w:val="center"/>
           </w:tcPr>
           <w:p>
@@ -1721,7 +1763,7 @@
         </w:tc>
         <w:tc>
           <w:tcPr>
-            <w:tcW w:w="1622" w:type="dxa"/>
+            <w:tcW w:w="1621" w:type="dxa"/>
             <w:vAlign w:val="center"/>
           </w:tcPr>
           <w:p>
@@ -1734,7 +1776,7 @@
         </w:tc>
         <w:tc>
           <w:tcPr>
-            <w:tcW w:w="1692" w:type="dxa"/>
+            <w:tcW w:w="1720" w:type="dxa"/>
             <w:vAlign w:val="center"/>
           </w:tcPr>
           <w:p>
@@ -1766,7 +1808,7 @@
         </w:tc>
         <w:tc>
           <w:tcPr>
-            <w:tcW w:w="2049" w:type="dxa"/>
+            <w:tcW w:w="1792" w:type="dxa"/>
             <w:vAlign w:val="center"/>
           </w:tcPr>
           <w:p>
@@ -1779,20 +1821,18 @@
               <w:t>+++$</w:t>
             </w:r>
             <w:proofErr w:type="spellStart"/>
-            <w:proofErr w:type="gramStart"/>
             <w:r>
               <w:t>p.department</w:t>
             </w:r>
             <w:proofErr w:type="spellEnd"/>
-            <w:proofErr w:type="gramEnd"/>
-            <w:r>
-              <w:t>+++</w:t>
-            </w:r>
-          </w:p>
-        </w:tc>
-        <w:tc>
-          <w:tcPr>
-            <w:tcW w:w="1458" w:type="dxa"/>
+            <w:r>
+              <w:t>+++</w:t>
+            </w:r>
+          </w:p>
+        </w:tc>
+        <w:tc>
+          <w:tcPr>
+            <w:tcW w:w="1565" w:type="dxa"/>
             <w:vAlign w:val="center"/>
           </w:tcPr>
           <w:p>
@@ -1808,7 +1848,7 @@
         </w:tc>
         <w:tc>
           <w:tcPr>
-            <w:tcW w:w="1167" w:type="dxa"/>
+            <w:tcW w:w="1290" w:type="dxa"/>
             <w:vAlign w:val="center"/>
           </w:tcPr>
           <w:p>
@@ -1824,7 +1864,7 @@
         </w:tc>
         <w:tc>
           <w:tcPr>
-            <w:tcW w:w="1622" w:type="dxa"/>
+            <w:tcW w:w="1621" w:type="dxa"/>
             <w:vAlign w:val="center"/>
           </w:tcPr>
           <w:p>
@@ -1847,7 +1887,6 @@
               <w:t>$</w:t>
             </w:r>
             <w:proofErr w:type="spellStart"/>
-            <w:proofErr w:type="gramStart"/>
             <w:r>
               <w:rPr>
                 <w:szCs w:val="21"/>
@@ -1855,18 +1894,17 @@
               <w:t>p.phone</w:t>
             </w:r>
             <w:proofErr w:type="spellEnd"/>
-            <w:proofErr w:type="gramEnd"/>
-            <w:r>
-              <w:rPr>
-                <w:szCs w:val="21"/>
-              </w:rPr>
-              <w:t>+++</w:t>
-            </w:r>
-          </w:p>
-        </w:tc>
-        <w:tc>
-          <w:tcPr>
-            <w:tcW w:w="1692" w:type="dxa"/>
+            <w:r>
+              <w:rPr>
+                <w:szCs w:val="21"/>
+              </w:rPr>
+              <w:t>+++</w:t>
+            </w:r>
+          </w:p>
+        </w:tc>
+        <w:tc>
+          <w:tcPr>
+            <w:tcW w:w="1720" w:type="dxa"/>
             <w:vAlign w:val="center"/>
           </w:tcPr>
           <w:p>
@@ -1888,7 +1926,6 @@
               <w:t>$</w:t>
             </w:r>
             <w:proofErr w:type="spellStart"/>
-            <w:proofErr w:type="gramStart"/>
             <w:r>
               <w:rPr>
                 <w:szCs w:val="21"/>
@@ -1896,7 +1933,6 @@
               <w:t>p.content</w:t>
             </w:r>
             <w:proofErr w:type="spellEnd"/>
-            <w:proofErr w:type="gramEnd"/>
             <w:r>
               <w:rPr>
                 <w:szCs w:val="21"/>
@@ -1926,7 +1962,7 @@
         </w:tc>
         <w:tc>
           <w:tcPr>
-            <w:tcW w:w="2049" w:type="dxa"/>
+            <w:tcW w:w="1792" w:type="dxa"/>
             <w:vAlign w:val="center"/>
           </w:tcPr>
           <w:p>
@@ -1939,7 +1975,7 @@
         </w:tc>
         <w:tc>
           <w:tcPr>
-            <w:tcW w:w="1458" w:type="dxa"/>
+            <w:tcW w:w="1565" w:type="dxa"/>
             <w:vAlign w:val="center"/>
           </w:tcPr>
           <w:p>
@@ -1952,7 +1988,7 @@
         </w:tc>
         <w:tc>
           <w:tcPr>
-            <w:tcW w:w="1167" w:type="dxa"/>
+            <w:tcW w:w="1290" w:type="dxa"/>
             <w:vAlign w:val="center"/>
           </w:tcPr>
           <w:p>
@@ -1965,7 +2001,7 @@
         </w:tc>
         <w:tc>
           <w:tcPr>
-            <w:tcW w:w="1622" w:type="dxa"/>
+            <w:tcW w:w="1621" w:type="dxa"/>
             <w:vAlign w:val="center"/>
           </w:tcPr>
           <w:p>
@@ -1978,7 +2014,7 @@
         </w:tc>
         <w:tc>
           <w:tcPr>
-            <w:tcW w:w="1692" w:type="dxa"/>
+            <w:tcW w:w="1720" w:type="dxa"/>
             <w:vAlign w:val="center"/>
           </w:tcPr>
           <w:p>
@@ -1987,100 +2023,10 @@
                 <w:szCs w:val="21"/>
               </w:rPr>
             </w:pPr>
-          </w:p>
-        </w:tc>
-      </w:tr>
-      <w:tr>
-        <w:trPr>
-          <w:trHeight w:val="416"/>
-        </w:trPr>
-        <w:tc>
-          <w:tcPr>
-            <w:tcW w:w="851" w:type="dxa"/>
-            <w:vMerge/>
-            <w:vAlign w:val="center"/>
-          </w:tcPr>
-          <w:p>
-            <w:pPr>
-              <w:rPr>
-                <w:szCs w:val="21"/>
-              </w:rPr>
-            </w:pPr>
-          </w:p>
-        </w:tc>
-        <w:tc>
-          <w:tcPr>
-            <w:tcW w:w="2049" w:type="dxa"/>
-            <w:vAlign w:val="center"/>
-          </w:tcPr>
-          <w:p>
-            <w:pPr>
-              <w:rPr>
-                <w:szCs w:val="21"/>
-              </w:rPr>
-            </w:pPr>
-          </w:p>
-        </w:tc>
-        <w:tc>
-          <w:tcPr>
-            <w:tcW w:w="1458" w:type="dxa"/>
-            <w:vAlign w:val="center"/>
-          </w:tcPr>
-          <w:p>
-            <w:pPr>
-              <w:rPr>
-                <w:szCs w:val="21"/>
-              </w:rPr>
-            </w:pPr>
-          </w:p>
-        </w:tc>
-        <w:tc>
-          <w:tcPr>
-            <w:tcW w:w="1167" w:type="dxa"/>
-            <w:vAlign w:val="center"/>
-          </w:tcPr>
-          <w:p>
-            <w:pPr>
-              <w:rPr>
-                <w:szCs w:val="21"/>
-              </w:rPr>
-            </w:pPr>
-          </w:p>
-        </w:tc>
-        <w:tc>
-          <w:tcPr>
-            <w:tcW w:w="1622" w:type="dxa"/>
-            <w:vAlign w:val="center"/>
-          </w:tcPr>
-          <w:p>
-            <w:pPr>
-              <w:rPr>
-                <w:szCs w:val="21"/>
-              </w:rPr>
-            </w:pPr>
-          </w:p>
-        </w:tc>
-        <w:tc>
-          <w:tcPr>
-            <w:tcW w:w="1692" w:type="dxa"/>
-            <w:vAlign w:val="center"/>
-          </w:tcPr>
-          <w:p>
-            <w:pPr>
-              <w:rPr>
-                <w:szCs w:val="21"/>
-              </w:rPr>
-            </w:pPr>
-            <w:r>
-              <w:t>+++</w:t>
-            </w:r>
-            <w:r>
-              <w:rPr>
-                <w:rFonts w:ascii="Consolas" w:hAnsi="Consolas"/>
-                <w:sz w:val="18"/>
-                <w:szCs w:val="18"/>
-                <w:shd w:val="clear" w:color="auto" w:fill="F8F8F8"/>
-              </w:rPr>
+            <w:r>
+              <w:t>+++</w:t>
+            </w:r>
+            <w:r>
               <w:t>END-FOR p+++</w:t>
             </w:r>
           </w:p>
@@ -2107,21 +2053,13 @@
                 <w:color w:val="000000"/>
                 <w:szCs w:val="21"/>
               </w:rPr>
-              <w:t>使用动</w:t>
-            </w:r>
-            <w:r>
-              <w:rPr>
-                <w:color w:val="000000"/>
-                <w:szCs w:val="21"/>
-              </w:rPr>
-              <w:lastRenderedPageBreak/>
-              <w:t>物情况</w:t>
-            </w:r>
-          </w:p>
-        </w:tc>
-        <w:tc>
-          <w:tcPr>
-            <w:tcW w:w="2049" w:type="dxa"/>
+              <w:t>使用动物情况</w:t>
+            </w:r>
+          </w:p>
+        </w:tc>
+        <w:tc>
+          <w:tcPr>
+            <w:tcW w:w="1792" w:type="dxa"/>
             <w:vAlign w:val="center"/>
           </w:tcPr>
           <w:p>
@@ -2135,7 +2073,6 @@
                 <w:color w:val="000000"/>
                 <w:szCs w:val="21"/>
               </w:rPr>
-              <w:lastRenderedPageBreak/>
               <w:t>动物名称</w:t>
             </w:r>
             <w:r>
@@ -2151,7 +2088,7 @@
         </w:tc>
         <w:tc>
           <w:tcPr>
-            <w:tcW w:w="5939" w:type="dxa"/>
+            <w:tcW w:w="6196" w:type="dxa"/>
             <w:gridSpan w:val="4"/>
             <w:vAlign w:val="center"/>
           </w:tcPr>
@@ -2218,7 +2155,7 @@
         </w:tc>
         <w:tc>
           <w:tcPr>
-            <w:tcW w:w="2049" w:type="dxa"/>
+            <w:tcW w:w="1792" w:type="dxa"/>
             <w:vAlign w:val="center"/>
           </w:tcPr>
           <w:p>
@@ -2245,7 +2182,7 @@
         </w:tc>
         <w:tc>
           <w:tcPr>
-            <w:tcW w:w="5939" w:type="dxa"/>
+            <w:tcW w:w="6196" w:type="dxa"/>
             <w:gridSpan w:val="4"/>
             <w:vAlign w:val="center"/>
           </w:tcPr>
@@ -2312,7 +2249,7 @@
         </w:tc>
         <w:tc>
           <w:tcPr>
-            <w:tcW w:w="2049" w:type="dxa"/>
+            <w:tcW w:w="1792" w:type="dxa"/>
             <w:vAlign w:val="center"/>
           </w:tcPr>
           <w:p>
@@ -2332,7 +2269,7 @@
         </w:tc>
         <w:tc>
           <w:tcPr>
-            <w:tcW w:w="5939" w:type="dxa"/>
+            <w:tcW w:w="6196" w:type="dxa"/>
             <w:gridSpan w:val="4"/>
             <w:vAlign w:val="center"/>
           </w:tcPr>
@@ -2400,6 +2337,7 @@
                 <w:color w:val="000000"/>
                 <w:szCs w:val="21"/>
               </w:rPr>
+              <w:lastRenderedPageBreak/>
               <w:t>涉及</w:t>
             </w:r>
             <w:r>
@@ -2420,7 +2358,7 @@
         </w:tc>
         <w:tc>
           <w:tcPr>
-            <w:tcW w:w="2049" w:type="dxa"/>
+            <w:tcW w:w="1792" w:type="dxa"/>
             <w:vAlign w:val="center"/>
           </w:tcPr>
           <w:p>
@@ -2455,7 +2393,7 @@
         </w:tc>
         <w:tc>
           <w:tcPr>
-            <w:tcW w:w="5939" w:type="dxa"/>
+            <w:tcW w:w="6196" w:type="dxa"/>
             <w:gridSpan w:val="4"/>
             <w:vAlign w:val="center"/>
           </w:tcPr>
@@ -2522,7 +2460,7 @@
         </w:tc>
         <w:tc>
           <w:tcPr>
-            <w:tcW w:w="2049" w:type="dxa"/>
+            <w:tcW w:w="1792" w:type="dxa"/>
             <w:vAlign w:val="center"/>
           </w:tcPr>
           <w:p>
@@ -2563,7 +2501,7 @@
         </w:tc>
         <w:tc>
           <w:tcPr>
-            <w:tcW w:w="5939" w:type="dxa"/>
+            <w:tcW w:w="6196" w:type="dxa"/>
             <w:gridSpan w:val="4"/>
             <w:vAlign w:val="center"/>
           </w:tcPr>
@@ -2633,7 +2571,7 @@
                 <w:shd w:val="clear" w:color="auto" w:fill="FFFFFF" w:themeFill="background1"/>
                 <w:lang w:bidi="ar"/>
               </w:rPr>
-              <w:t>☑</w:t>
+              <w:t>■</w:t>
             </w:r>
             <w:r>
               <w:rPr>
@@ -2752,7 +2690,7 @@
                 <w:shd w:val="clear" w:color="auto" w:fill="FFFFFF" w:themeFill="background1"/>
                 <w:lang w:bidi="ar"/>
               </w:rPr>
-              <w:t>☑</w:t>
+              <w:t>■</w:t>
             </w:r>
             <w:r>
               <w:rPr>
@@ -2871,7 +2809,7 @@
                 <w:shd w:val="clear" w:color="auto" w:fill="FFFFFF" w:themeFill="background1"/>
                 <w:lang w:bidi="ar"/>
               </w:rPr>
-              <w:t>☑</w:t>
+              <w:t>■</w:t>
             </w:r>
             <w:r>
               <w:rPr>
@@ -2990,7 +2928,7 @@
                 <w:shd w:val="clear" w:color="auto" w:fill="FFFFFF" w:themeFill="background1"/>
                 <w:lang w:bidi="ar"/>
               </w:rPr>
-              <w:t>☑</w:t>
+              <w:t>■</w:t>
             </w:r>
             <w:r>
               <w:rPr>
@@ -3066,7 +3004,7 @@
         </w:tc>
         <w:tc>
           <w:tcPr>
-            <w:tcW w:w="2049" w:type="dxa"/>
+            <w:tcW w:w="1792" w:type="dxa"/>
             <w:vAlign w:val="center"/>
           </w:tcPr>
           <w:p>
@@ -3101,7 +3039,7 @@
         </w:tc>
         <w:tc>
           <w:tcPr>
-            <w:tcW w:w="5939" w:type="dxa"/>
+            <w:tcW w:w="6196" w:type="dxa"/>
             <w:gridSpan w:val="4"/>
             <w:vAlign w:val="center"/>
           </w:tcPr>
@@ -3167,7 +3105,7 @@
         </w:tc>
         <w:tc>
           <w:tcPr>
-            <w:tcW w:w="2049" w:type="dxa"/>
+            <w:tcW w:w="1792" w:type="dxa"/>
             <w:vAlign w:val="center"/>
           </w:tcPr>
           <w:p>
@@ -3195,7 +3133,7 @@
         </w:tc>
         <w:tc>
           <w:tcPr>
-            <w:tcW w:w="5939" w:type="dxa"/>
+            <w:tcW w:w="6196" w:type="dxa"/>
             <w:gridSpan w:val="4"/>
             <w:vAlign w:val="center"/>
           </w:tcPr>
@@ -3230,9 +3168,30 @@
               <w:rPr>
                 <w:szCs w:val="21"/>
               </w:rPr>
-              <w:t xml:space="preserve"> == 'BSL-1</w:t>
-            </w:r>
-            <w:proofErr w:type="gramStart"/>
+              <w:t xml:space="preserve"> == 'BSL-1' </w:t>
+            </w:r>
+            <w:r>
+              <w:rPr>
+                <w:szCs w:val="21"/>
+              </w:rPr>
+              <w:t xml:space="preserve">? </w:t>
+            </w:r>
+            <w:r>
+              <w:rPr>
+                <w:szCs w:val="21"/>
+              </w:rPr>
+              <w:t>'</w:t>
+            </w:r>
+            <w:r>
+              <w:rPr>
+                <w:rFonts w:ascii="Segoe UI Emoji" w:hAnsi="Segoe UI Emoji" w:cs="Segoe UI Emoji"/>
+                <w:color w:val="000000"/>
+                <w:kern w:val="0"/>
+                <w:szCs w:val="21"/>
+                <w:lang w:bidi="ar"/>
+              </w:rPr>
+              <w:t>■</w:t>
+            </w:r>
             <w:r>
               <w:rPr>
                 <w:szCs w:val="21"/>
@@ -3243,14 +3202,7 @@
               <w:rPr>
                 <w:szCs w:val="21"/>
               </w:rPr>
-              <w:t>?</w:t>
-            </w:r>
-            <w:proofErr w:type="gramEnd"/>
-            <w:r>
-              <w:rPr>
-                <w:szCs w:val="21"/>
-              </w:rPr>
-              <w:t xml:space="preserve"> </w:t>
+              <w:t xml:space="preserve">: </w:t>
             </w:r>
             <w:r>
               <w:rPr>
@@ -3260,13 +3212,116 @@
             </w:r>
             <w:r>
               <w:rPr>
+                <w:rFonts w:hint="eastAsia"/>
+                <w:szCs w:val="21"/>
+              </w:rPr>
+              <w:t>□</w:t>
+            </w:r>
+            <w:r>
+              <w:rPr>
+                <w:szCs w:val="21"/>
+              </w:rPr>
+              <w:t xml:space="preserve">' </w:t>
+            </w:r>
+            <w:r>
+              <w:rPr>
+                <w:szCs w:val="21"/>
+              </w:rPr>
+              <w:t>+++</w:t>
+            </w:r>
+            <w:r>
+              <w:rPr>
+                <w:szCs w:val="21"/>
+              </w:rPr>
+              <w:t xml:space="preserve"> BSL-1</w:t>
+            </w:r>
+            <w:r>
+              <w:rPr>
+                <w:rFonts w:hint="eastAsia"/>
+                <w:szCs w:val="21"/>
+              </w:rPr>
+              <w:t>（</w:t>
+            </w:r>
+            <w:r>
+              <w:rPr>
+                <w:szCs w:val="21"/>
+              </w:rPr>
+              <w:t>ABSL-1</w:t>
+            </w:r>
+            <w:r>
+              <w:rPr>
+                <w:rFonts w:hint="eastAsia"/>
+                <w:szCs w:val="21"/>
+              </w:rPr>
+              <w:t>）</w:t>
+            </w:r>
+          </w:p>
+          <w:p>
+            <w:pPr>
+              <w:widowControl/>
+              <w:rPr>
+                <w:szCs w:val="21"/>
+              </w:rPr>
+            </w:pPr>
+            <w:r>
+              <w:rPr>
+                <w:szCs w:val="21"/>
+              </w:rPr>
+              <w:t>+++</w:t>
+            </w:r>
+            <w:r>
+              <w:rPr>
+                <w:szCs w:val="21"/>
+              </w:rPr>
+              <w:t xml:space="preserve"> </w:t>
+            </w:r>
+            <w:proofErr w:type="spellStart"/>
+            <w:r>
+              <w:rPr>
+                <w:szCs w:val="21"/>
+              </w:rPr>
+              <w:t>bslLevel</w:t>
+            </w:r>
+            <w:proofErr w:type="spellEnd"/>
+            <w:r>
+              <w:rPr>
+                <w:szCs w:val="21"/>
+              </w:rPr>
+              <w:t xml:space="preserve"> == 'BSL-</w:t>
+            </w:r>
+            <w:r>
+              <w:rPr>
+                <w:szCs w:val="21"/>
+              </w:rPr>
+              <w:t>2</w:t>
+            </w:r>
+            <w:r>
+              <w:rPr>
+                <w:szCs w:val="21"/>
+              </w:rPr>
+              <w:t xml:space="preserve">' </w:t>
+            </w:r>
+            <w:r>
+              <w:rPr>
+                <w:szCs w:val="21"/>
+              </w:rPr>
+              <w:t xml:space="preserve">? </w:t>
+            </w:r>
+            <w:r>
+              <w:rPr>
+                <w:szCs w:val="21"/>
+              </w:rPr>
+              <w:t>'</w:t>
+            </w:r>
+            <w:r>
+              <w:rPr>
                 <w:rFonts w:ascii="Segoe UI Emoji" w:hAnsi="Segoe UI Emoji" w:cs="Segoe UI Emoji"/>
                 <w:color w:val="000000"/>
                 <w:kern w:val="0"/>
                 <w:szCs w:val="21"/>
                 <w:lang w:bidi="ar"/>
               </w:rPr>
-              <w:t>☑</w:t>
+              <w:t>■</w:t>
             </w:r>
             <w:r>
               <w:rPr>
@@ -3297,19 +3352,162 @@
               <w:rPr>
                 <w:szCs w:val="21"/>
               </w:rPr>
+              <w:t>'</w:t>
+            </w:r>
+            <w:r>
+              <w:rPr>
+                <w:szCs w:val="21"/>
+              </w:rPr>
+              <w:t xml:space="preserve"> </w:t>
+            </w:r>
+            <w:r>
+              <w:rPr>
+                <w:szCs w:val="21"/>
+              </w:rPr>
+              <w:t>+++</w:t>
+            </w:r>
+            <w:r>
+              <w:rPr>
+                <w:szCs w:val="21"/>
+              </w:rPr>
+              <w:t xml:space="preserve"> BSL-2</w:t>
+            </w:r>
+            <w:r>
+              <w:rPr>
+                <w:rFonts w:hint="eastAsia"/>
+                <w:szCs w:val="21"/>
+              </w:rPr>
+              <w:t>（</w:t>
+            </w:r>
+            <w:r>
+              <w:rPr>
+                <w:szCs w:val="21"/>
+              </w:rPr>
+              <w:t>ABSL-2</w:t>
+            </w:r>
+            <w:r>
+              <w:rPr>
+                <w:rFonts w:hint="eastAsia"/>
+                <w:szCs w:val="21"/>
+              </w:rPr>
+              <w:t>）</w:t>
+            </w:r>
+          </w:p>
+          <w:p>
+            <w:pPr>
+              <w:widowControl/>
+              <w:rPr>
+                <w:szCs w:val="21"/>
+              </w:rPr>
+            </w:pPr>
+            <w:r>
+              <w:rPr>
+                <w:szCs w:val="21"/>
+              </w:rPr>
+              <w:t>+++</w:t>
+            </w:r>
+            <w:r>
+              <w:rPr>
+                <w:szCs w:val="21"/>
+              </w:rPr>
+              <w:t xml:space="preserve"> </w:t>
+            </w:r>
+            <w:proofErr w:type="spellStart"/>
+            <w:r>
+              <w:rPr>
+                <w:szCs w:val="21"/>
+              </w:rPr>
+              <w:t>bslLevel</w:t>
+            </w:r>
+            <w:proofErr w:type="spellEnd"/>
+            <w:r>
+              <w:rPr>
+                <w:szCs w:val="21"/>
+              </w:rPr>
+              <w:t xml:space="preserve"> == 'BSL-</w:t>
+            </w:r>
+            <w:r>
+              <w:rPr>
+                <w:szCs w:val="21"/>
+              </w:rPr>
+              <w:t>3</w:t>
+            </w:r>
+            <w:r>
+              <w:rPr>
+                <w:szCs w:val="21"/>
+              </w:rPr>
               <w:t xml:space="preserve">' </w:t>
             </w:r>
             <w:r>
               <w:rPr>
                 <w:szCs w:val="21"/>
               </w:rPr>
-              <w:t>+++</w:t>
-            </w:r>
-            <w:r>
-              <w:rPr>
-                <w:szCs w:val="21"/>
-              </w:rPr>
-              <w:t xml:space="preserve"> BSL-1</w:t>
+              <w:t xml:space="preserve">? </w:t>
+            </w:r>
+            <w:r>
+              <w:rPr>
+                <w:szCs w:val="21"/>
+              </w:rPr>
+              <w:t>'</w:t>
+            </w:r>
+            <w:r>
+              <w:rPr>
+                <w:rFonts w:ascii="Segoe UI Emoji" w:hAnsi="Segoe UI Emoji" w:cs="Segoe UI Emoji"/>
+                <w:color w:val="000000"/>
+                <w:kern w:val="0"/>
+                <w:szCs w:val="21"/>
+                <w:lang w:bidi="ar"/>
+              </w:rPr>
+              <w:t>■</w:t>
+            </w:r>
+            <w:r>
+              <w:rPr>
+                <w:szCs w:val="21"/>
+              </w:rPr>
+              <w:t xml:space="preserve">' </w:t>
+            </w:r>
+            <w:r>
+              <w:rPr>
+                <w:szCs w:val="21"/>
+              </w:rPr>
+              <w:t xml:space="preserve">: </w:t>
+            </w:r>
+            <w:r>
+              <w:rPr>
+                <w:szCs w:val="21"/>
+              </w:rPr>
+              <w:t>'</w:t>
+            </w:r>
+            <w:r>
+              <w:rPr>
+                <w:rFonts w:hint="eastAsia"/>
+                <w:szCs w:val="21"/>
+              </w:rPr>
+              <w:t>□</w:t>
+            </w:r>
+            <w:r>
+              <w:rPr>
+                <w:szCs w:val="21"/>
+              </w:rPr>
+              <w:t>'</w:t>
+            </w:r>
+            <w:r>
+              <w:rPr>
+                <w:szCs w:val="21"/>
+              </w:rPr>
+              <w:t xml:space="preserve"> </w:t>
+            </w:r>
+            <w:r>
+              <w:rPr>
+                <w:szCs w:val="21"/>
+              </w:rPr>
+              <w:t>+++</w:t>
+            </w:r>
+            <w:r>
+              <w:rPr>
+                <w:szCs w:val="21"/>
+              </w:rPr>
+              <w:t xml:space="preserve"> BSL-3</w:t>
             </w:r>
             <w:r>
               <w:rPr>
@@ -3322,7 +3520,7 @@
               <w:rPr>
                 <w:szCs w:val="21"/>
               </w:rPr>
-              <w:t>ABSL-1</w:t>
+              <w:t>ABSL-3</w:t>
             </w:r>
             <w:r>
               <w:rPr>
@@ -3369,9 +3567,8 @@
               <w:rPr>
                 <w:szCs w:val="21"/>
               </w:rPr>
-              <w:t>2</w:t>
-            </w:r>
-            <w:proofErr w:type="gramStart"/>
+              <w:t>4</w:t>
+            </w:r>
             <w:r>
               <w:rPr>
                 <w:szCs w:val="21"/>
@@ -3382,14 +3579,7 @@
               <w:rPr>
                 <w:szCs w:val="21"/>
               </w:rPr>
-              <w:t>?</w:t>
-            </w:r>
-            <w:proofErr w:type="gramEnd"/>
-            <w:r>
-              <w:rPr>
-                <w:szCs w:val="21"/>
-              </w:rPr>
-              <w:t xml:space="preserve"> </w:t>
+              <w:t xml:space="preserve">? </w:t>
             </w:r>
             <w:r>
               <w:rPr>
@@ -3405,297 +3595,7 @@
                 <w:szCs w:val="21"/>
                 <w:lang w:bidi="ar"/>
               </w:rPr>
-              <w:t>☑</w:t>
-            </w:r>
-            <w:r>
-              <w:rPr>
-                <w:szCs w:val="21"/>
-              </w:rPr>
-              <w:t xml:space="preserve">' </w:t>
-            </w:r>
-            <w:r>
-              <w:rPr>
-                <w:szCs w:val="21"/>
-              </w:rPr>
-              <w:t xml:space="preserve">: </w:t>
-            </w:r>
-            <w:r>
-              <w:rPr>
-                <w:szCs w:val="21"/>
-              </w:rPr>
-              <w:t>'</w:t>
-            </w:r>
-            <w:r>
-              <w:rPr>
-                <w:rFonts w:hint="eastAsia"/>
-                <w:szCs w:val="21"/>
-              </w:rPr>
-              <w:t>□</w:t>
-            </w:r>
-            <w:r>
-              <w:rPr>
-                <w:szCs w:val="21"/>
-              </w:rPr>
-              <w:t>'</w:t>
-            </w:r>
-            <w:r>
-              <w:rPr>
-                <w:szCs w:val="21"/>
-              </w:rPr>
-              <w:t xml:space="preserve"> </w:t>
-            </w:r>
-            <w:r>
-              <w:rPr>
-                <w:szCs w:val="21"/>
-              </w:rPr>
-              <w:t>+++</w:t>
-            </w:r>
-            <w:r>
-              <w:rPr>
-                <w:szCs w:val="21"/>
-              </w:rPr>
-              <w:t xml:space="preserve"> BSL-2</w:t>
-            </w:r>
-            <w:r>
-              <w:rPr>
-                <w:rFonts w:hint="eastAsia"/>
-                <w:szCs w:val="21"/>
-              </w:rPr>
-              <w:t>（</w:t>
-            </w:r>
-            <w:r>
-              <w:rPr>
-                <w:szCs w:val="21"/>
-              </w:rPr>
-              <w:t>ABSL-2</w:t>
-            </w:r>
-            <w:r>
-              <w:rPr>
-                <w:rFonts w:hint="eastAsia"/>
-                <w:szCs w:val="21"/>
-              </w:rPr>
-              <w:t>）</w:t>
-            </w:r>
-          </w:p>
-          <w:p>
-            <w:pPr>
-              <w:widowControl/>
-              <w:rPr>
-                <w:szCs w:val="21"/>
-              </w:rPr>
-            </w:pPr>
-            <w:r>
-              <w:rPr>
-                <w:szCs w:val="21"/>
-              </w:rPr>
-              <w:t>+++</w:t>
-            </w:r>
-            <w:r>
-              <w:rPr>
-                <w:szCs w:val="21"/>
-              </w:rPr>
-              <w:t xml:space="preserve"> </w:t>
-            </w:r>
-            <w:proofErr w:type="spellStart"/>
-            <w:r>
-              <w:rPr>
-                <w:szCs w:val="21"/>
-              </w:rPr>
-              <w:t>bslLevel</w:t>
-            </w:r>
-            <w:proofErr w:type="spellEnd"/>
-            <w:r>
-              <w:rPr>
-                <w:szCs w:val="21"/>
-              </w:rPr>
-              <w:t xml:space="preserve"> == 'BSL-</w:t>
-            </w:r>
-            <w:r>
-              <w:rPr>
-                <w:szCs w:val="21"/>
-              </w:rPr>
-              <w:t>3</w:t>
-            </w:r>
-            <w:proofErr w:type="gramStart"/>
-            <w:r>
-              <w:rPr>
-                <w:szCs w:val="21"/>
-              </w:rPr>
-              <w:t xml:space="preserve">' </w:t>
-            </w:r>
-            <w:r>
-              <w:rPr>
-                <w:szCs w:val="21"/>
-              </w:rPr>
-              <w:t>?</w:t>
-            </w:r>
-            <w:proofErr w:type="gramEnd"/>
-            <w:r>
-              <w:rPr>
-                <w:szCs w:val="21"/>
-              </w:rPr>
-              <w:t xml:space="preserve"> </w:t>
-            </w:r>
-            <w:r>
-              <w:rPr>
-                <w:szCs w:val="21"/>
-              </w:rPr>
-              <w:t>'</w:t>
-            </w:r>
-            <w:r>
-              <w:rPr>
-                <w:rFonts w:ascii="Segoe UI Emoji" w:hAnsi="Segoe UI Emoji" w:cs="Segoe UI Emoji"/>
-                <w:color w:val="000000"/>
-                <w:kern w:val="0"/>
-                <w:szCs w:val="21"/>
-                <w:lang w:bidi="ar"/>
-              </w:rPr>
-              <w:t>☑</w:t>
-            </w:r>
-            <w:r>
-              <w:rPr>
-                <w:szCs w:val="21"/>
-              </w:rPr>
-              <w:t xml:space="preserve">' </w:t>
-            </w:r>
-            <w:r>
-              <w:rPr>
-                <w:szCs w:val="21"/>
-              </w:rPr>
-              <w:t xml:space="preserve">: </w:t>
-            </w:r>
-            <w:r>
-              <w:rPr>
-                <w:szCs w:val="21"/>
-              </w:rPr>
-              <w:t>'</w:t>
-            </w:r>
-            <w:r>
-              <w:rPr>
-                <w:rFonts w:hint="eastAsia"/>
-                <w:szCs w:val="21"/>
-              </w:rPr>
-              <w:t>□</w:t>
-            </w:r>
-            <w:r>
-              <w:rPr>
-                <w:szCs w:val="21"/>
-              </w:rPr>
-              <w:t>'</w:t>
-            </w:r>
-            <w:r>
-              <w:rPr>
-                <w:szCs w:val="21"/>
-              </w:rPr>
-              <w:t xml:space="preserve"> </w:t>
-            </w:r>
-            <w:r>
-              <w:rPr>
-                <w:szCs w:val="21"/>
-              </w:rPr>
-              <w:t>+++</w:t>
-            </w:r>
-            <w:r>
-              <w:rPr>
-                <w:szCs w:val="21"/>
-              </w:rPr>
-              <w:t xml:space="preserve"> BSL-3</w:t>
-            </w:r>
-            <w:r>
-              <w:rPr>
-                <w:rFonts w:hint="eastAsia"/>
-                <w:szCs w:val="21"/>
-              </w:rPr>
-              <w:t>（</w:t>
-            </w:r>
-            <w:r>
-              <w:rPr>
-                <w:szCs w:val="21"/>
-              </w:rPr>
-              <w:t>ABSL-3</w:t>
-            </w:r>
-            <w:r>
-              <w:rPr>
-                <w:rFonts w:hint="eastAsia"/>
-                <w:szCs w:val="21"/>
-              </w:rPr>
-              <w:t>）</w:t>
-            </w:r>
-          </w:p>
-          <w:p>
-            <w:pPr>
-              <w:widowControl/>
-              <w:rPr>
-                <w:szCs w:val="21"/>
-              </w:rPr>
-            </w:pPr>
-            <w:r>
-              <w:rPr>
-                <w:szCs w:val="21"/>
-              </w:rPr>
-              <w:t>+++</w:t>
-            </w:r>
-            <w:r>
-              <w:rPr>
-                <w:szCs w:val="21"/>
-              </w:rPr>
-              <w:t xml:space="preserve"> </w:t>
-            </w:r>
-            <w:proofErr w:type="spellStart"/>
-            <w:r>
-              <w:rPr>
-                <w:szCs w:val="21"/>
-              </w:rPr>
-              <w:t>bslLevel</w:t>
-            </w:r>
-            <w:proofErr w:type="spellEnd"/>
-            <w:r>
-              <w:rPr>
-                <w:szCs w:val="21"/>
-              </w:rPr>
-              <w:t xml:space="preserve"> == 'BSL-</w:t>
-            </w:r>
-            <w:r>
-              <w:rPr>
-                <w:szCs w:val="21"/>
-              </w:rPr>
-              <w:t>4</w:t>
-            </w:r>
-            <w:proofErr w:type="gramStart"/>
-            <w:r>
-              <w:rPr>
-                <w:szCs w:val="21"/>
-              </w:rPr>
-              <w:t xml:space="preserve">' </w:t>
-            </w:r>
-            <w:r>
-              <w:rPr>
-                <w:szCs w:val="21"/>
-              </w:rPr>
-              <w:t>?</w:t>
-            </w:r>
-            <w:proofErr w:type="gramEnd"/>
-            <w:r>
-              <w:rPr>
-                <w:szCs w:val="21"/>
-              </w:rPr>
-              <w:t xml:space="preserve"> </w:t>
-            </w:r>
-            <w:r>
-              <w:rPr>
-                <w:szCs w:val="21"/>
-              </w:rPr>
-              <w:t>'</w:t>
-            </w:r>
-            <w:r>
-              <w:rPr>
-                <w:rFonts w:ascii="Segoe UI Emoji" w:hAnsi="Segoe UI Emoji" w:cs="Segoe UI Emoji"/>
-                <w:color w:val="000000"/>
-                <w:kern w:val="0"/>
-                <w:szCs w:val="21"/>
-                <w:lang w:bidi="ar"/>
-              </w:rPr>
-              <w:t>☑</w:t>
+              <w:t>■</w:t>
             </w:r>
             <w:r>
               <w:rPr>
@@ -3833,6 +3733,13 @@
             </w:r>
             <w:r>
               <w:rPr>
+                <w:color w:val="000000"/>
+                <w:szCs w:val="21"/>
+              </w:rPr>
+              <w:t>1.</w:t>
+            </w:r>
+            <w:r>
+              <w:rPr>
                 <w:rFonts w:hint="eastAsia"/>
                 <w:color w:val="000000"/>
                 <w:szCs w:val="21"/>
@@ -3852,7 +3759,7 @@
                 <w:color w:val="000000"/>
                 <w:szCs w:val="21"/>
               </w:rPr>
-              <w:t>☑</w:t>
+              <w:t>■</w:t>
             </w:r>
             <w:r>
               <w:rPr>
@@ -3917,6 +3824,13 @@
             </w:r>
             <w:r>
               <w:rPr>
+                <w:color w:val="000000"/>
+                <w:szCs w:val="21"/>
+              </w:rPr>
+              <w:t>2.</w:t>
+            </w:r>
+            <w:r>
+              <w:rPr>
                 <w:rFonts w:hint="eastAsia"/>
                 <w:color w:val="000000"/>
                 <w:szCs w:val="21"/>
@@ -3936,7 +3850,7 @@
                 <w:color w:val="000000"/>
                 <w:szCs w:val="21"/>
               </w:rPr>
-              <w:t>☑</w:t>
+              <w:t>■</w:t>
             </w:r>
             <w:r>
               <w:rPr>
@@ -4001,6 +3915,13 @@
             </w:r>
             <w:r>
               <w:rPr>
+                <w:color w:val="000000"/>
+                <w:szCs w:val="21"/>
+              </w:rPr>
+              <w:t>3.</w:t>
+            </w:r>
+            <w:r>
+              <w:rPr>
                 <w:rFonts w:hint="eastAsia"/>
                 <w:color w:val="000000"/>
                 <w:szCs w:val="21"/>
@@ -4020,7 +3941,7 @@
                 <w:color w:val="000000"/>
                 <w:szCs w:val="21"/>
               </w:rPr>
-              <w:t>☑</w:t>
+              <w:t>■</w:t>
             </w:r>
             <w:r>
               <w:rPr>
@@ -4085,6 +4006,13 @@
             </w:r>
             <w:r>
               <w:rPr>
+                <w:color w:val="000000"/>
+                <w:szCs w:val="21"/>
+              </w:rPr>
+              <w:t>4.</w:t>
+            </w:r>
+            <w:r>
+              <w:rPr>
                 <w:rFonts w:hint="eastAsia"/>
                 <w:color w:val="000000"/>
                 <w:szCs w:val="21"/>
@@ -4104,7 +4032,7 @@
                 <w:color w:val="000000"/>
                 <w:szCs w:val="21"/>
               </w:rPr>
-              <w:t>☑</w:t>
+              <w:t>■</w:t>
             </w:r>
             <w:r>
               <w:rPr>
@@ -4169,6 +4097,13 @@
             </w:r>
             <w:r>
               <w:rPr>
+                <w:color w:val="000000"/>
+                <w:szCs w:val="21"/>
+              </w:rPr>
+              <w:t>5.</w:t>
+            </w:r>
+            <w:r>
+              <w:rPr>
                 <w:rFonts w:hint="eastAsia"/>
                 <w:color w:val="000000"/>
                 <w:szCs w:val="21"/>
@@ -4188,7 +4123,7 @@
                 <w:color w:val="000000"/>
                 <w:szCs w:val="21"/>
               </w:rPr>
-              <w:t>☑</w:t>
+              <w:t>■</w:t>
             </w:r>
             <w:r>
               <w:rPr>
@@ -4253,6 +4188,13 @@
             </w:r>
             <w:r>
               <w:rPr>
+                <w:color w:val="000000"/>
+                <w:szCs w:val="21"/>
+              </w:rPr>
+              <w:t>6.</w:t>
+            </w:r>
+            <w:r>
+              <w:rPr>
                 <w:rFonts w:hint="eastAsia"/>
                 <w:color w:val="000000"/>
                 <w:szCs w:val="21"/>
@@ -4272,7 +4214,7 @@
                 <w:color w:val="000000"/>
                 <w:szCs w:val="21"/>
               </w:rPr>
-              <w:t>☑</w:t>
+              <w:t>■</w:t>
             </w:r>
             <w:r>
               <w:rPr>
@@ -4336,6 +4278,13 @@
             </w:r>
             <w:r>
               <w:rPr>
+                <w:color w:val="000000"/>
+                <w:szCs w:val="21"/>
+              </w:rPr>
+              <w:t>7.</w:t>
+            </w:r>
+            <w:r>
+              <w:rPr>
                 <w:rFonts w:hint="eastAsia"/>
                 <w:color w:val="000000"/>
                 <w:szCs w:val="21"/>
@@ -4370,7 +4319,7 @@
                 <w:color w:val="000000"/>
                 <w:szCs w:val="21"/>
               </w:rPr>
-              <w:t>☑</w:t>
+              <w:t>■</w:t>
             </w:r>
             <w:r>
               <w:rPr>
@@ -4484,7 +4433,6 @@
               <w:t xml:space="preserve"> </w:t>
             </w:r>
             <w:proofErr w:type="spellStart"/>
-            <w:proofErr w:type="gramStart"/>
             <w:r>
               <w:rPr>
                 <w:color w:val="000000"/>
@@ -4511,17 +4459,7 @@
                 <w:szCs w:val="21"/>
                 <w:lang w:bidi="ar"/>
               </w:rPr>
-              <w:t>?</w:t>
-            </w:r>
-            <w:proofErr w:type="gramEnd"/>
-            <w:r>
-              <w:rPr>
-                <w:color w:val="000000"/>
-                <w:kern w:val="0"/>
-                <w:szCs w:val="21"/>
-                <w:lang w:bidi="ar"/>
-              </w:rPr>
-              <w:t xml:space="preserve"> </w:t>
+              <w:t xml:space="preserve">? </w:t>
             </w:r>
             <w:r>
               <w:rPr>
@@ -4540,7 +4478,7 @@
                 <w:szCs w:val="21"/>
                 <w:lang w:bidi="ar"/>
               </w:rPr>
-              <w:t>☑</w:t>
+              <w:t>■</w:t>
             </w:r>
             <w:r>
               <w:rPr>
@@ -4623,7 +4561,7 @@
                 <w:szCs w:val="21"/>
                 <w:lang w:bidi="ar"/>
               </w:rPr>
-              <w:t xml:space="preserve">   </w:t>
+              <w:t xml:space="preserve"> </w:t>
             </w:r>
             <w:r>
               <w:rPr>
@@ -4726,7 +4664,7 @@
                 <w:szCs w:val="21"/>
                 <w:lang w:bidi="ar"/>
               </w:rPr>
-              <w:t>☑</w:t>
+              <w:t>■</w:t>
             </w:r>
             <w:r>
               <w:rPr>
@@ -4832,7 +4770,6 @@
               <w:t xml:space="preserve"> </w:t>
             </w:r>
             <w:proofErr w:type="spellStart"/>
-            <w:proofErr w:type="gramStart"/>
             <w:r>
               <w:rPr>
                 <w:color w:val="000000"/>
@@ -4852,7 +4789,6 @@
               </w:rPr>
               <w:t xml:space="preserve"> ?</w:t>
             </w:r>
-            <w:proofErr w:type="gramEnd"/>
             <w:r>
               <w:rPr>
                 <w:color w:val="000000"/>
@@ -4870,7 +4806,7 @@
                 <w:szCs w:val="21"/>
                 <w:lang w:bidi="ar"/>
               </w:rPr>
-              <w:t>☑</w:t>
+              <w:t>■</w:t>
             </w:r>
             <w:r>
               <w:rPr>
@@ -4953,7 +4889,7 @@
                 <w:szCs w:val="21"/>
                 <w:lang w:bidi="ar"/>
               </w:rPr>
-              <w:t xml:space="preserve">   </w:t>
+              <w:t xml:space="preserve">  </w:t>
             </w:r>
             <w:r>
               <w:rPr>
@@ -5047,7 +4983,7 @@
                 <w:szCs w:val="21"/>
                 <w:lang w:bidi="ar"/>
               </w:rPr>
-              <w:t>☑</w:t>
+              <w:t>■</w:t>
             </w:r>
             <w:r>
               <w:rPr>
@@ -5164,7 +5100,6 @@
               <w:t xml:space="preserve"> </w:t>
             </w:r>
             <w:proofErr w:type="spellStart"/>
-            <w:proofErr w:type="gramStart"/>
             <w:r>
               <w:rPr>
                 <w:color w:val="000000"/>
@@ -5193,7 +5128,6 @@
               </w:rPr>
               <w:t>?</w:t>
             </w:r>
-            <w:proofErr w:type="gramEnd"/>
             <w:r>
               <w:rPr>
                 <w:color w:val="000000"/>
@@ -5257,7 +5191,7 @@
                 <w:szCs w:val="21"/>
                 <w:lang w:bidi="ar"/>
               </w:rPr>
-              <w:t>☑</w:t>
+              <w:t>■</w:t>
             </w:r>
             <w:r>
               <w:rPr>
@@ -5334,7 +5268,6 @@
               <w:t xml:space="preserve"> </w:t>
             </w:r>
             <w:proofErr w:type="spellStart"/>
-            <w:proofErr w:type="gramStart"/>
             <w:r>
               <w:rPr>
                 <w:color w:val="000000"/>
@@ -5361,17 +5294,7 @@
                 <w:szCs w:val="21"/>
                 <w:lang w:bidi="ar"/>
               </w:rPr>
-              <w:t>?</w:t>
-            </w:r>
-            <w:proofErr w:type="gramEnd"/>
-            <w:r>
-              <w:rPr>
-                <w:color w:val="000000"/>
-                <w:kern w:val="0"/>
-                <w:szCs w:val="21"/>
-                <w:lang w:bidi="ar"/>
-              </w:rPr>
-              <w:t xml:space="preserve"> </w:t>
+              <w:t xml:space="preserve">? </w:t>
             </w:r>
             <w:r>
               <w:rPr>
@@ -5390,7 +5313,7 @@
                 <w:szCs w:val="21"/>
                 <w:lang w:bidi="ar"/>
               </w:rPr>
-              <w:t>☑</w:t>
+              <w:t>■</w:t>
             </w:r>
             <w:r>
               <w:rPr>
@@ -5470,6 +5393,7 @@
           <w:p>
             <w:pPr>
               <w:rPr>
+                <w:color w:val="000000"/>
                 <w:szCs w:val="21"/>
               </w:rPr>
             </w:pPr>
@@ -5485,14 +5409,6 @@
               </w:rPr>
               <w:t>详细说明使用情况：</w:t>
             </w:r>
-          </w:p>
-          <w:p>
-            <w:pPr>
-              <w:rPr>
-                <w:color w:val="000000"/>
-                <w:szCs w:val="21"/>
-              </w:rPr>
-            </w:pPr>
             <w:r>
               <w:rPr>
                 <w:rFonts w:hint="eastAsia"/>
@@ -5550,7 +5466,7 @@
       </w:tr>
       <w:tr>
         <w:trPr>
-          <w:trHeight w:val="2128"/>
+          <w:trHeight w:val="557"/>
         </w:trPr>
         <w:tc>
           <w:tcPr>
@@ -5567,14 +5483,14 @@
               <w:rPr>
                 <w:szCs w:val="21"/>
               </w:rPr>
-              <w:t>拟开展涉及生物</w:t>
+              <w:t>拟开展涉及生物安全实验</w:t>
             </w:r>
             <w:r>
               <w:rPr>
                 <w:szCs w:val="21"/>
               </w:rPr>
               <w:lastRenderedPageBreak/>
-              <w:t>安全实验地点</w:t>
+              <w:t>地点</w:t>
             </w:r>
           </w:p>
         </w:tc>
@@ -5650,7 +5566,7 @@
                 <w:szCs w:val="21"/>
                 <w:lang w:bidi="ar"/>
               </w:rPr>
-              <w:t>☑</w:t>
+              <w:t>■</w:t>
             </w:r>
             <w:r>
               <w:rPr>
@@ -5748,7 +5664,6 @@
               <w:t xml:space="preserve">' ? </w:t>
             </w:r>
             <w:proofErr w:type="spellStart"/>
-            <w:proofErr w:type="gramStart"/>
             <w:r>
               <w:rPr>
                 <w:szCs w:val="21"/>
@@ -5760,14 +5675,7 @@
               <w:rPr>
                 <w:szCs w:val="21"/>
               </w:rPr>
-              <w:t xml:space="preserve"> :</w:t>
-            </w:r>
-            <w:proofErr w:type="gramEnd"/>
-            <w:r>
-              <w:rPr>
-                <w:szCs w:val="21"/>
-              </w:rPr>
-              <w:t xml:space="preserve"> '' </w:t>
+              <w:t xml:space="preserve"> : '' </w:t>
             </w:r>
             <w:r>
               <w:rPr>
@@ -5823,7 +5731,7 @@
                 <w:szCs w:val="21"/>
                 <w:lang w:bidi="ar"/>
               </w:rPr>
-              <w:t>☑</w:t>
+              <w:t>■</w:t>
             </w:r>
             <w:r>
               <w:rPr>
@@ -5885,7 +5793,6 @@
               <w:t xml:space="preserve">' ? </w:t>
             </w:r>
             <w:proofErr w:type="spellStart"/>
-            <w:proofErr w:type="gramStart"/>
             <w:r>
               <w:rPr>
                 <w:szCs w:val="21"/>
@@ -5897,14 +5804,7 @@
               <w:rPr>
                 <w:szCs w:val="21"/>
               </w:rPr>
-              <w:t xml:space="preserve"> :</w:t>
-            </w:r>
-            <w:proofErr w:type="gramEnd"/>
-            <w:r>
-              <w:rPr>
-                <w:szCs w:val="21"/>
-              </w:rPr>
-              <w:t xml:space="preserve"> '' +++</w:t>
+              <w:t xml:space="preserve"> : '' +++</w:t>
             </w:r>
           </w:p>
         </w:tc>
@@ -6326,20 +6226,6 @@
                 <w:szCs w:val="21"/>
               </w:rPr>
             </w:pPr>
-          </w:p>
-          <w:p>
-            <w:pPr>
-              <w:rPr>
-                <w:szCs w:val="21"/>
-              </w:rPr>
-            </w:pPr>
-          </w:p>
-          <w:p>
-            <w:pPr>
-              <w:rPr>
-                <w:szCs w:val="21"/>
-              </w:rPr>
-            </w:pPr>
             <w:r>
               <w:rPr>
                 <w:szCs w:val="21"/>
@@ -6357,42 +6243,16 @@
               <w:rPr>
                 <w:szCs w:val="21"/>
               </w:rPr>
-              <w:t>（个人防护设备、设备防护、外来人员防护、警告标识、体检及预防接种、医疗</w:t>
-            </w:r>
-            <w:proofErr w:type="gramStart"/>
-            <w:r>
-              <w:rPr>
-                <w:szCs w:val="21"/>
-              </w:rPr>
-              <w:t>冶疗</w:t>
-            </w:r>
-            <w:proofErr w:type="gramEnd"/>
-            <w:r>
-              <w:rPr>
-                <w:szCs w:val="21"/>
-              </w:rPr>
-              <w:t>、培训、废物处理、菌种保存的内容）</w:t>
-            </w:r>
-          </w:p>
-          <w:p>
-            <w:pPr>
-              <w:rPr>
-                <w:szCs w:val="21"/>
-              </w:rPr>
-            </w:pPr>
-            <w:r>
-              <w:rPr>
-                <w:rFonts w:hint="eastAsia"/>
-                <w:szCs w:val="21"/>
-              </w:rPr>
-              <w:t xml:space="preserve"> </w:t>
-            </w:r>
-            <w:r>
-              <w:rPr>
-                <w:szCs w:val="21"/>
-              </w:rPr>
-              <w:t xml:space="preserve">   </w:t>
-            </w:r>
+              <w:t>（个人防护设备、设备防护、外来人员防护、警告标识、体检及预防接种、医疗冶疗、培训、废物处理、菌种保存的内容）</w:t>
+            </w:r>
+          </w:p>
+          <w:p>
+            <w:pPr>
+              <w:ind w:firstLine="420"/>
+              <w:rPr>
+                <w:szCs w:val="21"/>
+              </w:rPr>
+            </w:pPr>
             <w:r>
               <w:t>+++</w:t>
             </w:r>
@@ -6413,27 +6273,7 @@
           </w:p>
           <w:p>
             <w:pPr>
-              <w:rPr>
-                <w:szCs w:val="21"/>
-              </w:rPr>
-            </w:pPr>
-          </w:p>
-          <w:p>
-            <w:pPr>
-              <w:rPr>
-                <w:szCs w:val="21"/>
-              </w:rPr>
-            </w:pPr>
-          </w:p>
-          <w:p>
-            <w:pPr>
-              <w:rPr>
-                <w:szCs w:val="21"/>
-              </w:rPr>
-            </w:pPr>
-          </w:p>
-          <w:p>
-            <w:pPr>
+              <w:ind w:firstLine="420"/>
               <w:rPr>
                 <w:szCs w:val="21"/>
               </w:rPr>
@@ -6808,7 +6648,6 @@
               <w:rPr>
                 <w:szCs w:val="21"/>
               </w:rPr>
-              <w:lastRenderedPageBreak/>
               <w:t>信息公开和保密要求：说明哪些信息需要保密，哪些信息可以公开</w:t>
             </w:r>
           </w:p>
@@ -6882,7 +6721,7 @@
       </w:tr>
       <w:tr>
         <w:trPr>
-          <w:trHeight w:val="1710"/>
+          <w:trHeight w:val="1550"/>
         </w:trPr>
         <w:tc>
           <w:tcPr>
@@ -6898,22 +6737,15 @@
               <w:rPr>
                 <w:szCs w:val="21"/>
               </w:rPr>
-              <w:t>课题负责人意见：</w:t>
-            </w:r>
-          </w:p>
-          <w:p>
-            <w:pPr>
-              <w:rPr>
-                <w:szCs w:val="21"/>
-              </w:rPr>
-            </w:pPr>
-          </w:p>
-          <w:p>
-            <w:pPr>
-              <w:rPr>
-                <w:szCs w:val="21"/>
-              </w:rPr>
-            </w:pPr>
+              <w:t>课题负责人意</w:t>
+            </w:r>
+            <w:r>
+              <w:rPr>
+                <w:szCs w:val="21"/>
+              </w:rPr>
+              <w:lastRenderedPageBreak/>
+              <w:t>见：</w:t>
+            </w:r>
           </w:p>
           <w:p>
             <w:pPr>
@@ -7064,6 +6896,14 @@
               </w:rPr>
               <w:t>意见</w:t>
             </w:r>
+          </w:p>
+          <w:p>
+            <w:pPr>
+              <w:rPr>
+                <w:color w:val="000000"/>
+                <w:szCs w:val="21"/>
+              </w:rPr>
+            </w:pPr>
           </w:p>
         </w:tc>
         <w:tc>

--- a/template.docx
+++ b/template.docx
@@ -6584,6 +6584,13 @@
                 <w:szCs w:val="21"/>
               </w:rPr>
               <w:t xml:space="preserve">+++ IMAGE </w:t>
+            </w:r>
+            <w:r>
+              <w:rPr>
+                <w:rFonts w:hint="eastAsia"/>
+                <w:szCs w:val="21"/>
+              </w:rPr>
+              <w:t>$</w:t>
             </w:r>
             <w:proofErr w:type="spellStart"/>
             <w:r>

--- a/template.docx
+++ b/template.docx
@@ -1,6 +1,6 @@
 
 <file path=word/document.xml><?xml version="1.0" encoding="utf-8"?>
-<w:document xmlns:wpc="http://schemas.microsoft.com/office/word/2010/wordprocessingCanvas" xmlns:cx="http://schemas.microsoft.com/office/drawing/2014/chartex" xmlns:cx1="http://schemas.microsoft.com/office/drawing/2015/9/8/chartex" xmlns:cx2="http://schemas.microsoft.com/office/drawing/2015/10/21/chartex" xmlns:cx3="http://schemas.microsoft.com/office/drawing/2016/5/9/chartex" xmlns:cx4="http://schemas.microsoft.com/office/drawing/2016/5/10/chartex" xmlns:cx5="http://schemas.microsoft.com/office/drawing/2016/5/11/chartex" xmlns:cx6="http://schemas.microsoft.com/office/drawing/2016/5/12/chartex" xmlns:cx7="http://schemas.microsoft.com/office/drawing/2016/5/13/chartex" xmlns:cx8="http://schemas.microsoft.com/office/drawing/2016/5/14/chartex" xmlns:mc="http://schemas.openxmlformats.org/markup-compatibility/2006" xmlns:aink="http://schemas.microsoft.com/office/drawing/2016/ink" xmlns:am3d="http://schemas.microsoft.com/office/drawing/2017/model3d" xmlns:o="urn:schemas-microsoft-com:office:office" xmlns:r="http://schemas.openxmlformats.org/officeDocument/2006/relationships" xmlns:m="http://schemas.openxmlformats.org/officeDocument/2006/math" xmlns:v="urn:schemas-microsoft-com:vml" xmlns:wp14="http://schemas.microsoft.com/office/word/2010/wordprocessingDrawing" xmlns:wp="http://schemas.openxmlformats.org/drawingml/2006/wordprocessingDrawing" xmlns:w10="urn:schemas-microsoft-com:office:word" xmlns:w="http://schemas.openxmlformats.org/wordprocessingml/2006/main" xmlns:w14="http://schemas.microsoft.com/office/word/2010/wordml" xmlns:w15="http://schemas.microsoft.com/office/word/2012/wordml" xmlns:w16cex="http://schemas.microsoft.com/office/word/2018/wordml/cex" xmlns:w16cid="http://schemas.microsoft.com/office/word/2016/wordml/cid" xmlns:w16="http://schemas.microsoft.com/office/word/2018/wordml" xmlns:w16sdtdh="http://schemas.microsoft.com/office/word/2020/wordml/sdtdatahash" xmlns:w16se="http://schemas.microsoft.com/office/word/2015/wordml/symex" xmlns:wpg="http://schemas.microsoft.com/office/word/2010/wordprocessingGroup" xmlns:wpi="http://schemas.microsoft.com/office/word/2010/wordprocessingInk" xmlns:wne="http://schemas.microsoft.com/office/word/2006/wordml" xmlns:wps="http://schemas.microsoft.com/office/word/2010/wordprocessingShape" mc:Ignorable="w14 w15 w16se w16cid w16 w16cex w16sdtdh wp14">
+<w:document xmlns:wpc="http://schemas.microsoft.com/office/word/2010/wordprocessingCanvas" xmlns:cx="http://schemas.microsoft.com/office/drawing/2014/chartex" xmlns:cx1="http://schemas.microsoft.com/office/drawing/2015/9/8/chartex" xmlns:cx2="http://schemas.microsoft.com/office/drawing/2015/10/21/chartex" xmlns:cx3="http://schemas.microsoft.com/office/drawing/2016/5/9/chartex" xmlns:cx4="http://schemas.microsoft.com/office/drawing/2016/5/10/chartex" xmlns:cx5="http://schemas.microsoft.com/office/drawing/2016/5/11/chartex" xmlns:cx6="http://schemas.microsoft.com/office/drawing/2016/5/12/chartex" xmlns:cx7="http://schemas.microsoft.com/office/drawing/2016/5/13/chartex" xmlns:cx8="http://schemas.microsoft.com/office/drawing/2016/5/14/chartex" xmlns:mc="http://schemas.openxmlformats.org/markup-compatibility/2006" xmlns:aink="http://schemas.microsoft.com/office/drawing/2016/ink" xmlns:am3d="http://schemas.microsoft.com/office/drawing/2017/model3d" xmlns:o="urn:schemas-microsoft-com:office:office" xmlns:oel="http://schemas.microsoft.com/office/2019/extlst" xmlns:r="http://schemas.openxmlformats.org/officeDocument/2006/relationships" xmlns:m="http://schemas.openxmlformats.org/officeDocument/2006/math" xmlns:v="urn:schemas-microsoft-com:vml" xmlns:wp14="http://schemas.microsoft.com/office/word/2010/wordprocessingDrawing" xmlns:wp="http://schemas.openxmlformats.org/drawingml/2006/wordprocessingDrawing" xmlns:w10="urn:schemas-microsoft-com:office:word" xmlns:w="http://schemas.openxmlformats.org/wordprocessingml/2006/main" xmlns:w14="http://schemas.microsoft.com/office/word/2010/wordml" xmlns:w15="http://schemas.microsoft.com/office/word/2012/wordml" xmlns:w16cex="http://schemas.microsoft.com/office/word/2018/wordml/cex" xmlns:w16cid="http://schemas.microsoft.com/office/word/2016/wordml/cid" xmlns:w16="http://schemas.microsoft.com/office/word/2018/wordml" xmlns:w16du="http://schemas.microsoft.com/office/word/2023/wordml/word16du" xmlns:w16sdtdh="http://schemas.microsoft.com/office/word/2020/wordml/sdtdatahash" xmlns:w16sdtfl="http://schemas.microsoft.com/office/word/2024/wordml/sdtformatlock" xmlns:w16se="http://schemas.microsoft.com/office/word/2015/wordml/symex" xmlns:wpg="http://schemas.microsoft.com/office/word/2010/wordprocessingGroup" xmlns:wpi="http://schemas.microsoft.com/office/word/2010/wordprocessingInk" xmlns:wne="http://schemas.microsoft.com/office/word/2006/wordml" xmlns:wps="http://schemas.microsoft.com/office/word/2010/wordprocessingShape" mc:Ignorable="w14 w15 w16se w16cid w16 w16cex w16sdtdh w16sdtfl w16du wp14">
   <w:body>
     <w:p>
       <w:pPr>
@@ -10,7 +10,7 @@
         <w:spacing w:line="700" w:lineRule="exact"/>
         <w:jc w:val="center"/>
         <w:rPr>
-          <w:rFonts w:ascii="方正小标宋_GBK" w:eastAsia="方正小标宋_GBK" w:hAnsi="方正小标宋_GBK" w:cs="宋体"/>
+          <w:rFonts w:ascii="方正小标宋_GBK" w:eastAsia="方正小标宋_GBK" w:hAnsi="方正小标宋_GBK" w:cs="宋体" w:hint="eastAsia"/>
           <w:kern w:val="0"/>
           <w:sz w:val="44"/>
           <w:szCs w:val="44"/>
@@ -23,7 +23,7 @@
           <w:sz w:val="44"/>
           <w:szCs w:val="44"/>
         </w:rPr>
-        <w:t>生物安全实验室管理系统病原微生物及生物安全备案表</w:t>
+        <w:t>病原微生物及生物安全备案表</w:t>
       </w:r>
     </w:p>
     <w:p>
@@ -34,7 +34,7 @@
         <w:spacing w:line="300" w:lineRule="exact"/>
         <w:jc w:val="left"/>
         <w:rPr>
-          <w:rFonts w:ascii="宋体" w:hAnsi="宋体" w:cs="宋体"/>
+          <w:rFonts w:ascii="宋体" w:hAnsi="宋体" w:cs="宋体" w:hint="eastAsia"/>
           <w:kern w:val="0"/>
           <w:szCs w:val="44"/>
         </w:rPr>
@@ -208,7 +208,7 @@
         <w:spacing w:line="300" w:lineRule="exact"/>
         <w:jc w:val="left"/>
         <w:rPr>
-          <w:rFonts w:ascii="宋体" w:hAnsi="宋体" w:cs="宋体"/>
+          <w:rFonts w:ascii="宋体" w:hAnsi="宋体" w:cs="宋体" w:hint="eastAsia"/>
           <w:kern w:val="0"/>
           <w:szCs w:val="44"/>
         </w:rPr>
@@ -238,7 +238,7 @@
         <w:spacing w:line="300" w:lineRule="exact"/>
         <w:jc w:val="left"/>
         <w:rPr>
-          <w:rFonts w:ascii="宋体" w:hAnsi="宋体" w:cs="宋体"/>
+          <w:rFonts w:ascii="宋体" w:hAnsi="宋体" w:cs="宋体" w:hint="eastAsia"/>
           <w:color w:val="FF0000"/>
           <w:kern w:val="0"/>
           <w:szCs w:val="44"/>
@@ -316,7 +316,7 @@
           <w:p>
             <w:pPr>
               <w:rPr>
-                <w:rFonts w:ascii="黑体" w:eastAsia="黑体" w:hAnsi="黑体"/>
+                <w:rFonts w:ascii="黑体" w:eastAsia="黑体" w:hAnsi="黑体" w:hint="eastAsia"/>
                 <w:szCs w:val="21"/>
               </w:rPr>
             </w:pPr>
@@ -1711,6 +1711,7 @@
             <w:r>
               <w:t xml:space="preserve">+++ </w:t>
             </w:r>
+            <w:proofErr w:type="gramStart"/>
             <w:r>
               <w:rPr>
                 <w:rFonts w:hint="eastAsia"/>
@@ -1718,7 +1719,11 @@
               <w:t>FOR</w:t>
             </w:r>
             <w:r>
-              <w:t xml:space="preserve"> p </w:t>
+              <w:t xml:space="preserve"> p</w:t>
+            </w:r>
+            <w:proofErr w:type="gramEnd"/>
+            <w:r>
+              <w:t xml:space="preserve"> </w:t>
             </w:r>
             <w:r>
               <w:rPr>
@@ -1821,10 +1826,12 @@
               <w:t>+++$</w:t>
             </w:r>
             <w:proofErr w:type="spellStart"/>
+            <w:proofErr w:type="gramStart"/>
             <w:r>
               <w:t>p.department</w:t>
             </w:r>
             <w:proofErr w:type="spellEnd"/>
+            <w:proofErr w:type="gramEnd"/>
             <w:r>
               <w:t>+++</w:t>
             </w:r>
@@ -1887,6 +1894,7 @@
               <w:t>$</w:t>
             </w:r>
             <w:proofErr w:type="spellStart"/>
+            <w:proofErr w:type="gramStart"/>
             <w:r>
               <w:rPr>
                 <w:szCs w:val="21"/>
@@ -1894,6 +1902,7 @@
               <w:t>p.phone</w:t>
             </w:r>
             <w:proofErr w:type="spellEnd"/>
+            <w:proofErr w:type="gramEnd"/>
             <w:r>
               <w:rPr>
                 <w:szCs w:val="21"/>
@@ -1926,6 +1935,7 @@
               <w:t>$</w:t>
             </w:r>
             <w:proofErr w:type="spellStart"/>
+            <w:proofErr w:type="gramStart"/>
             <w:r>
               <w:rPr>
                 <w:szCs w:val="21"/>
@@ -1933,6 +1943,7 @@
               <w:t>p.content</w:t>
             </w:r>
             <w:proofErr w:type="spellEnd"/>
+            <w:proofErr w:type="gramEnd"/>
             <w:r>
               <w:rPr>
                 <w:szCs w:val="21"/>
@@ -2112,6 +2123,7 @@
               <w:t xml:space="preserve"> </w:t>
             </w:r>
             <w:proofErr w:type="spellStart"/>
+            <w:proofErr w:type="gramStart"/>
             <w:r>
               <w:rPr>
                 <w:szCs w:val="21"/>
@@ -2119,6 +2131,7 @@
               <w:t>animalName</w:t>
             </w:r>
             <w:proofErr w:type="spellEnd"/>
+            <w:proofErr w:type="gramEnd"/>
             <w:r>
               <w:rPr>
                 <w:szCs w:val="21"/>
@@ -3168,13 +3181,27 @@
               <w:rPr>
                 <w:szCs w:val="21"/>
               </w:rPr>
-              <w:t xml:space="preserve"> == 'BSL-1' </w:t>
-            </w:r>
-            <w:r>
-              <w:rPr>
-                <w:szCs w:val="21"/>
-              </w:rPr>
-              <w:t xml:space="preserve">? </w:t>
+              <w:t xml:space="preserve"> == 'BSL-1</w:t>
+            </w:r>
+            <w:proofErr w:type="gramStart"/>
+            <w:r>
+              <w:rPr>
+                <w:szCs w:val="21"/>
+              </w:rPr>
+              <w:t xml:space="preserve">' </w:t>
+            </w:r>
+            <w:r>
+              <w:rPr>
+                <w:szCs w:val="21"/>
+              </w:rPr>
+              <w:t>?</w:t>
+            </w:r>
+            <w:proofErr w:type="gramEnd"/>
+            <w:r>
+              <w:rPr>
+                <w:szCs w:val="21"/>
+              </w:rPr>
+              <w:t xml:space="preserve"> </w:t>
             </w:r>
             <w:r>
               <w:rPr>
@@ -3295,6 +3322,7 @@
               </w:rPr>
               <w:t>2</w:t>
             </w:r>
+            <w:proofErr w:type="gramStart"/>
             <w:r>
               <w:rPr>
                 <w:szCs w:val="21"/>
@@ -3305,7 +3333,14 @@
               <w:rPr>
                 <w:szCs w:val="21"/>
               </w:rPr>
-              <w:t xml:space="preserve">? </w:t>
+              <w:t>?</w:t>
+            </w:r>
+            <w:proofErr w:type="gramEnd"/>
+            <w:r>
+              <w:rPr>
+                <w:szCs w:val="21"/>
+              </w:rPr>
+              <w:t xml:space="preserve"> </w:t>
             </w:r>
             <w:r>
               <w:rPr>
@@ -3432,6 +3467,7 @@
               </w:rPr>
               <w:t>3</w:t>
             </w:r>
+            <w:proofErr w:type="gramStart"/>
             <w:r>
               <w:rPr>
                 <w:szCs w:val="21"/>
@@ -3442,7 +3478,14 @@
               <w:rPr>
                 <w:szCs w:val="21"/>
               </w:rPr>
-              <w:t xml:space="preserve">? </w:t>
+              <w:t>?</w:t>
+            </w:r>
+            <w:proofErr w:type="gramEnd"/>
+            <w:r>
+              <w:rPr>
+                <w:szCs w:val="21"/>
+              </w:rPr>
+              <w:t xml:space="preserve"> </w:t>
             </w:r>
             <w:r>
               <w:rPr>
@@ -3569,6 +3612,7 @@
               </w:rPr>
               <w:t>4</w:t>
             </w:r>
+            <w:proofErr w:type="gramStart"/>
             <w:r>
               <w:rPr>
                 <w:szCs w:val="21"/>
@@ -3579,7 +3623,14 @@
               <w:rPr>
                 <w:szCs w:val="21"/>
               </w:rPr>
-              <w:t xml:space="preserve">? </w:t>
+              <w:t>?</w:t>
+            </w:r>
+            <w:proofErr w:type="gramEnd"/>
+            <w:r>
+              <w:rPr>
+                <w:szCs w:val="21"/>
+              </w:rPr>
+              <w:t xml:space="preserve"> </w:t>
             </w:r>
             <w:r>
               <w:rPr>
@@ -4433,6 +4484,7 @@
               <w:t xml:space="preserve"> </w:t>
             </w:r>
             <w:proofErr w:type="spellStart"/>
+            <w:proofErr w:type="gramStart"/>
             <w:r>
               <w:rPr>
                 <w:color w:val="000000"/>
@@ -4459,7 +4511,17 @@
                 <w:szCs w:val="21"/>
                 <w:lang w:bidi="ar"/>
               </w:rPr>
-              <w:t xml:space="preserve">? </w:t>
+              <w:t>?</w:t>
+            </w:r>
+            <w:proofErr w:type="gramEnd"/>
+            <w:r>
+              <w:rPr>
+                <w:color w:val="000000"/>
+                <w:kern w:val="0"/>
+                <w:szCs w:val="21"/>
+                <w:lang w:bidi="ar"/>
+              </w:rPr>
+              <w:t xml:space="preserve"> </w:t>
             </w:r>
             <w:r>
               <w:rPr>
@@ -4770,6 +4832,7 @@
               <w:t xml:space="preserve"> </w:t>
             </w:r>
             <w:proofErr w:type="spellStart"/>
+            <w:proofErr w:type="gramStart"/>
             <w:r>
               <w:rPr>
                 <w:color w:val="000000"/>
@@ -4789,6 +4852,7 @@
               </w:rPr>
               <w:t xml:space="preserve"> ?</w:t>
             </w:r>
+            <w:proofErr w:type="gramEnd"/>
             <w:r>
               <w:rPr>
                 <w:color w:val="000000"/>
@@ -5100,6 +5164,7 @@
               <w:t xml:space="preserve"> </w:t>
             </w:r>
             <w:proofErr w:type="spellStart"/>
+            <w:proofErr w:type="gramStart"/>
             <w:r>
               <w:rPr>
                 <w:color w:val="000000"/>
@@ -5128,6 +5193,7 @@
               </w:rPr>
               <w:t>?</w:t>
             </w:r>
+            <w:proofErr w:type="gramEnd"/>
             <w:r>
               <w:rPr>
                 <w:color w:val="000000"/>
@@ -5268,6 +5334,7 @@
               <w:t xml:space="preserve"> </w:t>
             </w:r>
             <w:proofErr w:type="spellStart"/>
+            <w:proofErr w:type="gramStart"/>
             <w:r>
               <w:rPr>
                 <w:color w:val="000000"/>
@@ -5294,7 +5361,17 @@
                 <w:szCs w:val="21"/>
                 <w:lang w:bidi="ar"/>
               </w:rPr>
-              <w:t xml:space="preserve">? </w:t>
+              <w:t>?</w:t>
+            </w:r>
+            <w:proofErr w:type="gramEnd"/>
+            <w:r>
+              <w:rPr>
+                <w:color w:val="000000"/>
+                <w:kern w:val="0"/>
+                <w:szCs w:val="21"/>
+                <w:lang w:bidi="ar"/>
+              </w:rPr>
+              <w:t xml:space="preserve"> </w:t>
             </w:r>
             <w:r>
               <w:rPr>
@@ -5664,6 +5741,7 @@
               <w:t xml:space="preserve">' ? </w:t>
             </w:r>
             <w:proofErr w:type="spellStart"/>
+            <w:proofErr w:type="gramStart"/>
             <w:r>
               <w:rPr>
                 <w:szCs w:val="21"/>
@@ -5675,7 +5753,14 @@
               <w:rPr>
                 <w:szCs w:val="21"/>
               </w:rPr>
-              <w:t xml:space="preserve"> : '' </w:t>
+              <w:t xml:space="preserve"> :</w:t>
+            </w:r>
+            <w:proofErr w:type="gramEnd"/>
+            <w:r>
+              <w:rPr>
+                <w:szCs w:val="21"/>
+              </w:rPr>
+              <w:t xml:space="preserve"> '' </w:t>
             </w:r>
             <w:r>
               <w:rPr>
@@ -5793,6 +5878,7 @@
               <w:t xml:space="preserve">' ? </w:t>
             </w:r>
             <w:proofErr w:type="spellStart"/>
+            <w:proofErr w:type="gramStart"/>
             <w:r>
               <w:rPr>
                 <w:szCs w:val="21"/>
@@ -5804,7 +5890,14 @@
               <w:rPr>
                 <w:szCs w:val="21"/>
               </w:rPr>
-              <w:t xml:space="preserve"> : '' +++</w:t>
+              <w:t xml:space="preserve"> :</w:t>
+            </w:r>
+            <w:proofErr w:type="gramEnd"/>
+            <w:r>
+              <w:rPr>
+                <w:szCs w:val="21"/>
+              </w:rPr>
+              <w:t xml:space="preserve"> '' +++</w:t>
             </w:r>
           </w:p>
         </w:tc>
@@ -6243,7 +6336,21 @@
               <w:rPr>
                 <w:szCs w:val="21"/>
               </w:rPr>
-              <w:t>（个人防护设备、设备防护、外来人员防护、警告标识、体检及预防接种、医疗冶疗、培训、废物处理、菌种保存的内容）</w:t>
+              <w:t>（个人防护设备、设备防护、外来人员防护、警告标识、体检及预防接种、医疗</w:t>
+            </w:r>
+            <w:proofErr w:type="gramStart"/>
+            <w:r>
+              <w:rPr>
+                <w:szCs w:val="21"/>
+              </w:rPr>
+              <w:t>冶疗</w:t>
+            </w:r>
+            <w:proofErr w:type="gramEnd"/>
+            <w:r>
+              <w:rPr>
+                <w:szCs w:val="21"/>
+              </w:rPr>
+              <w:t>、培训、废物处理、菌种保存的内容）</w:t>
             </w:r>
           </w:p>
           <w:p>
@@ -7135,7 +7242,7 @@
 </file>
 
 <file path=word/endnotes.xml><?xml version="1.0" encoding="utf-8"?>
-<w:endnotes xmlns:wpc="http://schemas.microsoft.com/office/word/2010/wordprocessingCanvas" xmlns:cx="http://schemas.microsoft.com/office/drawing/2014/chartex" xmlns:cx1="http://schemas.microsoft.com/office/drawing/2015/9/8/chartex" xmlns:cx2="http://schemas.microsoft.com/office/drawing/2015/10/21/chartex" xmlns:cx3="http://schemas.microsoft.com/office/drawing/2016/5/9/chartex" xmlns:cx4="http://schemas.microsoft.com/office/drawing/2016/5/10/chartex" xmlns:cx5="http://schemas.microsoft.com/office/drawing/2016/5/11/chartex" xmlns:cx6="http://schemas.microsoft.com/office/drawing/2016/5/12/chartex" xmlns:cx7="http://schemas.microsoft.com/office/drawing/2016/5/13/chartex" xmlns:cx8="http://schemas.microsoft.com/office/drawing/2016/5/14/chartex" xmlns:mc="http://schemas.openxmlformats.org/markup-compatibility/2006" xmlns:aink="http://schemas.microsoft.com/office/drawing/2016/ink" xmlns:am3d="http://schemas.microsoft.com/office/drawing/2017/model3d" xmlns:o="urn:schemas-microsoft-com:office:office" xmlns:r="http://schemas.openxmlformats.org/officeDocument/2006/relationships" xmlns:m="http://schemas.openxmlformats.org/officeDocument/2006/math" xmlns:v="urn:schemas-microsoft-com:vml" xmlns:wp14="http://schemas.microsoft.com/office/word/2010/wordprocessingDrawing" xmlns:wp="http://schemas.openxmlformats.org/drawingml/2006/wordprocessingDrawing" xmlns:w10="urn:schemas-microsoft-com:office:word" xmlns:w="http://schemas.openxmlformats.org/wordprocessingml/2006/main" xmlns:w14="http://schemas.microsoft.com/office/word/2010/wordml" xmlns:w15="http://schemas.microsoft.com/office/word/2012/wordml" xmlns:w16cex="http://schemas.microsoft.com/office/word/2018/wordml/cex" xmlns:w16cid="http://schemas.microsoft.com/office/word/2016/wordml/cid" xmlns:w16="http://schemas.microsoft.com/office/word/2018/wordml" xmlns:w16sdtdh="http://schemas.microsoft.com/office/word/2020/wordml/sdtdatahash" xmlns:w16se="http://schemas.microsoft.com/office/word/2015/wordml/symex" xmlns:wpg="http://schemas.microsoft.com/office/word/2010/wordprocessingGroup" xmlns:wpi="http://schemas.microsoft.com/office/word/2010/wordprocessingInk" xmlns:wne="http://schemas.microsoft.com/office/word/2006/wordml" xmlns:wps="http://schemas.microsoft.com/office/word/2010/wordprocessingShape" mc:Ignorable="w14 w15 w16se w16cid w16 w16cex w16sdtdh wp14">
+<w:endnotes xmlns:wpc="http://schemas.microsoft.com/office/word/2010/wordprocessingCanvas" xmlns:cx="http://schemas.microsoft.com/office/drawing/2014/chartex" xmlns:cx1="http://schemas.microsoft.com/office/drawing/2015/9/8/chartex" xmlns:cx2="http://schemas.microsoft.com/office/drawing/2015/10/21/chartex" xmlns:cx3="http://schemas.microsoft.com/office/drawing/2016/5/9/chartex" xmlns:cx4="http://schemas.microsoft.com/office/drawing/2016/5/10/chartex" xmlns:cx5="http://schemas.microsoft.com/office/drawing/2016/5/11/chartex" xmlns:cx6="http://schemas.microsoft.com/office/drawing/2016/5/12/chartex" xmlns:cx7="http://schemas.microsoft.com/office/drawing/2016/5/13/chartex" xmlns:cx8="http://schemas.microsoft.com/office/drawing/2016/5/14/chartex" xmlns:mc="http://schemas.openxmlformats.org/markup-compatibility/2006" xmlns:aink="http://schemas.microsoft.com/office/drawing/2016/ink" xmlns:am3d="http://schemas.microsoft.com/office/drawing/2017/model3d" xmlns:o="urn:schemas-microsoft-com:office:office" xmlns:oel="http://schemas.microsoft.com/office/2019/extlst" xmlns:r="http://schemas.openxmlformats.org/officeDocument/2006/relationships" xmlns:m="http://schemas.openxmlformats.org/officeDocument/2006/math" xmlns:v="urn:schemas-microsoft-com:vml" xmlns:wp14="http://schemas.microsoft.com/office/word/2010/wordprocessingDrawing" xmlns:wp="http://schemas.openxmlformats.org/drawingml/2006/wordprocessingDrawing" xmlns:w10="urn:schemas-microsoft-com:office:word" xmlns:w="http://schemas.openxmlformats.org/wordprocessingml/2006/main" xmlns:w14="http://schemas.microsoft.com/office/word/2010/wordml" xmlns:w15="http://schemas.microsoft.com/office/word/2012/wordml" xmlns:w16cex="http://schemas.microsoft.com/office/word/2018/wordml/cex" xmlns:w16cid="http://schemas.microsoft.com/office/word/2016/wordml/cid" xmlns:w16="http://schemas.microsoft.com/office/word/2018/wordml" xmlns:w16du="http://schemas.microsoft.com/office/word/2023/wordml/word16du" xmlns:w16sdtdh="http://schemas.microsoft.com/office/word/2020/wordml/sdtdatahash" xmlns:w16sdtfl="http://schemas.microsoft.com/office/word/2024/wordml/sdtformatlock" xmlns:w16se="http://schemas.microsoft.com/office/word/2015/wordml/symex" xmlns:wpg="http://schemas.microsoft.com/office/word/2010/wordprocessingGroup" xmlns:wpi="http://schemas.microsoft.com/office/word/2010/wordprocessingInk" xmlns:wne="http://schemas.microsoft.com/office/word/2006/wordml" xmlns:wps="http://schemas.microsoft.com/office/word/2010/wordprocessingShape" mc:Ignorable="w14 w15 w16se w16cid w16 w16cex w16sdtdh w16sdtfl w16du wp14">
   <w:endnote w:type="separator" w:id="-1">
     <w:p>
       <w:r>
@@ -7154,7 +7261,7 @@
 </file>
 
 <file path=word/footer1.xml><?xml version="1.0" encoding="utf-8"?>
-<w:ftr xmlns:wpc="http://schemas.microsoft.com/office/word/2010/wordprocessingCanvas" xmlns:cx="http://schemas.microsoft.com/office/drawing/2014/chartex" xmlns:cx1="http://schemas.microsoft.com/office/drawing/2015/9/8/chartex" xmlns:cx2="http://schemas.microsoft.com/office/drawing/2015/10/21/chartex" xmlns:cx3="http://schemas.microsoft.com/office/drawing/2016/5/9/chartex" xmlns:cx4="http://schemas.microsoft.com/office/drawing/2016/5/10/chartex" xmlns:cx5="http://schemas.microsoft.com/office/drawing/2016/5/11/chartex" xmlns:cx6="http://schemas.microsoft.com/office/drawing/2016/5/12/chartex" xmlns:cx7="http://schemas.microsoft.com/office/drawing/2016/5/13/chartex" xmlns:cx8="http://schemas.microsoft.com/office/drawing/2016/5/14/chartex" xmlns:mc="http://schemas.openxmlformats.org/markup-compatibility/2006" xmlns:aink="http://schemas.microsoft.com/office/drawing/2016/ink" xmlns:am3d="http://schemas.microsoft.com/office/drawing/2017/model3d" xmlns:o="urn:schemas-microsoft-com:office:office" xmlns:r="http://schemas.openxmlformats.org/officeDocument/2006/relationships" xmlns:m="http://schemas.openxmlformats.org/officeDocument/2006/math" xmlns:v="urn:schemas-microsoft-com:vml" xmlns:wp14="http://schemas.microsoft.com/office/word/2010/wordprocessingDrawing" xmlns:wp="http://schemas.openxmlformats.org/drawingml/2006/wordprocessingDrawing" xmlns:w10="urn:schemas-microsoft-com:office:word" xmlns:w="http://schemas.openxmlformats.org/wordprocessingml/2006/main" xmlns:w14="http://schemas.microsoft.com/office/word/2010/wordml" xmlns:w15="http://schemas.microsoft.com/office/word/2012/wordml" xmlns:w16cex="http://schemas.microsoft.com/office/word/2018/wordml/cex" xmlns:w16cid="http://schemas.microsoft.com/office/word/2016/wordml/cid" xmlns:w16="http://schemas.microsoft.com/office/word/2018/wordml" xmlns:w16sdtdh="http://schemas.microsoft.com/office/word/2020/wordml/sdtdatahash" xmlns:w16se="http://schemas.microsoft.com/office/word/2015/wordml/symex" xmlns:wpg="http://schemas.microsoft.com/office/word/2010/wordprocessingGroup" xmlns:wpi="http://schemas.microsoft.com/office/word/2010/wordprocessingInk" xmlns:wne="http://schemas.microsoft.com/office/word/2006/wordml" xmlns:wps="http://schemas.microsoft.com/office/word/2010/wordprocessingShape" mc:Ignorable="w14 w15 w16se w16cid w16 w16cex w16sdtdh wp14">
+<w:ftr xmlns:wpc="http://schemas.microsoft.com/office/word/2010/wordprocessingCanvas" xmlns:cx="http://schemas.microsoft.com/office/drawing/2014/chartex" xmlns:cx1="http://schemas.microsoft.com/office/drawing/2015/9/8/chartex" xmlns:cx2="http://schemas.microsoft.com/office/drawing/2015/10/21/chartex" xmlns:cx3="http://schemas.microsoft.com/office/drawing/2016/5/9/chartex" xmlns:cx4="http://schemas.microsoft.com/office/drawing/2016/5/10/chartex" xmlns:cx5="http://schemas.microsoft.com/office/drawing/2016/5/11/chartex" xmlns:cx6="http://schemas.microsoft.com/office/drawing/2016/5/12/chartex" xmlns:cx7="http://schemas.microsoft.com/office/drawing/2016/5/13/chartex" xmlns:cx8="http://schemas.microsoft.com/office/drawing/2016/5/14/chartex" xmlns:mc="http://schemas.openxmlformats.org/markup-compatibility/2006" xmlns:aink="http://schemas.microsoft.com/office/drawing/2016/ink" xmlns:am3d="http://schemas.microsoft.com/office/drawing/2017/model3d" xmlns:o="urn:schemas-microsoft-com:office:office" xmlns:oel="http://schemas.microsoft.com/office/2019/extlst" xmlns:r="http://schemas.openxmlformats.org/officeDocument/2006/relationships" xmlns:m="http://schemas.openxmlformats.org/officeDocument/2006/math" xmlns:v="urn:schemas-microsoft-com:vml" xmlns:wp14="http://schemas.microsoft.com/office/word/2010/wordprocessingDrawing" xmlns:wp="http://schemas.openxmlformats.org/drawingml/2006/wordprocessingDrawing" xmlns:w10="urn:schemas-microsoft-com:office:word" xmlns:w="http://schemas.openxmlformats.org/wordprocessingml/2006/main" xmlns:w14="http://schemas.microsoft.com/office/word/2010/wordml" xmlns:w15="http://schemas.microsoft.com/office/word/2012/wordml" xmlns:w16cex="http://schemas.microsoft.com/office/word/2018/wordml/cex" xmlns:w16cid="http://schemas.microsoft.com/office/word/2016/wordml/cid" xmlns:w16="http://schemas.microsoft.com/office/word/2018/wordml" xmlns:w16du="http://schemas.microsoft.com/office/word/2023/wordml/word16du" xmlns:w16sdtdh="http://schemas.microsoft.com/office/word/2020/wordml/sdtdatahash" xmlns:w16sdtfl="http://schemas.microsoft.com/office/word/2024/wordml/sdtformatlock" xmlns:w16se="http://schemas.microsoft.com/office/word/2015/wordml/symex" xmlns:wpg="http://schemas.microsoft.com/office/word/2010/wordprocessingGroup" xmlns:wpi="http://schemas.microsoft.com/office/word/2010/wordprocessingInk" xmlns:wne="http://schemas.microsoft.com/office/word/2006/wordml" xmlns:wps="http://schemas.microsoft.com/office/word/2010/wordprocessingShape" mc:Ignorable="w14 w15 w16se w16cid w16 w16cex w16sdtdh w16sdtfl w16du wp14">
   <w:p>
     <w:pPr>
       <w:pStyle w:val="a9"/>
@@ -7196,7 +7303,7 @@
 </file>
 
 <file path=word/footnotes.xml><?xml version="1.0" encoding="utf-8"?>
-<w:footnotes xmlns:wpc="http://schemas.microsoft.com/office/word/2010/wordprocessingCanvas" xmlns:cx="http://schemas.microsoft.com/office/drawing/2014/chartex" xmlns:cx1="http://schemas.microsoft.com/office/drawing/2015/9/8/chartex" xmlns:cx2="http://schemas.microsoft.com/office/drawing/2015/10/21/chartex" xmlns:cx3="http://schemas.microsoft.com/office/drawing/2016/5/9/chartex" xmlns:cx4="http://schemas.microsoft.com/office/drawing/2016/5/10/chartex" xmlns:cx5="http://schemas.microsoft.com/office/drawing/2016/5/11/chartex" xmlns:cx6="http://schemas.microsoft.com/office/drawing/2016/5/12/chartex" xmlns:cx7="http://schemas.microsoft.com/office/drawing/2016/5/13/chartex" xmlns:cx8="http://schemas.microsoft.com/office/drawing/2016/5/14/chartex" xmlns:mc="http://schemas.openxmlformats.org/markup-compatibility/2006" xmlns:aink="http://schemas.microsoft.com/office/drawing/2016/ink" xmlns:am3d="http://schemas.microsoft.com/office/drawing/2017/model3d" xmlns:o="urn:schemas-microsoft-com:office:office" xmlns:r="http://schemas.openxmlformats.org/officeDocument/2006/relationships" xmlns:m="http://schemas.openxmlformats.org/officeDocument/2006/math" xmlns:v="urn:schemas-microsoft-com:vml" xmlns:wp14="http://schemas.microsoft.com/office/word/2010/wordprocessingDrawing" xmlns:wp="http://schemas.openxmlformats.org/drawingml/2006/wordprocessingDrawing" xmlns:w10="urn:schemas-microsoft-com:office:word" xmlns:w="http://schemas.openxmlformats.org/wordprocessingml/2006/main" xmlns:w14="http://schemas.microsoft.com/office/word/2010/wordml" xmlns:w15="http://schemas.microsoft.com/office/word/2012/wordml" xmlns:w16cex="http://schemas.microsoft.com/office/word/2018/wordml/cex" xmlns:w16cid="http://schemas.microsoft.com/office/word/2016/wordml/cid" xmlns:w16="http://schemas.microsoft.com/office/word/2018/wordml" xmlns:w16sdtdh="http://schemas.microsoft.com/office/word/2020/wordml/sdtdatahash" xmlns:w16se="http://schemas.microsoft.com/office/word/2015/wordml/symex" xmlns:wpg="http://schemas.microsoft.com/office/word/2010/wordprocessingGroup" xmlns:wpi="http://schemas.microsoft.com/office/word/2010/wordprocessingInk" xmlns:wne="http://schemas.microsoft.com/office/word/2006/wordml" xmlns:wps="http://schemas.microsoft.com/office/word/2010/wordprocessingShape" mc:Ignorable="w14 w15 w16se w16cid w16 w16cex w16sdtdh wp14">
+<w:footnotes xmlns:wpc="http://schemas.microsoft.com/office/word/2010/wordprocessingCanvas" xmlns:cx="http://schemas.microsoft.com/office/drawing/2014/chartex" xmlns:cx1="http://schemas.microsoft.com/office/drawing/2015/9/8/chartex" xmlns:cx2="http://schemas.microsoft.com/office/drawing/2015/10/21/chartex" xmlns:cx3="http://schemas.microsoft.com/office/drawing/2016/5/9/chartex" xmlns:cx4="http://schemas.microsoft.com/office/drawing/2016/5/10/chartex" xmlns:cx5="http://schemas.microsoft.com/office/drawing/2016/5/11/chartex" xmlns:cx6="http://schemas.microsoft.com/office/drawing/2016/5/12/chartex" xmlns:cx7="http://schemas.microsoft.com/office/drawing/2016/5/13/chartex" xmlns:cx8="http://schemas.microsoft.com/office/drawing/2016/5/14/chartex" xmlns:mc="http://schemas.openxmlformats.org/markup-compatibility/2006" xmlns:aink="http://schemas.microsoft.com/office/drawing/2016/ink" xmlns:am3d="http://schemas.microsoft.com/office/drawing/2017/model3d" xmlns:o="urn:schemas-microsoft-com:office:office" xmlns:oel="http://schemas.microsoft.com/office/2019/extlst" xmlns:r="http://schemas.openxmlformats.org/officeDocument/2006/relationships" xmlns:m="http://schemas.openxmlformats.org/officeDocument/2006/math" xmlns:v="urn:schemas-microsoft-com:vml" xmlns:wp14="http://schemas.microsoft.com/office/word/2010/wordprocessingDrawing" xmlns:wp="http://schemas.openxmlformats.org/drawingml/2006/wordprocessingDrawing" xmlns:w10="urn:schemas-microsoft-com:office:word" xmlns:w="http://schemas.openxmlformats.org/wordprocessingml/2006/main" xmlns:w14="http://schemas.microsoft.com/office/word/2010/wordml" xmlns:w15="http://schemas.microsoft.com/office/word/2012/wordml" xmlns:w16cex="http://schemas.microsoft.com/office/word/2018/wordml/cex" xmlns:w16cid="http://schemas.microsoft.com/office/word/2016/wordml/cid" xmlns:w16="http://schemas.microsoft.com/office/word/2018/wordml" xmlns:w16du="http://schemas.microsoft.com/office/word/2023/wordml/word16du" xmlns:w16sdtdh="http://schemas.microsoft.com/office/word/2020/wordml/sdtdatahash" xmlns:w16sdtfl="http://schemas.microsoft.com/office/word/2024/wordml/sdtformatlock" xmlns:w16se="http://schemas.microsoft.com/office/word/2015/wordml/symex" xmlns:wpg="http://schemas.microsoft.com/office/word/2010/wordprocessingGroup" xmlns:wpi="http://schemas.microsoft.com/office/word/2010/wordprocessingInk" xmlns:wne="http://schemas.microsoft.com/office/word/2006/wordml" xmlns:wps="http://schemas.microsoft.com/office/word/2010/wordprocessingShape" mc:Ignorable="w14 w15 w16se w16cid w16 w16cex w16sdtdh w16sdtfl w16du wp14">
   <w:footnote w:type="separator" w:id="-1">
     <w:p>
       <w:r>
@@ -7215,7 +7322,7 @@
 </file>
 
 <file path=word/numbering.xml><?xml version="1.0" encoding="utf-8"?>
-<w:numbering xmlns:wpc="http://schemas.microsoft.com/office/word/2010/wordprocessingCanvas" xmlns:cx="http://schemas.microsoft.com/office/drawing/2014/chartex" xmlns:cx1="http://schemas.microsoft.com/office/drawing/2015/9/8/chartex" xmlns:cx2="http://schemas.microsoft.com/office/drawing/2015/10/21/chartex" xmlns:cx3="http://schemas.microsoft.com/office/drawing/2016/5/9/chartex" xmlns:cx4="http://schemas.microsoft.com/office/drawing/2016/5/10/chartex" xmlns:cx5="http://schemas.microsoft.com/office/drawing/2016/5/11/chartex" xmlns:cx6="http://schemas.microsoft.com/office/drawing/2016/5/12/chartex" xmlns:cx7="http://schemas.microsoft.com/office/drawing/2016/5/13/chartex" xmlns:cx8="http://schemas.microsoft.com/office/drawing/2016/5/14/chartex" xmlns:mc="http://schemas.openxmlformats.org/markup-compatibility/2006" xmlns:aink="http://schemas.microsoft.com/office/drawing/2016/ink" xmlns:am3d="http://schemas.microsoft.com/office/drawing/2017/model3d" xmlns:o="urn:schemas-microsoft-com:office:office" xmlns:r="http://schemas.openxmlformats.org/officeDocument/2006/relationships" xmlns:m="http://schemas.openxmlformats.org/officeDocument/2006/math" xmlns:v="urn:schemas-microsoft-com:vml" xmlns:wp14="http://schemas.microsoft.com/office/word/2010/wordprocessingDrawing" xmlns:wp="http://schemas.openxmlformats.org/drawingml/2006/wordprocessingDrawing" xmlns:w10="urn:schemas-microsoft-com:office:word" xmlns:w="http://schemas.openxmlformats.org/wordprocessingml/2006/main" xmlns:w14="http://schemas.microsoft.com/office/word/2010/wordml" xmlns:w15="http://schemas.microsoft.com/office/word/2012/wordml" xmlns:w16cex="http://schemas.microsoft.com/office/word/2018/wordml/cex" xmlns:w16cid="http://schemas.microsoft.com/office/word/2016/wordml/cid" xmlns:w16="http://schemas.microsoft.com/office/word/2018/wordml" xmlns:w16sdtdh="http://schemas.microsoft.com/office/word/2020/wordml/sdtdatahash" xmlns:w16se="http://schemas.microsoft.com/office/word/2015/wordml/symex" xmlns:wpg="http://schemas.microsoft.com/office/word/2010/wordprocessingGroup" xmlns:wpi="http://schemas.microsoft.com/office/word/2010/wordprocessingInk" xmlns:wne="http://schemas.microsoft.com/office/word/2006/wordml" xmlns:wps="http://schemas.microsoft.com/office/word/2010/wordprocessingShape" mc:Ignorable="w14 w15 w16se w16cid w16 w16cex w16sdtdh wp14">
+<w:numbering xmlns:wpc="http://schemas.microsoft.com/office/word/2010/wordprocessingCanvas" xmlns:cx="http://schemas.microsoft.com/office/drawing/2014/chartex" xmlns:cx1="http://schemas.microsoft.com/office/drawing/2015/9/8/chartex" xmlns:cx2="http://schemas.microsoft.com/office/drawing/2015/10/21/chartex" xmlns:cx3="http://schemas.microsoft.com/office/drawing/2016/5/9/chartex" xmlns:cx4="http://schemas.microsoft.com/office/drawing/2016/5/10/chartex" xmlns:cx5="http://schemas.microsoft.com/office/drawing/2016/5/11/chartex" xmlns:cx6="http://schemas.microsoft.com/office/drawing/2016/5/12/chartex" xmlns:cx7="http://schemas.microsoft.com/office/drawing/2016/5/13/chartex" xmlns:cx8="http://schemas.microsoft.com/office/drawing/2016/5/14/chartex" xmlns:mc="http://schemas.openxmlformats.org/markup-compatibility/2006" xmlns:aink="http://schemas.microsoft.com/office/drawing/2016/ink" xmlns:am3d="http://schemas.microsoft.com/office/drawing/2017/model3d" xmlns:o="urn:schemas-microsoft-com:office:office" xmlns:oel="http://schemas.microsoft.com/office/2019/extlst" xmlns:r="http://schemas.openxmlformats.org/officeDocument/2006/relationships" xmlns:m="http://schemas.openxmlformats.org/officeDocument/2006/math" xmlns:v="urn:schemas-microsoft-com:vml" xmlns:wp14="http://schemas.microsoft.com/office/word/2010/wordprocessingDrawing" xmlns:wp="http://schemas.openxmlformats.org/drawingml/2006/wordprocessingDrawing" xmlns:w10="urn:schemas-microsoft-com:office:word" xmlns:w="http://schemas.openxmlformats.org/wordprocessingml/2006/main" xmlns:w14="http://schemas.microsoft.com/office/word/2010/wordml" xmlns:w15="http://schemas.microsoft.com/office/word/2012/wordml" xmlns:w16cex="http://schemas.microsoft.com/office/word/2018/wordml/cex" xmlns:w16cid="http://schemas.microsoft.com/office/word/2016/wordml/cid" xmlns:w16="http://schemas.microsoft.com/office/word/2018/wordml" xmlns:w16du="http://schemas.microsoft.com/office/word/2023/wordml/word16du" xmlns:w16sdtdh="http://schemas.microsoft.com/office/word/2020/wordml/sdtdatahash" xmlns:w16sdtfl="http://schemas.microsoft.com/office/word/2024/wordml/sdtformatlock" xmlns:w16se="http://schemas.microsoft.com/office/word/2015/wordml/symex" xmlns:wpg="http://schemas.microsoft.com/office/word/2010/wordprocessingGroup" xmlns:wpi="http://schemas.microsoft.com/office/word/2010/wordprocessingInk" xmlns:wne="http://schemas.microsoft.com/office/word/2006/wordml" xmlns:wps="http://schemas.microsoft.com/office/word/2010/wordprocessingShape" mc:Ignorable="w14 w15 w16se w16cid w16 w16cex w16sdtdh w16sdtfl w16du wp14">
   <w:abstractNum w:abstractNumId="0" w15:restartNumberingAfterBreak="0">
     <w:nsid w:val="9021A6D2"/>
     <w:multiLevelType w:val="singleLevel"/>
@@ -7232,14 +7339,14 @@
       </w:pPr>
     </w:lvl>
   </w:abstractNum>
-  <w:num w:numId="1">
+  <w:num w:numId="1" w16cid:durableId="1617174191">
     <w:abstractNumId w:val="0"/>
   </w:num>
 </w:numbering>
 </file>
 
 <file path=word/styles.xml><?xml version="1.0" encoding="utf-8"?>
-<w:styles xmlns:mc="http://schemas.openxmlformats.org/markup-compatibility/2006" xmlns:r="http://schemas.openxmlformats.org/officeDocument/2006/relationships" xmlns:w="http://schemas.openxmlformats.org/wordprocessingml/2006/main" xmlns:w14="http://schemas.microsoft.com/office/word/2010/wordml" xmlns:w15="http://schemas.microsoft.com/office/word/2012/wordml" xmlns:w16cex="http://schemas.microsoft.com/office/word/2018/wordml/cex" xmlns:w16cid="http://schemas.microsoft.com/office/word/2016/wordml/cid" xmlns:w16="http://schemas.microsoft.com/office/word/2018/wordml" xmlns:w16sdtdh="http://schemas.microsoft.com/office/word/2020/wordml/sdtdatahash" xmlns:w16se="http://schemas.microsoft.com/office/word/2015/wordml/symex" mc:Ignorable="w14 w15 w16se w16cid w16 w16cex w16sdtdh">
+<w:styles xmlns:mc="http://schemas.openxmlformats.org/markup-compatibility/2006" xmlns:r="http://schemas.openxmlformats.org/officeDocument/2006/relationships" xmlns:w="http://schemas.openxmlformats.org/wordprocessingml/2006/main" xmlns:w14="http://schemas.microsoft.com/office/word/2010/wordml" xmlns:w15="http://schemas.microsoft.com/office/word/2012/wordml" xmlns:w16cex="http://schemas.microsoft.com/office/word/2018/wordml/cex" xmlns:w16cid="http://schemas.microsoft.com/office/word/2016/wordml/cid" xmlns:w16="http://schemas.microsoft.com/office/word/2018/wordml" xmlns:w16du="http://schemas.microsoft.com/office/word/2023/wordml/word16du" xmlns:w16sdtdh="http://schemas.microsoft.com/office/word/2020/wordml/sdtdatahash" xmlns:w16sdtfl="http://schemas.microsoft.com/office/word/2024/wordml/sdtformatlock" xmlns:w16se="http://schemas.microsoft.com/office/word/2015/wordml/symex" mc:Ignorable="w14 w15 w16se w16cid w16 w16cex w16sdtdh w16sdtfl w16du">
   <w:docDefaults>
     <w:rPrDefault>
       <w:rPr>
